--- a/02-放大电路/01-运算放大电路/减法放大电路/减法放大电路.docx
+++ b/02-放大电路/01-运算放大电路/减法放大电路/减法放大电路.docx
@@ -2562,6 +2562,20 @@
     </w:p>
     <w:bookmarkEnd w:id="26"/>
     <w:bookmarkEnd w:id="27"/>
+    <w:p>
+      <w:pPr>
+        <w:spacing w:before="360"/>
+        <w:jc w:val="center"/>
+      </w:pPr>
+      <w:r>
+        <w:rPr>
+          <w:rFonts w:ascii="Times New Roman" w:hAnsi="Times New Roman"/>
+          <w:color w:val="555555"/>
+          <w:sz w:val="21"/>
+        </w:rPr>
+        <w:t>材料收集者：杜文杰</w:t>
+      </w:r>
+    </w:p>
     <w:sectPr>
       <w:headerReference r:id="rId9" w:type="default"/>
       <w:footerReference r:id="rId10" w:type="default"/>

--- a/02-放大电路/01-运算放大电路/减法放大电路/减法放大电路.docx
+++ b/02-放大电路/01-运算放大电路/减法放大电路/减法放大电路.docx
@@ -1,6 +1,6 @@
 
 <file path=word/document.xml><?xml version="1.0" encoding="utf-8"?>
-<w:document xmlns:w="http://schemas.openxmlformats.org/wordprocessingml/2006/main" xmlns:m="http://schemas.openxmlformats.org/officeDocument/2006/math" xmlns:r="http://schemas.openxmlformats.org/officeDocument/2006/relationships" xmlns:o="urn:schemas-microsoft-com:office:office" xmlns:v="urn:schemas-microsoft-com:vml" xmlns:w10="urn:schemas-microsoft-com:office:word" xmlns:a="http://schemas.openxmlformats.org/drawingml/2006/main" xmlns:pic="http://schemas.openxmlformats.org/drawingml/2006/picture" xmlns:wp="http://schemas.openxmlformats.org/drawingml/2006/wordprocessingDrawing">
+<w:document xmlns:m="http://schemas.openxmlformats.org/officeDocument/2006/math" xmlns:r="http://schemas.openxmlformats.org/officeDocument/2006/relationships" xmlns:w="http://schemas.openxmlformats.org/wordprocessingml/2006/main" xmlns:o="urn:schemas-microsoft-com:office:office" xmlns:v="urn:schemas-microsoft-com:vml" xmlns:w10="urn:schemas-microsoft-com:office:word" xmlns:a="http://schemas.openxmlformats.org/drawingml/2006/main" xmlns:pic="http://schemas.openxmlformats.org/drawingml/2006/picture" xmlns:wp="http://schemas.openxmlformats.org/drawingml/2006/wordprocessingDrawing">
   <w:body>
     <w:bookmarkStart w:id="27" w:name="减法放大电路"/>
     <w:p>
@@ -9,7 +9,7 @@
       </w:pPr>
       <w:r>
         <w:rPr>
-          <w:rFonts w:hint="eastAsia"/>
+          <w:rFonts w:hint="eastAsia" w:eastAsia="黑体"/>
         </w:rPr>
         <w:t xml:space="preserve">减法放大电路</w:t>
       </w:r>
@@ -21,7 +21,7 @@
       </w:pPr>
       <w:r>
         <w:rPr>
-          <w:rFonts w:hint="eastAsia"/>
+          <w:rFonts w:hint="eastAsia" w:eastAsia="黑体"/>
         </w:rPr>
         <w:t xml:space="preserve">拓扑描述</w:t>
       </w:r>
@@ -32,16 +32,19 @@
       </w:pPr>
       <w:r>
         <w:rPr>
-          <w:rFonts w:hint="eastAsia"/>
+          <w:rFonts w:hint="eastAsia" w:eastAsia="黑体"/>
         </w:rPr>
         <w:t xml:space="preserve">由</w:t>
       </w:r>
       <w:r>
+        <w:rPr>
+          <w:rFonts w:eastAsia="黑体"/>
+        </w:rPr>
         <w:t xml:space="preserve"> </w:t>
       </w:r>
       <w:r>
         <w:rPr>
-          <w:rFonts w:hint="eastAsia"/>
+          <w:rFonts w:hint="eastAsia" w:eastAsia="黑体"/>
           <w:b/>
           <w:bCs/>
         </w:rPr>
@@ -49,26 +52,33 @@
       </w:r>
       <w:r>
         <w:rPr>
+          <w:rFonts w:eastAsia="黑体"/>
           <w:b/>
           <w:bCs/>
         </w:rPr>
         <w:t xml:space="preserve"> A1</w:t>
       </w:r>
       <w:r>
+        <w:rPr>
+          <w:rFonts w:eastAsia="黑体"/>
+        </w:rPr>
         <w:t xml:space="preserve"> </w:t>
       </w:r>
       <w:r>
         <w:rPr>
-          <w:rFonts w:hint="eastAsia"/>
+          <w:rFonts w:hint="eastAsia" w:eastAsia="黑体"/>
         </w:rPr>
         <w:t xml:space="preserve">与</w:t>
       </w:r>
       <w:r>
+        <w:rPr>
+          <w:rFonts w:eastAsia="黑体"/>
+        </w:rPr>
         <w:t xml:space="preserve"> </w:t>
       </w:r>
       <w:r>
         <w:rPr>
-          <w:rFonts w:hint="eastAsia"/>
+          <w:rFonts w:hint="eastAsia" w:eastAsia="黑体"/>
           <w:b/>
           <w:bCs/>
         </w:rPr>
@@ -76,6 +86,7 @@
       </w:r>
       <w:r>
         <w:rPr>
+          <w:rFonts w:eastAsia="黑体"/>
           <w:b/>
           <w:bCs/>
         </w:rPr>
@@ -97,6 +108,7 @@
       </m:oMath>
       <w:r>
         <w:rPr>
+          <w:rFonts w:eastAsia="黑体"/>
           <w:b/>
           <w:bCs/>
         </w:rPr>
@@ -118,6 +130,7 @@
       </m:oMath>
       <w:r>
         <w:rPr>
+          <w:rFonts w:eastAsia="黑体"/>
           <w:b/>
           <w:bCs/>
         </w:rPr>
@@ -139,6 +152,7 @@
       </m:oMath>
       <w:r>
         <w:rPr>
+          <w:rFonts w:eastAsia="黑体"/>
           <w:b/>
           <w:bCs/>
         </w:rPr>
@@ -160,22 +174,25 @@
       </m:oMath>
       <w:r>
         <w:rPr>
-          <w:rFonts w:hint="eastAsia"/>
+          <w:rFonts w:hint="eastAsia" w:eastAsia="黑体"/>
         </w:rPr>
         <w:t xml:space="preserve">（两两配对）组成。电路共有</w:t>
       </w:r>
       <w:r>
+        <w:rPr>
+          <w:rFonts w:eastAsia="黑体"/>
+        </w:rPr>
         <w:t xml:space="preserve"> 5 </w:t>
       </w:r>
       <w:r>
         <w:rPr>
-          <w:rFonts w:hint="eastAsia"/>
+          <w:rFonts w:hint="eastAsia" w:eastAsia="黑体"/>
         </w:rPr>
         <w:t xml:space="preserve">个关键节点：</w:t>
       </w:r>
       <w:r>
         <w:rPr>
-          <w:rFonts w:hint="eastAsia"/>
+          <w:rFonts w:hint="eastAsia" w:eastAsia="黑体"/>
           <w:b/>
           <w:bCs/>
         </w:rPr>
@@ -183,11 +200,14 @@
       </w:r>
       <w:r>
         <w:rPr>
-          <w:rFonts w:hint="eastAsia"/>
+          <w:rFonts w:hint="eastAsia" w:eastAsia="黑体"/>
         </w:rPr>
         <w:t xml:space="preserve">（信号</w:t>
       </w:r>
       <w:r>
+        <w:rPr>
+          <w:rFonts w:eastAsia="黑体"/>
+        </w:rPr>
         <w:t xml:space="preserve"> </w:t>
       </w:r>
       <m:oMath>
@@ -211,15 +231,21 @@
         </m:sSub>
       </m:oMath>
       <w:r>
+        <w:rPr>
+          <w:rFonts w:eastAsia="黑体"/>
+        </w:rPr>
         <w:t xml:space="preserve"> </w:t>
       </w:r>
       <w:r>
         <w:rPr>
-          <w:rFonts w:hint="eastAsia"/>
+          <w:rFonts w:hint="eastAsia" w:eastAsia="黑体"/>
         </w:rPr>
         <w:t xml:space="preserve">经</w:t>
       </w:r>
       <w:r>
+        <w:rPr>
+          <w:rFonts w:eastAsia="黑体"/>
+        </w:rPr>
         <w:t xml:space="preserve"> </w:t>
       </w:r>
       <m:oMath>
@@ -237,17 +263,20 @@
         </m:sSub>
       </m:oMath>
       <w:r>
+        <w:rPr>
+          <w:rFonts w:eastAsia="黑体"/>
+        </w:rPr>
         <w:t xml:space="preserve"> </w:t>
       </w:r>
       <w:r>
         <w:rPr>
-          <w:rFonts w:hint="eastAsia"/>
+          <w:rFonts w:hint="eastAsia" w:eastAsia="黑体"/>
         </w:rPr>
         <w:t xml:space="preserve">上端接入）；</w:t>
       </w:r>
       <w:r>
         <w:rPr>
-          <w:rFonts w:hint="eastAsia"/>
+          <w:rFonts w:hint="eastAsia" w:eastAsia="黑体"/>
           <w:b/>
           <w:bCs/>
         </w:rPr>
@@ -255,7 +284,7 @@
       </w:r>
       <w:r>
         <w:rPr>
-          <w:rFonts w:hint="eastAsia"/>
+          <w:rFonts w:hint="eastAsia" w:eastAsia="黑体"/>
         </w:rPr>
         <w:t xml:space="preserve">（</w:t>
       </w:r>
@@ -274,11 +303,14 @@
         </m:sSub>
       </m:oMath>
       <w:r>
+        <w:rPr>
+          <w:rFonts w:eastAsia="黑体"/>
+        </w:rPr>
         <w:t xml:space="preserve"> </w:t>
       </w:r>
       <w:r>
         <w:rPr>
-          <w:rFonts w:hint="eastAsia"/>
+          <w:rFonts w:hint="eastAsia" w:eastAsia="黑体"/>
         </w:rPr>
         <w:t xml:space="preserve">下端、</w:t>
       </w:r>
@@ -297,35 +329,44 @@
         </m:sSub>
       </m:oMath>
       <w:r>
+        <w:rPr>
+          <w:rFonts w:eastAsia="黑体"/>
+        </w:rPr>
         <w:t xml:space="preserve"> </w:t>
       </w:r>
       <w:r>
         <w:rPr>
-          <w:rFonts w:hint="eastAsia"/>
+          <w:rFonts w:hint="eastAsia" w:eastAsia="黑体"/>
         </w:rPr>
         <w:t xml:space="preserve">左端、A1</w:t>
       </w:r>
       <w:r>
+        <w:rPr>
+          <w:rFonts w:eastAsia="黑体"/>
+        </w:rPr>
         <w:t xml:space="preserve"> </w:t>
       </w:r>
       <w:r>
         <w:rPr>
-          <w:rFonts w:hint="eastAsia"/>
+          <w:rFonts w:hint="eastAsia" w:eastAsia="黑体"/>
         </w:rPr>
         <w:t xml:space="preserve">的</w:t>
       </w:r>
       <w:r>
+        <w:rPr>
+          <w:rFonts w:eastAsia="黑体"/>
+        </w:rPr>
         <w:t xml:space="preserve"> IN− </w:t>
       </w:r>
       <w:r>
         <w:rPr>
-          <w:rFonts w:hint="eastAsia"/>
+          <w:rFonts w:hint="eastAsia" w:eastAsia="黑体"/>
         </w:rPr>
         <w:t xml:space="preserve">相连）；</w:t>
       </w:r>
       <w:r>
         <w:rPr>
-          <w:rFonts w:hint="eastAsia"/>
+          <w:rFonts w:hint="eastAsia" w:eastAsia="黑体"/>
           <w:b/>
           <w:bCs/>
         </w:rPr>
@@ -333,11 +374,14 @@
       </w:r>
       <w:r>
         <w:rPr>
-          <w:rFonts w:hint="eastAsia"/>
+          <w:rFonts w:hint="eastAsia" w:eastAsia="黑体"/>
         </w:rPr>
         <w:t xml:space="preserve">（信号</w:t>
       </w:r>
       <w:r>
+        <w:rPr>
+          <w:rFonts w:eastAsia="黑体"/>
+        </w:rPr>
         <w:t xml:space="preserve"> </w:t>
       </w:r>
       <m:oMath>
@@ -361,15 +405,21 @@
         </m:sSub>
       </m:oMath>
       <w:r>
+        <w:rPr>
+          <w:rFonts w:eastAsia="黑体"/>
+        </w:rPr>
         <w:t xml:space="preserve"> </w:t>
       </w:r>
       <w:r>
         <w:rPr>
-          <w:rFonts w:hint="eastAsia"/>
+          <w:rFonts w:hint="eastAsia" w:eastAsia="黑体"/>
         </w:rPr>
         <w:t xml:space="preserve">经</w:t>
       </w:r>
       <w:r>
+        <w:rPr>
+          <w:rFonts w:eastAsia="黑体"/>
+        </w:rPr>
         <w:t xml:space="preserve"> </w:t>
       </w:r>
       <m:oMath>
@@ -387,17 +437,20 @@
         </m:sSub>
       </m:oMath>
       <w:r>
+        <w:rPr>
+          <w:rFonts w:eastAsia="黑体"/>
+        </w:rPr>
         <w:t xml:space="preserve"> </w:t>
       </w:r>
       <w:r>
         <w:rPr>
-          <w:rFonts w:hint="eastAsia"/>
+          <w:rFonts w:hint="eastAsia" w:eastAsia="黑体"/>
         </w:rPr>
         <w:t xml:space="preserve">上端接入）；</w:t>
       </w:r>
       <w:r>
         <w:rPr>
-          <w:rFonts w:hint="eastAsia"/>
+          <w:rFonts w:hint="eastAsia" w:eastAsia="黑体"/>
           <w:b/>
           <w:bCs/>
         </w:rPr>
@@ -405,7 +458,7 @@
       </w:r>
       <w:r>
         <w:rPr>
-          <w:rFonts w:hint="eastAsia"/>
+          <w:rFonts w:hint="eastAsia" w:eastAsia="黑体"/>
         </w:rPr>
         <w:t xml:space="preserve">（</w:t>
       </w:r>
@@ -424,11 +477,14 @@
         </m:sSub>
       </m:oMath>
       <w:r>
+        <w:rPr>
+          <w:rFonts w:eastAsia="黑体"/>
+        </w:rPr>
         <w:t xml:space="preserve"> </w:t>
       </w:r>
       <w:r>
         <w:rPr>
-          <w:rFonts w:hint="eastAsia"/>
+          <w:rFonts w:hint="eastAsia" w:eastAsia="黑体"/>
         </w:rPr>
         <w:t xml:space="preserve">下端、</w:t>
       </w:r>
@@ -447,35 +503,44 @@
         </m:sSub>
       </m:oMath>
       <w:r>
+        <w:rPr>
+          <w:rFonts w:eastAsia="黑体"/>
+        </w:rPr>
         <w:t xml:space="preserve"> </w:t>
       </w:r>
       <w:r>
         <w:rPr>
-          <w:rFonts w:hint="eastAsia"/>
+          <w:rFonts w:hint="eastAsia" w:eastAsia="黑体"/>
         </w:rPr>
         <w:t xml:space="preserve">上端、A1</w:t>
       </w:r>
       <w:r>
+        <w:rPr>
+          <w:rFonts w:eastAsia="黑体"/>
+        </w:rPr>
         <w:t xml:space="preserve"> </w:t>
       </w:r>
       <w:r>
         <w:rPr>
-          <w:rFonts w:hint="eastAsia"/>
+          <w:rFonts w:hint="eastAsia" w:eastAsia="黑体"/>
         </w:rPr>
         <w:t xml:space="preserve">的</w:t>
       </w:r>
       <w:r>
+        <w:rPr>
+          <w:rFonts w:eastAsia="黑体"/>
+        </w:rPr>
         <w:t xml:space="preserve"> IN+ </w:t>
       </w:r>
       <w:r>
         <w:rPr>
-          <w:rFonts w:hint="eastAsia"/>
+          <w:rFonts w:hint="eastAsia" w:eastAsia="黑体"/>
         </w:rPr>
         <w:t xml:space="preserve">相连）；</w:t>
       </w:r>
       <w:r>
         <w:rPr>
-          <w:rFonts w:hint="eastAsia"/>
+          <w:rFonts w:hint="eastAsia" w:eastAsia="黑体"/>
           <w:b/>
           <w:bCs/>
         </w:rPr>
@@ -483,29 +548,38 @@
       </w:r>
       <w:r>
         <w:rPr>
-          <w:rFonts w:hint="eastAsia"/>
+          <w:rFonts w:hint="eastAsia" w:eastAsia="黑体"/>
         </w:rPr>
         <w:t xml:space="preserve">（A1</w:t>
       </w:r>
       <w:r>
+        <w:rPr>
+          <w:rFonts w:eastAsia="黑体"/>
+        </w:rPr>
         <w:t xml:space="preserve"> </w:t>
       </w:r>
       <w:r>
         <w:rPr>
-          <w:rFonts w:hint="eastAsia"/>
+          <w:rFonts w:hint="eastAsia" w:eastAsia="黑体"/>
         </w:rPr>
         <w:t xml:space="preserve">的</w:t>
       </w:r>
       <w:r>
+        <w:rPr>
+          <w:rFonts w:eastAsia="黑体"/>
+        </w:rPr>
         <w:t xml:space="preserve"> OUT </w:t>
       </w:r>
       <w:r>
         <w:rPr>
-          <w:rFonts w:hint="eastAsia"/>
+          <w:rFonts w:hint="eastAsia" w:eastAsia="黑体"/>
         </w:rPr>
         <w:t xml:space="preserve">与</w:t>
       </w:r>
       <w:r>
+        <w:rPr>
+          <w:rFonts w:eastAsia="黑体"/>
+        </w:rPr>
         <w:t xml:space="preserve"> </w:t>
       </w:r>
       <m:oMath>
@@ -523,15 +597,21 @@
         </m:sSub>
       </m:oMath>
       <w:r>
+        <w:rPr>
+          <w:rFonts w:eastAsia="黑体"/>
+        </w:rPr>
         <w:t xml:space="preserve"> </w:t>
       </w:r>
       <w:r>
         <w:rPr>
-          <w:rFonts w:hint="eastAsia"/>
+          <w:rFonts w:hint="eastAsia" w:eastAsia="黑体"/>
         </w:rPr>
         <w:t xml:space="preserve">右端相连，作为输出</w:t>
       </w:r>
       <w:r>
+        <w:rPr>
+          <w:rFonts w:eastAsia="黑体"/>
+        </w:rPr>
         <w:t xml:space="preserve"> </w:t>
       </w:r>
       <m:oMath>
@@ -556,7 +636,7 @@
       </m:oMath>
       <w:r>
         <w:rPr>
-          <w:rFonts w:hint="eastAsia"/>
+          <w:rFonts w:hint="eastAsia" w:eastAsia="黑体"/>
         </w:rPr>
         <w:t xml:space="preserve">）。</w:t>
       </w:r>
@@ -565,7 +645,7 @@
       <w:pPr/>
       <w:r>
         <w:rPr>
-          <w:rFonts w:hint="eastAsia"/>
+          <w:rFonts w:hint="eastAsia" w:eastAsia="黑体"/>
         </w:rPr>
         <w:t xml:space="preserve">各元件管脚连接：</w:t>
       </w:r>
@@ -584,15 +664,21 @@
         </m:sSub>
       </m:oMath>
       <w:r>
+        <w:rPr>
+          <w:rFonts w:eastAsia="黑体"/>
+        </w:rPr>
         <w:t xml:space="preserve"> </w:t>
       </w:r>
       <w:r>
         <w:rPr>
-          <w:rFonts w:hint="eastAsia"/>
+          <w:rFonts w:hint="eastAsia" w:eastAsia="黑体"/>
         </w:rPr>
         <w:t xml:space="preserve">一端接反相输入节点</w:t>
       </w:r>
       <w:r>
+        <w:rPr>
+          <w:rFonts w:eastAsia="黑体"/>
+        </w:rPr>
         <w:t xml:space="preserve"> </w:t>
       </w:r>
       <m:oMath>
@@ -617,7 +703,7 @@
       </m:oMath>
       <w:r>
         <w:rPr>
-          <w:rFonts w:hint="eastAsia"/>
+          <w:rFonts w:hint="eastAsia" w:eastAsia="黑体"/>
         </w:rPr>
         <w:t xml:space="preserve">、另一端接反相端节点；</w:t>
       </w:r>
@@ -636,11 +722,14 @@
         </m:sSub>
       </m:oMath>
       <w:r>
+        <w:rPr>
+          <w:rFonts w:eastAsia="黑体"/>
+        </w:rPr>
         <w:t xml:space="preserve"> </w:t>
       </w:r>
       <w:r>
         <w:rPr>
-          <w:rFonts w:hint="eastAsia"/>
+          <w:rFonts w:hint="eastAsia" w:eastAsia="黑体"/>
         </w:rPr>
         <w:t xml:space="preserve">一端接反相端节点、另一端接输出节点；</w:t>
       </w:r>
@@ -659,15 +748,21 @@
         </m:sSub>
       </m:oMath>
       <w:r>
+        <w:rPr>
+          <w:rFonts w:eastAsia="黑体"/>
+        </w:rPr>
         <w:t xml:space="preserve"> </w:t>
       </w:r>
       <w:r>
         <w:rPr>
-          <w:rFonts w:hint="eastAsia"/>
+          <w:rFonts w:hint="eastAsia" w:eastAsia="黑体"/>
         </w:rPr>
         <w:t xml:space="preserve">一端接同相输入节点</w:t>
       </w:r>
       <w:r>
+        <w:rPr>
+          <w:rFonts w:eastAsia="黑体"/>
+        </w:rPr>
         <w:t xml:space="preserve"> </w:t>
       </w:r>
       <m:oMath>
@@ -692,7 +787,7 @@
       </m:oMath>
       <w:r>
         <w:rPr>
-          <w:rFonts w:hint="eastAsia"/>
+          <w:rFonts w:hint="eastAsia" w:eastAsia="黑体"/>
         </w:rPr>
         <w:t xml:space="preserve">、另一端接同相端节点；</w:t>
       </w:r>
@@ -711,99 +806,130 @@
         </m:sSub>
       </m:oMath>
       <w:r>
+        <w:rPr>
+          <w:rFonts w:eastAsia="黑体"/>
+        </w:rPr>
         <w:t xml:space="preserve"> </w:t>
       </w:r>
       <w:r>
         <w:rPr>
-          <w:rFonts w:hint="eastAsia"/>
+          <w:rFonts w:hint="eastAsia" w:eastAsia="黑体"/>
         </w:rPr>
         <w:t xml:space="preserve">一端接同相端节点、另一端接地</w:t>
       </w:r>
       <w:r>
+        <w:rPr>
+          <w:rFonts w:eastAsia="黑体"/>
+        </w:rPr>
         <w:t xml:space="preserve"> </w:t>
       </w:r>
       <w:r>
         <w:rPr>
-          <w:rFonts w:hint="eastAsia"/>
+          <w:rFonts w:hint="eastAsia" w:eastAsia="黑体"/>
         </w:rPr>
         <w:t xml:space="preserve">GND；</w:t>
       </w:r>
       <w:r>
         <w:rPr>
+          <w:rFonts w:eastAsia="黑体"/>
           <w:b/>
           <w:bCs/>
         </w:rPr>
         <w:t xml:space="preserve">A1</w:t>
       </w:r>
       <w:r>
+        <w:rPr>
+          <w:rFonts w:eastAsia="黑体"/>
+        </w:rPr>
         <w:t xml:space="preserve"> </w:t>
       </w:r>
       <w:r>
         <w:rPr>
-          <w:rFonts w:hint="eastAsia"/>
+          <w:rFonts w:hint="eastAsia" w:eastAsia="黑体"/>
         </w:rPr>
         <w:t xml:space="preserve">的</w:t>
       </w:r>
       <w:r>
+        <w:rPr>
+          <w:rFonts w:eastAsia="黑体"/>
+        </w:rPr>
         <w:t xml:space="preserve"> IN− </w:t>
       </w:r>
       <w:r>
         <w:rPr>
-          <w:rFonts w:hint="eastAsia"/>
+          <w:rFonts w:hint="eastAsia" w:eastAsia="黑体"/>
         </w:rPr>
         <w:t xml:space="preserve">接反相端节点、IN+</w:t>
       </w:r>
       <w:r>
+        <w:rPr>
+          <w:rFonts w:eastAsia="黑体"/>
+        </w:rPr>
         <w:t xml:space="preserve"> </w:t>
       </w:r>
       <w:r>
         <w:rPr>
-          <w:rFonts w:hint="eastAsia"/>
+          <w:rFonts w:hint="eastAsia" w:eastAsia="黑体"/>
         </w:rPr>
         <w:t xml:space="preserve">接同相端节点、OUT</w:t>
       </w:r>
       <w:r>
+        <w:rPr>
+          <w:rFonts w:eastAsia="黑体"/>
+        </w:rPr>
         <w:t xml:space="preserve"> </w:t>
       </w:r>
       <w:r>
         <w:rPr>
-          <w:rFonts w:hint="eastAsia"/>
+          <w:rFonts w:hint="eastAsia" w:eastAsia="黑体"/>
         </w:rPr>
         <w:t xml:space="preserve">接输出节点、V+</w:t>
       </w:r>
       <w:r>
+        <w:rPr>
+          <w:rFonts w:eastAsia="黑体"/>
+        </w:rPr>
         <w:t xml:space="preserve"> </w:t>
       </w:r>
       <w:r>
         <w:rPr>
-          <w:rFonts w:hint="eastAsia"/>
+          <w:rFonts w:hint="eastAsia" w:eastAsia="黑体"/>
         </w:rPr>
         <w:t xml:space="preserve">接</w:t>
       </w:r>
       <w:r>
+        <w:rPr>
+          <w:rFonts w:eastAsia="黑体"/>
+        </w:rPr>
         <w:t xml:space="preserve"> +VCC、V− </w:t>
       </w:r>
       <w:r>
         <w:rPr>
-          <w:rFonts w:hint="eastAsia"/>
+          <w:rFonts w:hint="eastAsia" w:eastAsia="黑体"/>
         </w:rPr>
         <w:t xml:space="preserve">接</w:t>
       </w:r>
       <w:r>
+        <w:rPr>
+          <w:rFonts w:eastAsia="黑体"/>
+        </w:rPr>
         <w:t xml:space="preserve"> </w:t>
       </w:r>
       <w:r>
         <w:rPr>
-          <w:rFonts w:hint="eastAsia"/>
+          <w:rFonts w:hint="eastAsia" w:eastAsia="黑体"/>
         </w:rPr>
         <w:t xml:space="preserve">−VEE（单电源时</w:t>
       </w:r>
       <w:r>
+        <w:rPr>
+          <w:rFonts w:eastAsia="黑体"/>
+        </w:rPr>
         <w:t xml:space="preserve"> V− </w:t>
       </w:r>
       <w:r>
         <w:rPr>
-          <w:rFonts w:hint="eastAsia"/>
+          <w:rFonts w:hint="eastAsia" w:eastAsia="黑体"/>
         </w:rPr>
         <w:t xml:space="preserve">接地）。</w:t>
       </w:r>
@@ -812,7 +938,7 @@
       <w:pPr/>
       <w:r>
         <w:rPr>
-          <w:rFonts w:hint="eastAsia"/>
+          <w:rFonts w:hint="eastAsia" w:eastAsia="黑体"/>
         </w:rPr>
         <w:t xml:space="preserve">由此构成减法器（差分放大）组态：输出与两输入之差成正比，</w:t>
       </w:r>
@@ -930,6 +1056,9 @@
         </m:r>
       </m:oMath>
       <w:r>
+        <w:rPr>
+          <w:rFonts w:eastAsia="黑体"/>
+        </w:rPr>
         <w:t xml:space="preserve">。</w:t>
       </w:r>
     </w:p>
@@ -941,7 +1070,7 @@
       </w:pPr>
       <w:r>
         <w:rPr>
-          <w:rFonts w:hint="eastAsia"/>
+          <w:rFonts w:hint="eastAsia" w:eastAsia="黑体"/>
         </w:rPr>
         <w:t xml:space="preserve">工作原理</w:t>
       </w:r>
@@ -952,7 +1081,7 @@
       </w:pPr>
       <w:r>
         <w:rPr>
-          <w:rFonts w:hint="eastAsia"/>
+          <w:rFonts w:hint="eastAsia" w:eastAsia="黑体"/>
         </w:rPr>
         <w:t xml:space="preserve">利用叠加原理与虚短虚断：反相输入产生反相放大分量，同相输入经分压产生同相放大分量，二者在输出叠加，得到与两输入之差成正比的结果。</w:t>
       </w:r>
@@ -965,7 +1094,7 @@
       </w:pPr>
       <w:r>
         <w:rPr>
-          <w:rFonts w:hint="eastAsia"/>
+          <w:rFonts w:hint="eastAsia" w:eastAsia="黑体"/>
         </w:rPr>
         <w:t xml:space="preserve">关键计算公式</w:t>
       </w:r>
@@ -979,16 +1108,19 @@
       </w:pPr>
       <w:r>
         <w:rPr>
-          <w:rFonts w:hint="eastAsia"/>
+          <w:rFonts w:hint="eastAsia" w:eastAsia="黑体"/>
         </w:rPr>
         <w:t xml:space="preserve">输出电压（四电阻均为</w:t>
       </w:r>
       <w:r>
+        <w:rPr>
+          <w:rFonts w:eastAsia="黑体"/>
+        </w:rPr>
         <w:t xml:space="preserve"> R </w:t>
       </w:r>
       <w:r>
         <w:rPr>
-          <w:rFonts w:hint="eastAsia"/>
+          <w:rFonts w:hint="eastAsia" w:eastAsia="黑体"/>
         </w:rPr>
         <w:t xml:space="preserve">时）：</w:t>
       </w:r>
@@ -1081,7 +1213,7 @@
       </w:pPr>
       <w:r>
         <w:rPr>
-          <w:rFonts w:hint="eastAsia"/>
+          <w:rFonts w:hint="eastAsia" w:eastAsia="黑体"/>
         </w:rPr>
         <w:t xml:space="preserve">一般形式（</w:t>
       </w:r>
@@ -1155,7 +1287,7 @@
       </m:oMath>
       <w:r>
         <w:rPr>
-          <w:rFonts w:hint="eastAsia"/>
+          <w:rFonts w:hint="eastAsia" w:eastAsia="黑体"/>
         </w:rPr>
         <w:t xml:space="preserve">）：</w:t>
       </w:r>
@@ -1293,7 +1425,7 @@
       </w:pPr>
       <w:r>
         <w:rPr>
-          <w:rFonts w:hint="eastAsia"/>
+          <w:rFonts w:hint="eastAsia" w:eastAsia="黑体"/>
         </w:rPr>
         <w:t xml:space="preserve">增益：</w:t>
       </w:r>
@@ -1393,7 +1525,7 @@
             </w:pPr>
             <w:r>
               <w:rPr>
-                <w:rFonts w:hint="eastAsia"/>
+                <w:rFonts w:hint="eastAsia" w:eastAsia="黑体"/>
               </w:rPr>
               <w:t xml:space="preserve">符号</w:t>
             </w:r>
@@ -1407,7 +1539,7 @@
             </w:pPr>
             <w:r>
               <w:rPr>
-                <w:rFonts w:hint="eastAsia"/>
+                <w:rFonts w:hint="eastAsia" w:eastAsia="黑体"/>
               </w:rPr>
               <w:t xml:space="preserve">含义</w:t>
             </w:r>
@@ -1421,7 +1553,7 @@
             </w:pPr>
             <w:r>
               <w:rPr>
-                <w:rFonts w:hint="eastAsia"/>
+                <w:rFonts w:hint="eastAsia" w:eastAsia="黑体"/>
               </w:rPr>
               <w:t xml:space="preserve">单位</w:t>
             </w:r>
@@ -1456,6 +1588,9 @@
               </m:sSub>
             </m:oMath>
             <w:r>
+              <w:rPr>
+                <w:rFonts w:eastAsia="黑体"/>
+              </w:rPr>
               <w:t xml:space="preserve">​</w:t>
             </w:r>
           </w:p>
@@ -1468,7 +1603,7 @@
             </w:pPr>
             <w:r>
               <w:rPr>
-                <w:rFonts w:hint="eastAsia"/>
+                <w:rFonts w:hint="eastAsia" w:eastAsia="黑体"/>
               </w:rPr>
               <w:t xml:space="preserve">反相端输入</w:t>
             </w:r>
@@ -1481,6 +1616,9 @@
               <w:pStyle w:val="Compact"/>
             </w:pPr>
             <w:r>
+              <w:rPr>
+                <w:rFonts w:eastAsia="黑体"/>
+              </w:rPr>
               <w:t xml:space="preserve">V</w:t>
             </w:r>
           </w:p>
@@ -1514,6 +1652,9 @@
               </m:sSub>
             </m:oMath>
             <w:r>
+              <w:rPr>
+                <w:rFonts w:eastAsia="黑体"/>
+              </w:rPr>
               <w:t xml:space="preserve">​</w:t>
             </w:r>
           </w:p>
@@ -1526,7 +1667,7 @@
             </w:pPr>
             <w:r>
               <w:rPr>
-                <w:rFonts w:hint="eastAsia"/>
+                <w:rFonts w:hint="eastAsia" w:eastAsia="黑体"/>
               </w:rPr>
               <w:t xml:space="preserve">同相端输入</w:t>
             </w:r>
@@ -1539,6 +1680,9 @@
               <w:pStyle w:val="Compact"/>
             </w:pPr>
             <w:r>
+              <w:rPr>
+                <w:rFonts w:eastAsia="黑体"/>
+              </w:rPr>
               <w:t xml:space="preserve">V</w:t>
             </w:r>
           </w:p>
@@ -1584,6 +1728,9 @@
               </m:sSub>
             </m:oMath>
             <w:r>
+              <w:rPr>
+                <w:rFonts w:eastAsia="黑体"/>
+              </w:rPr>
               <w:t xml:space="preserve">​</w:t>
             </w:r>
           </w:p>
@@ -1596,16 +1743,19 @@
             </w:pPr>
             <w:r>
               <w:rPr>
-                <w:rFonts w:hint="eastAsia"/>
+                <w:rFonts w:hint="eastAsia" w:eastAsia="黑体"/>
               </w:rPr>
               <w:t xml:space="preserve">反馈</w:t>
             </w:r>
             <w:r>
+              <w:rPr>
+                <w:rFonts w:eastAsia="黑体"/>
+              </w:rPr>
               <w:t xml:space="preserve"> / </w:t>
             </w:r>
             <w:r>
               <w:rPr>
-                <w:rFonts w:hint="eastAsia"/>
+                <w:rFonts w:hint="eastAsia" w:eastAsia="黑体"/>
               </w:rPr>
               <w:t xml:space="preserve">反相输入电阻</w:t>
             </w:r>
@@ -1618,6 +1768,9 @@
               <w:pStyle w:val="Compact"/>
             </w:pPr>
             <w:r>
+              <w:rPr>
+                <w:rFonts w:eastAsia="黑体"/>
+              </w:rPr>
               <w:t xml:space="preserve">Ω</w:t>
             </w:r>
           </w:p>
@@ -1663,6 +1816,9 @@
               </m:sSub>
             </m:oMath>
             <w:r>
+              <w:rPr>
+                <w:rFonts w:eastAsia="黑体"/>
+              </w:rPr>
               <w:t xml:space="preserve">​</w:t>
             </w:r>
           </w:p>
@@ -1675,7 +1831,7 @@
             </w:pPr>
             <w:r>
               <w:rPr>
-                <w:rFonts w:hint="eastAsia"/>
+                <w:rFonts w:hint="eastAsia" w:eastAsia="黑体"/>
               </w:rPr>
               <w:t xml:space="preserve">同相端分压电阻</w:t>
             </w:r>
@@ -1688,6 +1844,9 @@
               <w:pStyle w:val="Compact"/>
             </w:pPr>
             <w:r>
+              <w:rPr>
+                <w:rFonts w:eastAsia="黑体"/>
+              </w:rPr>
               <w:t xml:space="preserve">Ω</w:t>
             </w:r>
           </w:p>
@@ -1715,6 +1874,9 @@
               </m:sSub>
             </m:oMath>
             <w:r>
+              <w:rPr>
+                <w:rFonts w:eastAsia="黑体"/>
+              </w:rPr>
               <w:t xml:space="preserve">​</w:t>
             </w:r>
           </w:p>
@@ -1727,7 +1889,7 @@
             </w:pPr>
             <w:r>
               <w:rPr>
-                <w:rFonts w:hint="eastAsia"/>
+                <w:rFonts w:hint="eastAsia" w:eastAsia="黑体"/>
               </w:rPr>
               <w:t xml:space="preserve">差模增益</w:t>
             </w:r>
@@ -1740,6 +1902,9 @@
               <w:pStyle w:val="Compact"/>
             </w:pPr>
             <w:r>
+              <w:rPr>
+                <w:rFonts w:eastAsia="黑体"/>
+              </w:rPr>
               <w:t xml:space="preserve">—</w:t>
             </w:r>
           </w:p>
@@ -1754,7 +1919,7 @@
       </w:pPr>
       <w:r>
         <w:rPr>
-          <w:rFonts w:hint="eastAsia"/>
+          <w:rFonts w:hint="eastAsia" w:eastAsia="黑体"/>
         </w:rPr>
         <w:t xml:space="preserve">元件调整影响</w:t>
       </w:r>
@@ -1801,11 +1966,14 @@
       </m:oMath>
       <w:r>
         <w:rPr>
-          <w:rFonts w:hint="eastAsia"/>
+          <w:rFonts w:hint="eastAsia" w:eastAsia="黑体"/>
         </w:rPr>
         <w:t xml:space="preserve">（及</w:t>
       </w:r>
       <w:r>
+        <w:rPr>
+          <w:rFonts w:eastAsia="黑体"/>
+        </w:rPr>
         <w:t xml:space="preserve"> </w:t>
       </w:r>
       <m:oMath>
@@ -1842,16 +2010,19 @@
       </m:oMath>
       <w:r>
         <w:rPr>
-          <w:rFonts w:hint="eastAsia"/>
+          <w:rFonts w:hint="eastAsia" w:eastAsia="黑体"/>
         </w:rPr>
         <w:t xml:space="preserve">）比值增大</w:t>
       </w:r>
       <w:r>
+        <w:rPr>
+          <w:rFonts w:eastAsia="黑体"/>
+        </w:rPr>
         <w:t xml:space="preserve"> → </w:t>
       </w:r>
       <w:r>
         <w:rPr>
-          <w:rFonts w:hint="eastAsia"/>
+          <w:rFonts w:hint="eastAsia" w:eastAsia="黑体"/>
         </w:rPr>
         <w:t xml:space="preserve">差模增益增大。</w:t>
       </w:r>
@@ -1866,16 +2037,19 @@
       </w:pPr>
       <w:r>
         <w:rPr>
-          <w:rFonts w:hint="eastAsia"/>
+          <w:rFonts w:hint="eastAsia" w:eastAsia="黑体"/>
         </w:rPr>
         <w:t xml:space="preserve">两对电阻比值不相等</w:t>
       </w:r>
       <w:r>
+        <w:rPr>
+          <w:rFonts w:eastAsia="黑体"/>
+        </w:rPr>
         <w:t xml:space="preserve"> → </w:t>
       </w:r>
       <w:r>
         <w:rPr>
-          <w:rFonts w:hint="eastAsia"/>
+          <w:rFonts w:hint="eastAsia" w:eastAsia="黑体"/>
         </w:rPr>
         <w:t xml:space="preserve">共模抑制变差、产生共模误差。</w:t>
       </w:r>
@@ -1890,16 +2064,19 @@
       </w:pPr>
       <w:r>
         <w:rPr>
-          <w:rFonts w:hint="eastAsia"/>
+          <w:rFonts w:hint="eastAsia" w:eastAsia="黑体"/>
         </w:rPr>
         <w:t xml:space="preserve">电阻配对精度越高</w:t>
       </w:r>
       <w:r>
+        <w:rPr>
+          <w:rFonts w:eastAsia="黑体"/>
+        </w:rPr>
         <w:t xml:space="preserve"> → </w:t>
       </w:r>
       <w:r>
         <w:rPr>
-          <w:rFonts w:hint="eastAsia"/>
+          <w:rFonts w:hint="eastAsia" w:eastAsia="黑体"/>
         </w:rPr>
         <w:t xml:space="preserve">减法运算越精确。</w:t>
       </w:r>
@@ -1914,11 +2091,14 @@
       </w:pPr>
       <w:r>
         <w:rPr>
-          <w:rFonts w:hint="eastAsia"/>
+          <w:rFonts w:hint="eastAsia" w:eastAsia="黑体"/>
         </w:rPr>
         <w:t xml:space="preserve">输入电阻由</w:t>
       </w:r>
       <w:r>
+        <w:rPr>
+          <w:rFonts w:eastAsia="黑体"/>
+        </w:rPr>
         <w:t xml:space="preserve"> </w:t>
       </w:r>
       <m:oMath>
@@ -1936,6 +2116,9 @@
         </m:sSub>
       </m:oMath>
       <w:r>
+        <w:rPr>
+          <w:rFonts w:eastAsia="黑体"/>
+        </w:rPr>
         <w:t xml:space="preserve">、</w:t>
       </w:r>
       <m:oMath>
@@ -1953,11 +2136,14 @@
         </m:sSub>
       </m:oMath>
       <w:r>
+        <w:rPr>
+          <w:rFonts w:eastAsia="黑体"/>
+        </w:rPr>
         <w:t xml:space="preserve"> </w:t>
       </w:r>
       <w:r>
         <w:rPr>
-          <w:rFonts w:hint="eastAsia"/>
+          <w:rFonts w:hint="eastAsia" w:eastAsia="黑体"/>
         </w:rPr>
         <w:t xml:space="preserve">决定，影响对信号源的负载。</w:t>
       </w:r>
@@ -1970,7 +2156,7 @@
       </w:pPr>
       <w:r>
         <w:rPr>
-          <w:rFonts w:hint="eastAsia"/>
+          <w:rFonts w:hint="eastAsia" w:eastAsia="黑体"/>
         </w:rPr>
         <w:t xml:space="preserve">典型参数示例</w:t>
       </w:r>
@@ -1985,11 +2171,14 @@
       </w:pPr>
       <w:r>
         <w:rPr>
-          <w:rFonts w:hint="eastAsia"/>
+          <w:rFonts w:hint="eastAsia" w:eastAsia="黑体"/>
         </w:rPr>
         <w:t xml:space="preserve">四电阻均取</w:t>
       </w:r>
       <w:r>
+        <w:rPr>
+          <w:rFonts w:eastAsia="黑体"/>
+        </w:rPr>
         <w:t xml:space="preserve"> </w:t>
       </w:r>
       <m:oMath>
@@ -2009,7 +2198,7 @@
       </m:oMath>
       <w:r>
         <w:rPr>
-          <w:rFonts w:hint="eastAsia"/>
+          <w:rFonts w:hint="eastAsia" w:eastAsia="黑体"/>
         </w:rPr>
         <w:t xml:space="preserve">：</w:t>
       </w:r>
@@ -2083,16 +2272,19 @@
       </m:oMath>
       <w:r>
         <w:rPr>
-          <w:rFonts w:hint="eastAsia"/>
+          <w:rFonts w:hint="eastAsia" w:eastAsia="黑体"/>
         </w:rPr>
         <w:t xml:space="preserve">（增益</w:t>
       </w:r>
       <w:r>
+        <w:rPr>
+          <w:rFonts w:eastAsia="黑体"/>
+        </w:rPr>
         <w:t xml:space="preserve"> </w:t>
       </w:r>
       <w:r>
         <w:rPr>
-          <w:rFonts w:hint="eastAsia"/>
+          <w:rFonts w:hint="eastAsia" w:eastAsia="黑体"/>
         </w:rPr>
         <w:t xml:space="preserve">1）。</w:t>
       </w:r>
@@ -2107,11 +2299,14 @@
       </w:pPr>
       <w:r>
         <w:rPr>
-          <w:rFonts w:hint="eastAsia"/>
+          <w:rFonts w:hint="eastAsia" w:eastAsia="黑体"/>
         </w:rPr>
         <w:t xml:space="preserve">取</w:t>
       </w:r>
       <w:r>
+        <w:rPr>
+          <w:rFonts w:eastAsia="黑体"/>
+        </w:rPr>
         <w:t xml:space="preserve"> </w:t>
       </w:r>
       <m:oMath>
@@ -2166,6 +2361,9 @@
         </m:r>
       </m:oMath>
       <w:r>
+        <w:rPr>
+          <w:rFonts w:eastAsia="黑体"/>
+        </w:rPr>
         <w:t xml:space="preserve">、</w:t>
       </w:r>
       <m:oMath>
@@ -2221,7 +2419,7 @@
       </m:oMath>
       <w:r>
         <w:rPr>
-          <w:rFonts w:hint="eastAsia"/>
+          <w:rFonts w:hint="eastAsia" w:eastAsia="黑体"/>
         </w:rPr>
         <w:t xml:space="preserve">：</w:t>
       </w:r>
@@ -2271,7 +2469,7 @@
       </m:oMath>
       <w:r>
         <w:rPr>
-          <w:rFonts w:hint="eastAsia"/>
+          <w:rFonts w:hint="eastAsia" w:eastAsia="黑体"/>
         </w:rPr>
         <w:t xml:space="preserve">，</w:t>
       </w:r>
@@ -2359,6 +2557,9 @@
         </m:r>
       </m:oMath>
       <w:r>
+        <w:rPr>
+          <w:rFonts w:eastAsia="黑体"/>
+        </w:rPr>
         <w:t xml:space="preserve">。</w:t>
       </w:r>
     </w:p>
@@ -2370,7 +2571,7 @@
       </w:pPr>
       <w:r>
         <w:rPr>
-          <w:rFonts w:hint="eastAsia"/>
+          <w:rFonts w:hint="eastAsia" w:eastAsia="黑体"/>
         </w:rPr>
         <w:t xml:space="preserve">常见器件型号</w:t>
       </w:r>
@@ -2385,7 +2586,7 @@
       </w:pPr>
       <w:r>
         <w:rPr>
-          <w:rFonts w:hint="eastAsia"/>
+          <w:rFonts w:hint="eastAsia" w:eastAsia="黑体"/>
         </w:rPr>
         <w:t xml:space="preserve">通用运放：LM358、TL072。</w:t>
       </w:r>
@@ -2400,7 +2601,7 @@
       </w:pPr>
       <w:r>
         <w:rPr>
-          <w:rFonts w:hint="eastAsia"/>
+          <w:rFonts w:hint="eastAsia" w:eastAsia="黑体"/>
         </w:rPr>
         <w:t xml:space="preserve">精密运放：OP07、OPA2277。</w:t>
       </w:r>
@@ -2415,7 +2616,7 @@
       </w:pPr>
       <w:r>
         <w:rPr>
-          <w:rFonts w:hint="eastAsia"/>
+          <w:rFonts w:hint="eastAsia" w:eastAsia="黑体"/>
         </w:rPr>
         <w:t xml:space="preserve">集成仪表放大器（可作精密差分）：AD620、INA128。</w:t>
       </w:r>
@@ -2428,7 +2629,7 @@
       </w:pPr>
       <w:r>
         <w:rPr>
-          <w:rFonts w:hint="eastAsia"/>
+          <w:rFonts w:hint="eastAsia" w:eastAsia="黑体"/>
         </w:rPr>
         <w:t xml:space="preserve">注意事项</w:t>
       </w:r>
@@ -2443,7 +2644,7 @@
       </w:pPr>
       <w:r>
         <w:rPr>
-          <w:rFonts w:hint="eastAsia"/>
+          <w:rFonts w:hint="eastAsia" w:eastAsia="黑体"/>
         </w:rPr>
         <w:t xml:space="preserve">电阻匹配精度直接决定共模抑制，建议使用高精度电阻或电阻网络。</w:t>
       </w:r>
@@ -2458,7 +2659,7 @@
       </w:pPr>
       <w:r>
         <w:rPr>
-          <w:rFonts w:hint="eastAsia"/>
+          <w:rFonts w:hint="eastAsia" w:eastAsia="黑体"/>
         </w:rPr>
         <w:t xml:space="preserve">输入共模范围需在运放允许范围内，避免超出输入轨。</w:t>
       </w:r>
@@ -2473,7 +2674,7 @@
       </w:pPr>
       <w:r>
         <w:rPr>
-          <w:rFonts w:hint="eastAsia"/>
+          <w:rFonts w:hint="eastAsia" w:eastAsia="黑体"/>
         </w:rPr>
         <w:t xml:space="preserve">源阻抗不平衡会引入共模误差，必要时加缓冲。</w:t>
       </w:r>
@@ -2488,7 +2689,7 @@
       </w:pPr>
       <w:r>
         <w:rPr>
-          <w:rFonts w:hint="eastAsia"/>
+          <w:rFonts w:hint="eastAsia" w:eastAsia="黑体"/>
         </w:rPr>
         <w:t xml:space="preserve">对高共模、低差模信号的场合优先选仪表放大器。</w:t>
       </w:r>
@@ -2501,7 +2702,7 @@
       </w:pPr>
       <w:r>
         <w:rPr>
-          <w:rFonts w:hint="eastAsia"/>
+          <w:rFonts w:hint="eastAsia" w:eastAsia="黑体"/>
         </w:rPr>
         <w:t xml:space="preserve">参考资料</w:t>
       </w:r>
@@ -2515,6 +2716,9 @@
         </w:numPr>
       </w:pPr>
       <w:r>
+        <w:rPr>
+          <w:rFonts w:eastAsia="黑体"/>
+        </w:rPr>
         <w:t xml:space="preserve">Wikipedia: Operational amplifier applications。</w:t>
       </w:r>
     </w:p>
@@ -2528,7 +2732,7 @@
       </w:pPr>
       <w:r>
         <w:rPr>
-          <w:rFonts w:hint="eastAsia"/>
+          <w:rFonts w:hint="eastAsia" w:eastAsia="黑体"/>
         </w:rPr>
         <w:t xml:space="preserve">《模拟电子技术基础》（童诗白、华成英）。</w:t>
       </w:r>
@@ -2542,20 +2746,26 @@
         </w:numPr>
       </w:pPr>
       <w:r>
+        <w:rPr>
+          <w:rFonts w:eastAsia="黑体"/>
+        </w:rPr>
         <w:t xml:space="preserve">TI </w:t>
       </w:r>
       <w:r>
         <w:rPr>
-          <w:rFonts w:hint="eastAsia"/>
+          <w:rFonts w:hint="eastAsia" w:eastAsia="黑体"/>
         </w:rPr>
         <w:t xml:space="preserve">应用笔记（差动放大器</w:t>
       </w:r>
       <w:r>
+        <w:rPr>
+          <w:rFonts w:eastAsia="黑体"/>
+        </w:rPr>
         <w:t xml:space="preserve"> / </w:t>
       </w:r>
       <w:r>
         <w:rPr>
-          <w:rFonts w:hint="eastAsia"/>
+          <w:rFonts w:hint="eastAsia" w:eastAsia="黑体"/>
         </w:rPr>
         <w:t xml:space="preserve">减法器）。</w:t>
       </w:r>
@@ -2569,11 +2779,11 @@
       </w:pPr>
       <w:r>
         <w:rPr>
-          <w:rFonts w:ascii="Times New Roman" w:hAnsi="Times New Roman"/>
+          <w:rFonts w:ascii="Times New Roman" w:hAnsi="Times New Roman" w:eastAsia="黑体"/>
           <w:color w:val="555555"/>
           <w:sz w:val="21"/>
         </w:rPr>
-        <w:t>材料收集者：杜文杰</w:t>
+        <w:t>材料收集者：杜文杰，WX手机：19519196569，QQ:3478827729</w:t>
       </w:r>
     </w:p>
     <w:sectPr>
@@ -2593,7 +2803,7 @@
 </file>
 
 <file path=word/footer1.xml><?xml version="1.0" encoding="utf-8"?>
-<w:ftr xmlns:m="http://schemas.openxmlformats.org/officeDocument/2006/math" xmlns:mc="http://schemas.openxmlformats.org/markup-compatibility/2006" xmlns:mo="http://schemas.microsoft.com/office/mac/office/2008/main" xmlns:mv="urn:schemas-microsoft-com:mac:vml" xmlns:o="urn:schemas-microsoft-com:office:office" xmlns:r="http://schemas.openxmlformats.org/officeDocument/2006/relationships" xmlns:v="urn:schemas-microsoft-com:vml" xmlns:w10="urn:schemas-microsoft-com:office:word" xmlns:w14="http://schemas.microsoft.com/office/word/2010/wordml" xmlns:w="http://schemas.openxmlformats.org/wordprocessingml/2006/main" xmlns:wne="http://schemas.microsoft.com/office/word/2006/wordml" xmlns:wp14="http://schemas.microsoft.com/office/word/2010/wordprocessingDrawing" xmlns:wp="http://schemas.openxmlformats.org/drawingml/2006/wordprocessingDrawing" xmlns:wpc="http://schemas.microsoft.com/office/word/2010/wordprocessingCanvas" xmlns:wpg="http://schemas.microsoft.com/office/word/2010/wordprocessingGroup" xmlns:wpi="http://schemas.microsoft.com/office/word/2010/wordprocessingInk" xmlns:wps="http://schemas.microsoft.com/office/word/2010/wordprocessingShape" mc:Ignorable="w14 wp14">
+<w:ftr xmlns:mc="http://schemas.openxmlformats.org/markup-compatibility/2006" xmlns:w="http://schemas.openxmlformats.org/wordprocessingml/2006/main" xmlns:m="http://schemas.openxmlformats.org/officeDocument/2006/math" xmlns:mo="http://schemas.microsoft.com/office/mac/office/2008/main" xmlns:mv="urn:schemas-microsoft-com:mac:vml" xmlns:o="urn:schemas-microsoft-com:office:office" xmlns:r="http://schemas.openxmlformats.org/officeDocument/2006/relationships" xmlns:v="urn:schemas-microsoft-com:vml" xmlns:w10="urn:schemas-microsoft-com:office:word" xmlns:w14="http://schemas.microsoft.com/office/word/2010/wordml" xmlns:wne="http://schemas.microsoft.com/office/word/2006/wordml" xmlns:wp14="http://schemas.microsoft.com/office/word/2010/wordprocessingDrawing" xmlns:wp="http://schemas.openxmlformats.org/drawingml/2006/wordprocessingDrawing" xmlns:wpc="http://schemas.microsoft.com/office/word/2010/wordprocessingCanvas" xmlns:wpg="http://schemas.microsoft.com/office/word/2010/wordprocessingGroup" xmlns:wpi="http://schemas.microsoft.com/office/word/2010/wordprocessingInk" xmlns:wps="http://schemas.microsoft.com/office/word/2010/wordprocessingShape" mc:Ignorable="w14 wp14">
   <w:p>
     <w:pPr>
       <w:pStyle w:val="Footer"/>
@@ -2601,12 +2811,14 @@
     </w:pPr>
     <w:r>
       <w:rPr>
+        <w:rFonts w:eastAsia="黑体"/>
         <w:sz w:val="18"/>
       </w:rPr>
       <w:t xml:space="preserve">第 </w:t>
     </w:r>
     <w:r>
       <w:rPr>
+        <w:rFonts w:eastAsia="黑体"/>
         <w:sz w:val="18"/>
       </w:rPr>
       <w:fldChar w:fldCharType="begin"/>
@@ -2615,6 +2827,7 @@
     </w:r>
     <w:r>
       <w:rPr>
+        <w:rFonts w:eastAsia="黑体"/>
         <w:sz w:val="18"/>
       </w:rPr>
       <w:t xml:space="preserve"> 页</w:t>
@@ -2628,6 +2841,9 @@
   <w:footnote w:type="continuationSeparator" w:id="0">
     <w:p>
       <w:r>
+        <w:rPr>
+          <w:rFonts w:eastAsia="黑体"/>
+        </w:rPr>
         <w:continuationSeparator/>
       </w:r>
     </w:p>
@@ -2635,6 +2851,9 @@
   <w:footnote w:type="separator" w:id="-1">
     <w:p>
       <w:r>
+        <w:rPr>
+          <w:rFonts w:eastAsia="黑体"/>
+        </w:rPr>
         <w:separator/>
       </w:r>
     </w:p>
@@ -2643,7 +2862,7 @@
 </file>
 
 <file path=word/header1.xml><?xml version="1.0" encoding="utf-8"?>
-<w:hdr xmlns:m="http://schemas.openxmlformats.org/officeDocument/2006/math" xmlns:mc="http://schemas.openxmlformats.org/markup-compatibility/2006" xmlns:mo="http://schemas.microsoft.com/office/mac/office/2008/main" xmlns:mv="urn:schemas-microsoft-com:mac:vml" xmlns:o="urn:schemas-microsoft-com:office:office" xmlns:r="http://schemas.openxmlformats.org/officeDocument/2006/relationships" xmlns:v="urn:schemas-microsoft-com:vml" xmlns:w10="urn:schemas-microsoft-com:office:word" xmlns:w14="http://schemas.microsoft.com/office/word/2010/wordml" xmlns:w="http://schemas.openxmlformats.org/wordprocessingml/2006/main" xmlns:wne="http://schemas.microsoft.com/office/word/2006/wordml" xmlns:wp14="http://schemas.microsoft.com/office/word/2010/wordprocessingDrawing" xmlns:wp="http://schemas.openxmlformats.org/drawingml/2006/wordprocessingDrawing" xmlns:wpc="http://schemas.microsoft.com/office/word/2010/wordprocessingCanvas" xmlns:wpg="http://schemas.microsoft.com/office/word/2010/wordprocessingGroup" xmlns:wpi="http://schemas.microsoft.com/office/word/2010/wordprocessingInk" xmlns:wps="http://schemas.microsoft.com/office/word/2010/wordprocessingShape" mc:Ignorable="w14 wp14">
+<w:hdr xmlns:mc="http://schemas.openxmlformats.org/markup-compatibility/2006" xmlns:w="http://schemas.openxmlformats.org/wordprocessingml/2006/main" xmlns:m="http://schemas.openxmlformats.org/officeDocument/2006/math" xmlns:mo="http://schemas.microsoft.com/office/mac/office/2008/main" xmlns:mv="urn:schemas-microsoft-com:mac:vml" xmlns:o="urn:schemas-microsoft-com:office:office" xmlns:r="http://schemas.openxmlformats.org/officeDocument/2006/relationships" xmlns:v="urn:schemas-microsoft-com:vml" xmlns:w10="urn:schemas-microsoft-com:office:word" xmlns:w14="http://schemas.microsoft.com/office/word/2010/wordml" xmlns:wne="http://schemas.microsoft.com/office/word/2006/wordml" xmlns:wp14="http://schemas.microsoft.com/office/word/2010/wordprocessingDrawing" xmlns:wp="http://schemas.openxmlformats.org/drawingml/2006/wordprocessingDrawing" xmlns:wpc="http://schemas.microsoft.com/office/word/2010/wordprocessingCanvas" xmlns:wpg="http://schemas.microsoft.com/office/word/2010/wordprocessingGroup" xmlns:wpi="http://schemas.microsoft.com/office/word/2010/wordprocessingInk" xmlns:wps="http://schemas.microsoft.com/office/word/2010/wordprocessingShape" mc:Ignorable="w14 wp14">
   <w:p>
     <w:pPr>
       <w:pStyle w:val="Header"/>
@@ -2651,7 +2870,7 @@
     </w:pPr>
     <w:r>
       <w:rPr>
-        <w:rFonts w:ascii="Times New Roman" w:hAnsi="Times New Roman"/>
+        <w:rFonts w:ascii="Times New Roman" w:hAnsi="Times New Roman" w:eastAsia="黑体"/>
         <w:sz w:val="18"/>
         <w:rFonts w:eastAsia="黑体"/>
         <w:rFonts w:eastAsia="黑体"/>
@@ -2663,7 +2882,7 @@
 </file>
 
 <file path=word/numbering.xml><?xml version="1.0" encoding="utf-8"?>
-<w:numbering xmlns:m="http://schemas.openxmlformats.org/officeDocument/2006/math" xmlns:mc="http://schemas.openxmlformats.org/markup-compatibility/2006" xmlns:mo="http://schemas.microsoft.com/office/mac/office/2008/main" xmlns:mv="urn:schemas-microsoft-com:mac:vml" xmlns:o="urn:schemas-microsoft-com:office:office" xmlns:r="http://schemas.openxmlformats.org/officeDocument/2006/relationships" xmlns:v="urn:schemas-microsoft-com:vml" xmlns:w="http://schemas.openxmlformats.org/wordprocessingml/2006/main" xmlns:w10="urn:schemas-microsoft-com:office:word" xmlns:w14="http://schemas.microsoft.com/office/word/2010/wordml" xmlns:wne="http://schemas.microsoft.com/office/word/2006/wordml" xmlns:wp="http://schemas.openxmlformats.org/drawingml/2006/wordprocessingDrawing" xmlns:wp14="http://schemas.microsoft.com/office/word/2010/wordprocessingDrawing" xmlns:wpc="http://schemas.microsoft.com/office/word/2010/wordprocessingCanvas" xmlns:wpg="http://schemas.microsoft.com/office/word/2010/wordprocessingGroup" xmlns:wpi="http://schemas.microsoft.com/office/word/2010/wordprocessingInk" xmlns:wps="http://schemas.microsoft.com/office/word/2010/wordprocessingShape" mc:Ignorable="w14 wp14">
+<w:numbering xmlns:mc="http://schemas.openxmlformats.org/markup-compatibility/2006" xmlns:w="http://schemas.openxmlformats.org/wordprocessingml/2006/main" xmlns:m="http://schemas.openxmlformats.org/officeDocument/2006/math" xmlns:mo="http://schemas.microsoft.com/office/mac/office/2008/main" xmlns:mv="urn:schemas-microsoft-com:mac:vml" xmlns:o="urn:schemas-microsoft-com:office:office" xmlns:r="http://schemas.openxmlformats.org/officeDocument/2006/relationships" xmlns:v="urn:schemas-microsoft-com:vml" xmlns:w10="urn:schemas-microsoft-com:office:word" xmlns:w14="http://schemas.microsoft.com/office/word/2010/wordml" xmlns:wne="http://schemas.microsoft.com/office/word/2006/wordml" xmlns:wp="http://schemas.openxmlformats.org/drawingml/2006/wordprocessingDrawing" xmlns:wp14="http://schemas.microsoft.com/office/word/2010/wordprocessingDrawing" xmlns:wpc="http://schemas.microsoft.com/office/word/2010/wordprocessingCanvas" xmlns:wpg="http://schemas.microsoft.com/office/word/2010/wordprocessingGroup" xmlns:wpi="http://schemas.microsoft.com/office/word/2010/wordprocessingInk" xmlns:wps="http://schemas.microsoft.com/office/word/2010/wordprocessingShape" mc:Ignorable="w14 wp14">
   <w:abstractNum w:abstractNumId="0">
     <w:nsid w:val="FFFFFF7C"/>
     <w:multiLevelType w:val="singleLevel"/>
@@ -2750,7 +2969,7 @@
         <w:ind w:hanging="360" w:left="1440"/>
       </w:pPr>
       <w:rPr>
-        <w:rFonts w:ascii="Symbol" w:hAnsi="Symbol" w:hint="default"/>
+        <w:rFonts w:ascii="Symbol" w:hAnsi="Symbol" w:hint="default" w:eastAsia="黑体"/>
       </w:rPr>
     </w:lvl>
   </w:abstractNum>
@@ -2771,7 +2990,7 @@
         <w:ind w:hanging="360" w:left="1080"/>
       </w:pPr>
       <w:rPr>
-        <w:rFonts w:ascii="Symbol" w:hAnsi="Symbol" w:hint="default"/>
+        <w:rFonts w:ascii="Symbol" w:hAnsi="Symbol" w:hint="default" w:eastAsia="黑体"/>
       </w:rPr>
     </w:lvl>
   </w:abstractNum>
@@ -2792,7 +3011,7 @@
         <w:ind w:hanging="360" w:left="720"/>
       </w:pPr>
       <w:rPr>
-        <w:rFonts w:ascii="Symbol" w:hAnsi="Symbol" w:hint="default"/>
+        <w:rFonts w:ascii="Symbol" w:hAnsi="Symbol" w:hint="default" w:eastAsia="黑体"/>
       </w:rPr>
     </w:lvl>
   </w:abstractNum>
@@ -2831,7 +3050,7 @@
         <w:ind w:hanging="360" w:left="360"/>
       </w:pPr>
       <w:rPr>
-        <w:rFonts w:ascii="Symbol" w:hAnsi="Symbol" w:hint="default"/>
+        <w:rFonts w:ascii="Symbol" w:hAnsi="Symbol" w:hint="default" w:eastAsia="黑体"/>
       </w:rPr>
     </w:lvl>
   </w:abstractNum>
@@ -2922,7 +3141,7 @@
         <w:ind w:left="720" w:hanging="360"/>
       </w:pPr>
       <w:rPr>
-        <w:rFonts w:ascii="Symbol" w:hAnsi="Symbol" w:cs="Symbol" w:hint="default"/>
+        <w:rFonts w:ascii="Symbol" w:hAnsi="Symbol" w:cs="Symbol" w:hint="default" w:eastAsia="黑体"/>
       </w:rPr>
     </w:lvl>
     <w:lvl w:ilvl="1">
@@ -2933,7 +3152,7 @@
         <w:ind w:left="1440" w:hanging="360"/>
       </w:pPr>
       <w:rPr>
-        <w:rFonts w:ascii="Courier New" w:hAnsi="Courier New" w:cs="Courier New" w:hint="default"/>
+        <w:rFonts w:ascii="Courier New" w:hAnsi="Courier New" w:cs="Courier New" w:hint="default" w:eastAsia="黑体"/>
       </w:rPr>
     </w:lvl>
     <w:lvl w:ilvl="2">
@@ -2944,7 +3163,7 @@
         <w:ind w:left="2160" w:hanging="360"/>
       </w:pPr>
       <w:rPr>
-        <w:rFonts w:ascii="Wingdings" w:hAnsi="Wingdings" w:cs="Wingdings" w:hint="default"/>
+        <w:rFonts w:ascii="Wingdings" w:hAnsi="Wingdings" w:cs="Wingdings" w:hint="default" w:eastAsia="黑体"/>
       </w:rPr>
     </w:lvl>
     <w:lvl w:ilvl="3">
@@ -2955,7 +3174,7 @@
         <w:ind w:left="2880" w:hanging="360"/>
       </w:pPr>
       <w:rPr>
-        <w:rFonts w:ascii="Symbol" w:hAnsi="Symbol" w:cs="Symbol" w:hint="default"/>
+        <w:rFonts w:ascii="Symbol" w:hAnsi="Symbol" w:cs="Symbol" w:hint="default" w:eastAsia="黑体"/>
       </w:rPr>
     </w:lvl>
     <w:lvl w:ilvl="4">
@@ -2966,7 +3185,7 @@
         <w:ind w:left="3600" w:hanging="360"/>
       </w:pPr>
       <w:rPr>
-        <w:rFonts w:ascii="Courier New" w:hAnsi="Courier New" w:cs="Courier New" w:hint="default"/>
+        <w:rFonts w:ascii="Courier New" w:hAnsi="Courier New" w:cs="Courier New" w:hint="default" w:eastAsia="黑体"/>
       </w:rPr>
     </w:lvl>
     <w:lvl w:ilvl="5">
@@ -2977,7 +3196,7 @@
         <w:ind w:left="4320" w:hanging="360"/>
       </w:pPr>
       <w:rPr>
-        <w:rFonts w:ascii="Wingdings" w:hAnsi="Wingdings" w:cs="Wingdings" w:hint="default"/>
+        <w:rFonts w:ascii="Wingdings" w:hAnsi="Wingdings" w:cs="Wingdings" w:hint="default" w:eastAsia="黑体"/>
       </w:rPr>
     </w:lvl>
     <w:lvl w:ilvl="6">
@@ -2988,7 +3207,7 @@
         <w:ind w:left="5040" w:hanging="360"/>
       </w:pPr>
       <w:rPr>
-        <w:rFonts w:ascii="Symbol" w:hAnsi="Symbol" w:cs="Symbol" w:hint="default"/>
+        <w:rFonts w:ascii="Symbol" w:hAnsi="Symbol" w:cs="Symbol" w:hint="default" w:eastAsia="黑体"/>
       </w:rPr>
     </w:lvl>
     <w:lvl w:ilvl="7">
@@ -2999,7 +3218,7 @@
         <w:ind w:left="5760" w:hanging="360"/>
       </w:pPr>
       <w:rPr>
-        <w:rFonts w:ascii="Courier New" w:hAnsi="Courier New" w:cs="Courier New" w:hint="default"/>
+        <w:rFonts w:ascii="Courier New" w:hAnsi="Courier New" w:cs="Courier New" w:hint="default" w:eastAsia="黑体"/>
       </w:rPr>
     </w:lvl>
     <w:lvl w:ilvl="8">
@@ -3010,7 +3229,7 @@
         <w:ind w:left="6480" w:hanging="360"/>
       </w:pPr>
       <w:rPr>
-        <w:rFonts w:ascii="Wingdings" w:hAnsi="Wingdings" w:cs="Wingdings" w:hint="default"/>
+        <w:rFonts w:ascii="Wingdings" w:hAnsi="Wingdings" w:cs="Wingdings" w:hint="default" w:eastAsia="黑体"/>
       </w:rPr>
     </w:lvl>
   </w:abstractNum>
@@ -3066,11 +3285,11 @@
 </file>
 
 <file path=word/styles.xml><?xml version="1.0" encoding="utf-8"?>
-<w:styles xmlns:mc="http://schemas.openxmlformats.org/markup-compatibility/2006" xmlns:r="http://schemas.openxmlformats.org/officeDocument/2006/relationships" xmlns:w="http://schemas.openxmlformats.org/wordprocessingml/2006/main" xmlns:w14="http://schemas.microsoft.com/office/word/2010/wordml" mc:Ignorable="w14">
+<w:styles xmlns:mc="http://schemas.openxmlformats.org/markup-compatibility/2006" xmlns:w="http://schemas.openxmlformats.org/wordprocessingml/2006/main" xmlns:r="http://schemas.openxmlformats.org/officeDocument/2006/relationships" xmlns:w14="http://schemas.microsoft.com/office/word/2010/wordml" mc:Ignorable="w14">
   <w:docDefaults>
     <w:rPrDefault>
       <w:rPr>
-        <w:rFonts w:asciiTheme="minorHAnsi" w:cstheme="minorBidi" w:eastAsiaTheme="minorEastAsia" w:hAnsiTheme="minorHAnsi"/>
+        <w:rFonts w:asciiTheme="minorHAnsi" w:cstheme="minorBidi" w:hAnsiTheme="minorHAnsi" w:eastAsia="黑体"/>
         <w:sz w:val="22"/>
         <w:szCs w:val="22"/>
         <w:lang w:bidi="ar-SA" w:eastAsia="en-US" w:val="en-US"/>
@@ -3292,7 +3511,7 @@
       <w:outlineLvl w:val="0"/>
     </w:pPr>
     <w:rPr>
-      <w:rFonts w:ascii="Times New Roman" w:asciiTheme="majorHAnsi" w:cstheme="majorBidi" w:eastAsia="黑体" w:eastAsiaTheme="majorEastAsia" w:hAnsi="Times New Roman" w:hAnsiTheme="majorHAnsi"/>
+      <w:rFonts w:ascii="Times New Roman" w:asciiTheme="majorHAnsi" w:cstheme="majorBidi" w:eastAsia="黑体" w:hAnsi="Times New Roman" w:hAnsiTheme="majorHAnsi"/>
       <w:b/>
       <w:bCs/>
       <w:color w:val="1F3864"/>
@@ -3316,7 +3535,7 @@
       <w:outlineLvl w:val="1"/>
     </w:pPr>
     <w:rPr>
-      <w:rFonts w:ascii="Times New Roman" w:asciiTheme="majorHAnsi" w:cstheme="majorBidi" w:eastAsia="黑体" w:eastAsiaTheme="majorEastAsia" w:hAnsi="Times New Roman" w:hAnsiTheme="majorHAnsi"/>
+      <w:rFonts w:ascii="Times New Roman" w:asciiTheme="majorHAnsi" w:cstheme="majorBidi" w:eastAsia="黑体" w:hAnsi="Times New Roman" w:hAnsiTheme="majorHAnsi"/>
       <w:b/>
       <w:bCs/>
       <w:color w:val="2E4E7E"/>
@@ -3340,7 +3559,7 @@
       <w:outlineLvl w:val="2"/>
     </w:pPr>
     <w:rPr>
-      <w:rFonts w:ascii="Times New Roman" w:asciiTheme="majorHAnsi" w:cstheme="majorBidi" w:eastAsia="黑体" w:eastAsiaTheme="majorEastAsia" w:hAnsi="Times New Roman" w:hAnsiTheme="majorHAnsi"/>
+      <w:rFonts w:ascii="Times New Roman" w:asciiTheme="majorHAnsi" w:cstheme="majorBidi" w:eastAsia="黑体" w:hAnsi="Times New Roman" w:hAnsiTheme="majorHAnsi"/>
       <w:b/>
       <w:bCs/>
       <w:color w:val="2E4E7E"/>
@@ -3364,7 +3583,7 @@
       <w:outlineLvl w:val="3"/>
     </w:pPr>
     <w:rPr>
-      <w:rFonts w:ascii="Times New Roman" w:asciiTheme="majorHAnsi" w:cstheme="majorBidi" w:eastAsia="黑体" w:eastAsiaTheme="majorEastAsia" w:hAnsi="Times New Roman" w:hAnsiTheme="majorHAnsi"/>
+      <w:rFonts w:ascii="Times New Roman" w:asciiTheme="majorHAnsi" w:cstheme="majorBidi" w:eastAsia="黑体" w:hAnsi="Times New Roman" w:hAnsiTheme="majorHAnsi"/>
       <w:b/>
       <w:bCs/>
       <w:i/>
@@ -3390,7 +3609,7 @@
       <w:outlineLvl w:val="4"/>
     </w:pPr>
     <w:rPr>
-      <w:rFonts w:ascii="Times New Roman" w:asciiTheme="majorHAnsi" w:cstheme="majorBidi" w:eastAsia="黑体" w:eastAsiaTheme="majorEastAsia" w:hAnsi="Times New Roman" w:hAnsiTheme="majorHAnsi"/>
+      <w:rFonts w:ascii="Times New Roman" w:asciiTheme="majorHAnsi" w:cstheme="majorBidi" w:eastAsia="黑体" w:hAnsi="Times New Roman" w:hAnsiTheme="majorHAnsi"/>
       <w:b/>
       <w:color w:val="333333"/>
       <w:sz w:val="22"/>
@@ -3413,7 +3632,7 @@
       <w:outlineLvl w:val="5"/>
     </w:pPr>
     <w:rPr>
-      <w:rFonts w:asciiTheme="majorHAnsi" w:cstheme="majorBidi" w:eastAsiaTheme="majorEastAsia" w:hAnsiTheme="majorHAnsi"/>
+      <w:rFonts w:asciiTheme="majorHAnsi" w:cstheme="majorBidi" w:hAnsiTheme="majorHAnsi" w:eastAsia="黑体"/>
       <w:i/>
       <w:iCs/>
       <w:color w:themeColor="accent1" w:themeShade="7F" w:val="243F60"/>
@@ -3436,7 +3655,7 @@
       <w:outlineLvl w:val="6"/>
     </w:pPr>
     <w:rPr>
-      <w:rFonts w:asciiTheme="majorHAnsi" w:cstheme="majorBidi" w:eastAsiaTheme="majorEastAsia" w:hAnsiTheme="majorHAnsi"/>
+      <w:rFonts w:asciiTheme="majorHAnsi" w:cstheme="majorBidi" w:hAnsiTheme="majorHAnsi" w:eastAsia="黑体"/>
       <w:i/>
       <w:iCs/>
       <w:color w:themeColor="text1" w:themeTint="BF" w:val="404040"/>
@@ -3459,7 +3678,7 @@
       <w:outlineLvl w:val="7"/>
     </w:pPr>
     <w:rPr>
-      <w:rFonts w:asciiTheme="majorHAnsi" w:cstheme="majorBidi" w:eastAsiaTheme="majorEastAsia" w:hAnsiTheme="majorHAnsi"/>
+      <w:rFonts w:asciiTheme="majorHAnsi" w:cstheme="majorBidi" w:hAnsiTheme="majorHAnsi" w:eastAsia="黑体"/>
       <w:color w:themeColor="accent1" w:val="4F81BD"/>
       <w:sz w:val="20"/>
       <w:szCs w:val="20"/>
@@ -3482,7 +3701,7 @@
       <w:outlineLvl w:val="8"/>
     </w:pPr>
     <w:rPr>
-      <w:rFonts w:asciiTheme="majorHAnsi" w:cstheme="majorBidi" w:eastAsiaTheme="majorEastAsia" w:hAnsiTheme="majorHAnsi"/>
+      <w:rFonts w:asciiTheme="majorHAnsi" w:cstheme="majorBidi" w:hAnsiTheme="majorHAnsi" w:eastAsia="黑体"/>
       <w:i/>
       <w:iCs/>
       <w:color w:themeColor="text1" w:themeTint="BF" w:val="404040"/>
@@ -3533,7 +3752,7 @@
     <w:uiPriority w:val="9"/>
     <w:rsid w:val="00FC693F"/>
     <w:rPr>
-      <w:rFonts w:asciiTheme="majorHAnsi" w:cstheme="majorBidi" w:eastAsiaTheme="majorEastAsia" w:hAnsiTheme="majorHAnsi"/>
+      <w:rFonts w:asciiTheme="majorHAnsi" w:cstheme="majorBidi" w:hAnsiTheme="majorHAnsi" w:eastAsia="黑体"/>
       <w:b/>
       <w:bCs/>
       <w:color w:themeColor="accent1" w:themeShade="BF" w:val="365F91"/>
@@ -3548,7 +3767,7 @@
     <w:uiPriority w:val="9"/>
     <w:rsid w:val="00FC693F"/>
     <w:rPr>
-      <w:rFonts w:asciiTheme="majorHAnsi" w:cstheme="majorBidi" w:eastAsiaTheme="majorEastAsia" w:hAnsiTheme="majorHAnsi"/>
+      <w:rFonts w:asciiTheme="majorHAnsi" w:cstheme="majorBidi" w:hAnsiTheme="majorHAnsi" w:eastAsia="黑体"/>
       <w:b/>
       <w:bCs/>
       <w:color w:themeColor="accent1" w:val="4F81BD"/>
@@ -3563,7 +3782,7 @@
     <w:uiPriority w:val="9"/>
     <w:rsid w:val="00FC693F"/>
     <w:rPr>
-      <w:rFonts w:asciiTheme="majorHAnsi" w:cstheme="majorBidi" w:eastAsiaTheme="majorEastAsia" w:hAnsiTheme="majorHAnsi"/>
+      <w:rFonts w:asciiTheme="majorHAnsi" w:cstheme="majorBidi" w:hAnsiTheme="majorHAnsi" w:eastAsia="黑体"/>
       <w:b/>
       <w:bCs/>
       <w:color w:themeColor="accent1" w:val="4F81BD"/>
@@ -3586,7 +3805,7 @@
       <w:contextualSpacing/>
     </w:pPr>
     <w:rPr>
-      <w:rFonts w:ascii="Times New Roman" w:asciiTheme="majorHAnsi" w:cstheme="majorBidi" w:eastAsia="黑体" w:eastAsiaTheme="majorEastAsia" w:hAnsi="Times New Roman" w:hAnsiTheme="majorHAnsi"/>
+      <w:rFonts w:ascii="Times New Roman" w:asciiTheme="majorHAnsi" w:cstheme="majorBidi" w:eastAsia="黑体" w:hAnsi="Times New Roman" w:hAnsiTheme="majorHAnsi"/>
       <w:b/>
       <w:color w:val="1F3864"/>
       <w:spacing w:val="5"/>
@@ -3602,7 +3821,7 @@
     <w:uiPriority w:val="10"/>
     <w:rsid w:val="00FC693F"/>
     <w:rPr>
-      <w:rFonts w:asciiTheme="majorHAnsi" w:cstheme="majorBidi" w:eastAsiaTheme="majorEastAsia" w:hAnsiTheme="majorHAnsi"/>
+      <w:rFonts w:asciiTheme="majorHAnsi" w:cstheme="majorBidi" w:hAnsiTheme="majorHAnsi" w:eastAsia="黑体"/>
       <w:color w:themeColor="text2" w:themeShade="BF" w:val="17365D"/>
       <w:spacing w:val="5"/>
       <w:kern w:val="28"/>
@@ -3624,7 +3843,7 @@
       </w:numPr>
     </w:pPr>
     <w:rPr>
-      <w:rFonts w:asciiTheme="majorHAnsi" w:cstheme="majorBidi" w:eastAsiaTheme="majorEastAsia" w:hAnsiTheme="majorHAnsi"/>
+      <w:rFonts w:asciiTheme="majorHAnsi" w:cstheme="majorBidi" w:hAnsiTheme="majorHAnsi" w:eastAsia="黑体"/>
       <w:i/>
       <w:iCs/>
       <w:color w:themeColor="accent1" w:val="4F81BD"/>
@@ -3640,7 +3859,7 @@
     <w:uiPriority w:val="11"/>
     <w:rsid w:val="00FC693F"/>
     <w:rPr>
-      <w:rFonts w:asciiTheme="majorHAnsi" w:cstheme="majorBidi" w:eastAsiaTheme="majorEastAsia" w:hAnsiTheme="majorHAnsi"/>
+      <w:rFonts w:asciiTheme="majorHAnsi" w:cstheme="majorBidi" w:hAnsiTheme="majorHAnsi" w:eastAsia="黑体"/>
       <w:i/>
       <w:iCs/>
       <w:color w:themeColor="accent1" w:val="4F81BD"/>
@@ -3707,6 +3926,7 @@
       <w:spacing w:after="120"/>
     </w:pPr>
     <w:rPr>
+      <w:rFonts w:eastAsia="黑体"/>
       <w:sz w:val="16"/>
       <w:szCs w:val="16"/>
     </w:rPr>
@@ -3718,6 +3938,7 @@
     <w:uiPriority w:val="99"/>
     <w:rsid w:val="00AA1D8D"/>
     <w:rPr>
+      <w:rFonts w:eastAsia="黑体"/>
       <w:sz w:val="16"/>
       <w:szCs w:val="16"/>
     </w:rPr>
@@ -3887,7 +4108,7 @@
       </w:tabs>
     </w:pPr>
     <w:rPr>
-      <w:rFonts w:ascii="Courier" w:hAnsi="Courier"/>
+      <w:rFonts w:ascii="Courier" w:hAnsi="Courier" w:eastAsia="黑体"/>
       <w:sz w:val="20"/>
       <w:szCs w:val="20"/>
     </w:rPr>
@@ -3899,7 +4120,7 @@
     <w:uiPriority w:val="99"/>
     <w:rsid w:val="0029639D"/>
     <w:rPr>
-      <w:rFonts w:ascii="Courier" w:hAnsi="Courier"/>
+      <w:rFonts w:ascii="Courier" w:hAnsi="Courier" w:eastAsia="黑体"/>
       <w:sz w:val="20"/>
       <w:szCs w:val="20"/>
     </w:rPr>
@@ -3935,6 +4156,7 @@
     <w:uiPriority w:val="29"/>
     <w:rsid w:val="00FC693F"/>
     <w:rPr>
+      <w:rFonts w:eastAsia="黑体"/>
       <w:i/>
       <w:iCs/>
       <w:color w:themeColor="text1" w:val="000000"/>
@@ -3948,7 +4170,7 @@
     <w:semiHidden/>
     <w:rsid w:val="00FC693F"/>
     <w:rPr>
-      <w:rFonts w:asciiTheme="majorHAnsi" w:cstheme="majorBidi" w:eastAsiaTheme="majorEastAsia" w:hAnsiTheme="majorHAnsi"/>
+      <w:rFonts w:asciiTheme="majorHAnsi" w:cstheme="majorBidi" w:hAnsiTheme="majorHAnsi" w:eastAsia="黑体"/>
       <w:b/>
       <w:bCs/>
       <w:i/>
@@ -3964,7 +4186,7 @@
     <w:semiHidden/>
     <w:rsid w:val="00FC693F"/>
     <w:rPr>
-      <w:rFonts w:asciiTheme="majorHAnsi" w:cstheme="majorBidi" w:eastAsiaTheme="majorEastAsia" w:hAnsiTheme="majorHAnsi"/>
+      <w:rFonts w:asciiTheme="majorHAnsi" w:cstheme="majorBidi" w:hAnsiTheme="majorHAnsi" w:eastAsia="黑体"/>
       <w:color w:themeColor="accent1" w:themeShade="7F" w:val="243F60"/>
     </w:rPr>
   </w:style>
@@ -3976,7 +4198,7 @@
     <w:semiHidden/>
     <w:rsid w:val="00FC693F"/>
     <w:rPr>
-      <w:rFonts w:asciiTheme="majorHAnsi" w:cstheme="majorBidi" w:eastAsiaTheme="majorEastAsia" w:hAnsiTheme="majorHAnsi"/>
+      <w:rFonts w:asciiTheme="majorHAnsi" w:cstheme="majorBidi" w:hAnsiTheme="majorHAnsi" w:eastAsia="黑体"/>
       <w:i/>
       <w:iCs/>
       <w:color w:themeColor="accent1" w:themeShade="7F" w:val="243F60"/>
@@ -3990,7 +4212,7 @@
     <w:semiHidden/>
     <w:rsid w:val="00FC693F"/>
     <w:rPr>
-      <w:rFonts w:asciiTheme="majorHAnsi" w:cstheme="majorBidi" w:eastAsiaTheme="majorEastAsia" w:hAnsiTheme="majorHAnsi"/>
+      <w:rFonts w:asciiTheme="majorHAnsi" w:cstheme="majorBidi" w:hAnsiTheme="majorHAnsi" w:eastAsia="黑体"/>
       <w:i/>
       <w:iCs/>
       <w:color w:themeColor="text1" w:themeTint="BF" w:val="404040"/>
@@ -4004,7 +4226,7 @@
     <w:semiHidden/>
     <w:rsid w:val="00FC693F"/>
     <w:rPr>
-      <w:rFonts w:asciiTheme="majorHAnsi" w:cstheme="majorBidi" w:eastAsiaTheme="majorEastAsia" w:hAnsiTheme="majorHAnsi"/>
+      <w:rFonts w:asciiTheme="majorHAnsi" w:cstheme="majorBidi" w:hAnsiTheme="majorHAnsi" w:eastAsia="黑体"/>
       <w:color w:themeColor="accent1" w:val="4F81BD"/>
       <w:sz w:val="20"/>
       <w:szCs w:val="20"/>
@@ -4018,7 +4240,7 @@
     <w:semiHidden/>
     <w:rsid w:val="00FC693F"/>
     <w:rPr>
-      <w:rFonts w:asciiTheme="majorHAnsi" w:cstheme="majorBidi" w:eastAsiaTheme="majorEastAsia" w:hAnsiTheme="majorHAnsi"/>
+      <w:rFonts w:asciiTheme="majorHAnsi" w:cstheme="majorBidi" w:hAnsiTheme="majorHAnsi" w:eastAsia="黑体"/>
       <w:i/>
       <w:iCs/>
       <w:color w:themeColor="text1" w:themeTint="BF" w:val="404040"/>
@@ -4039,6 +4261,7 @@
       <w:spacing w:line="240" w:lineRule="auto"/>
     </w:pPr>
     <w:rPr>
+      <w:rFonts w:eastAsia="黑体"/>
       <w:b/>
       <w:bCs/>
       <w:color w:themeColor="accent1" w:val="4F81BD"/>
@@ -4053,6 +4276,7 @@
     <w:qFormat/>
     <w:rsid w:val="00FC693F"/>
     <w:rPr>
+      <w:rFonts w:eastAsia="黑体"/>
       <w:b/>
       <w:bCs/>
     </w:rPr>
@@ -4064,6 +4288,7 @@
     <w:qFormat/>
     <w:rsid w:val="00FC693F"/>
     <w:rPr>
+      <w:rFonts w:eastAsia="黑体"/>
       <w:i/>
       <w:iCs/>
     </w:rPr>
@@ -4084,6 +4309,7 @@
       <w:ind w:left="936" w:right="936"/>
     </w:pPr>
     <w:rPr>
+      <w:rFonts w:eastAsia="黑体"/>
       <w:b/>
       <w:bCs/>
       <w:i/>
@@ -4098,6 +4324,7 @@
     <w:uiPriority w:val="30"/>
     <w:rsid w:val="00FC693F"/>
     <w:rPr>
+      <w:rFonts w:eastAsia="黑体"/>
       <w:b/>
       <w:bCs/>
       <w:i/>
@@ -4112,6 +4339,7 @@
     <w:qFormat/>
     <w:rsid w:val="00FC693F"/>
     <w:rPr>
+      <w:rFonts w:eastAsia="黑体"/>
       <w:i/>
       <w:iCs/>
       <w:color w:themeColor="text1" w:themeTint="7F" w:val="808080"/>
@@ -4124,6 +4352,7 @@
     <w:qFormat/>
     <w:rsid w:val="00FC693F"/>
     <w:rPr>
+      <w:rFonts w:eastAsia="黑体"/>
       <w:b/>
       <w:bCs/>
       <w:i/>
@@ -4138,6 +4367,7 @@
     <w:qFormat/>
     <w:rsid w:val="00FC693F"/>
     <w:rPr>
+      <w:rFonts w:eastAsia="黑体"/>
       <w:smallCaps/>
       <w:color w:themeColor="accent2" w:val="C0504D"/>
       <w:u w:val="single"/>
@@ -4150,6 +4380,7 @@
     <w:qFormat/>
     <w:rsid w:val="00FC693F"/>
     <w:rPr>
+      <w:rFonts w:eastAsia="黑体"/>
       <w:b/>
       <w:bCs/>
       <w:smallCaps/>
@@ -4165,6 +4396,7 @@
     <w:qFormat/>
     <w:rsid w:val="00FC693F"/>
     <w:rPr>
+      <w:rFonts w:eastAsia="黑体"/>
       <w:b/>
       <w:bCs/>
       <w:smallCaps/>
@@ -4219,6 +4451,7 @@
       <w:spacing w:after="0" w:line="240" w:lineRule="auto"/>
     </w:pPr>
     <w:rPr>
+      <w:rFonts w:eastAsia="黑体"/>
       <w:color w:themeColor="text1" w:themeShade="BF" w:val="000000"/>
     </w:rPr>
     <w:tblPr>
@@ -4241,6 +4474,7 @@
         <w:spacing w:after="0" w:before="0" w:line="240" w:lineRule="auto"/>
       </w:pPr>
       <w:rPr>
+        <w:rFonts w:eastAsia="黑体"/>
         <w:b/>
         <w:bCs/>
       </w:rPr>
@@ -4261,6 +4495,7 @@
         <w:spacing w:after="0" w:before="0" w:line="240" w:lineRule="auto"/>
       </w:pPr>
       <w:rPr>
+        <w:rFonts w:eastAsia="黑体"/>
         <w:b/>
         <w:bCs/>
       </w:rPr>
@@ -4278,12 +4513,14 @@
     </w:tblStylePr>
     <w:tblStylePr w:type="firstCol">
       <w:rPr>
+        <w:rFonts w:eastAsia="黑体"/>
         <w:b/>
         <w:bCs/>
       </w:rPr>
     </w:tblStylePr>
     <w:tblStylePr w:type="lastCol">
       <w:rPr>
+        <w:rFonts w:eastAsia="黑体"/>
         <w:b/>
         <w:bCs/>
       </w:rPr>
@@ -4322,6 +4559,7 @@
       <w:spacing w:after="0" w:line="240" w:lineRule="auto"/>
     </w:pPr>
     <w:rPr>
+      <w:rFonts w:eastAsia="黑体"/>
       <w:color w:themeColor="accent1" w:themeShade="BF" w:val="365F91"/>
     </w:rPr>
     <w:tblPr>
@@ -4344,6 +4582,7 @@
         <w:spacing w:after="0" w:before="0" w:line="240" w:lineRule="auto"/>
       </w:pPr>
       <w:rPr>
+        <w:rFonts w:eastAsia="黑体"/>
         <w:b/>
         <w:bCs/>
       </w:rPr>
@@ -4364,6 +4603,7 @@
         <w:spacing w:after="0" w:before="0" w:line="240" w:lineRule="auto"/>
       </w:pPr>
       <w:rPr>
+        <w:rFonts w:eastAsia="黑体"/>
         <w:b/>
         <w:bCs/>
       </w:rPr>
@@ -4381,12 +4621,14 @@
     </w:tblStylePr>
     <w:tblStylePr w:type="firstCol">
       <w:rPr>
+        <w:rFonts w:eastAsia="黑体"/>
         <w:b/>
         <w:bCs/>
       </w:rPr>
     </w:tblStylePr>
     <w:tblStylePr w:type="lastCol">
       <w:rPr>
+        <w:rFonts w:eastAsia="黑体"/>
         <w:b/>
         <w:bCs/>
       </w:rPr>
@@ -4425,6 +4667,7 @@
       <w:spacing w:after="0" w:line="240" w:lineRule="auto"/>
     </w:pPr>
     <w:rPr>
+      <w:rFonts w:eastAsia="黑体"/>
       <w:color w:themeColor="accent2" w:themeShade="BF" w:val="943634"/>
     </w:rPr>
     <w:tblPr>
@@ -4447,6 +4690,7 @@
         <w:spacing w:after="0" w:before="0" w:line="240" w:lineRule="auto"/>
       </w:pPr>
       <w:rPr>
+        <w:rFonts w:eastAsia="黑体"/>
         <w:b/>
         <w:bCs/>
       </w:rPr>
@@ -4467,6 +4711,7 @@
         <w:spacing w:after="0" w:before="0" w:line="240" w:lineRule="auto"/>
       </w:pPr>
       <w:rPr>
+        <w:rFonts w:eastAsia="黑体"/>
         <w:b/>
         <w:bCs/>
       </w:rPr>
@@ -4484,12 +4729,14 @@
     </w:tblStylePr>
     <w:tblStylePr w:type="firstCol">
       <w:rPr>
+        <w:rFonts w:eastAsia="黑体"/>
         <w:b/>
         <w:bCs/>
       </w:rPr>
     </w:tblStylePr>
     <w:tblStylePr w:type="lastCol">
       <w:rPr>
+        <w:rFonts w:eastAsia="黑体"/>
         <w:b/>
         <w:bCs/>
       </w:rPr>
@@ -4528,6 +4775,7 @@
       <w:spacing w:after="0" w:line="240" w:lineRule="auto"/>
     </w:pPr>
     <w:rPr>
+      <w:rFonts w:eastAsia="黑体"/>
       <w:color w:themeColor="accent3" w:themeShade="BF" w:val="76923C"/>
     </w:rPr>
     <w:tblPr>
@@ -4550,6 +4798,7 @@
         <w:spacing w:after="0" w:before="0" w:line="240" w:lineRule="auto"/>
       </w:pPr>
       <w:rPr>
+        <w:rFonts w:eastAsia="黑体"/>
         <w:b/>
         <w:bCs/>
       </w:rPr>
@@ -4570,6 +4819,7 @@
         <w:spacing w:after="0" w:before="0" w:line="240" w:lineRule="auto"/>
       </w:pPr>
       <w:rPr>
+        <w:rFonts w:eastAsia="黑体"/>
         <w:b/>
         <w:bCs/>
       </w:rPr>
@@ -4587,12 +4837,14 @@
     </w:tblStylePr>
     <w:tblStylePr w:type="firstCol">
       <w:rPr>
+        <w:rFonts w:eastAsia="黑体"/>
         <w:b/>
         <w:bCs/>
       </w:rPr>
     </w:tblStylePr>
     <w:tblStylePr w:type="lastCol">
       <w:rPr>
+        <w:rFonts w:eastAsia="黑体"/>
         <w:b/>
         <w:bCs/>
       </w:rPr>
@@ -4631,6 +4883,7 @@
       <w:spacing w:after="0" w:line="240" w:lineRule="auto"/>
     </w:pPr>
     <w:rPr>
+      <w:rFonts w:eastAsia="黑体"/>
       <w:color w:themeColor="accent4" w:themeShade="BF" w:val="5F497A"/>
     </w:rPr>
     <w:tblPr>
@@ -4653,6 +4906,7 @@
         <w:spacing w:after="0" w:before="0" w:line="240" w:lineRule="auto"/>
       </w:pPr>
       <w:rPr>
+        <w:rFonts w:eastAsia="黑体"/>
         <w:b/>
         <w:bCs/>
       </w:rPr>
@@ -4673,6 +4927,7 @@
         <w:spacing w:after="0" w:before="0" w:line="240" w:lineRule="auto"/>
       </w:pPr>
       <w:rPr>
+        <w:rFonts w:eastAsia="黑体"/>
         <w:b/>
         <w:bCs/>
       </w:rPr>
@@ -4690,12 +4945,14 @@
     </w:tblStylePr>
     <w:tblStylePr w:type="firstCol">
       <w:rPr>
+        <w:rFonts w:eastAsia="黑体"/>
         <w:b/>
         <w:bCs/>
       </w:rPr>
     </w:tblStylePr>
     <w:tblStylePr w:type="lastCol">
       <w:rPr>
+        <w:rFonts w:eastAsia="黑体"/>
         <w:b/>
         <w:bCs/>
       </w:rPr>
@@ -4734,6 +4991,7 @@
       <w:spacing w:after="0" w:line="240" w:lineRule="auto"/>
     </w:pPr>
     <w:rPr>
+      <w:rFonts w:eastAsia="黑体"/>
       <w:color w:themeColor="accent5" w:themeShade="BF" w:val="31849B"/>
     </w:rPr>
     <w:tblPr>
@@ -4756,6 +5014,7 @@
         <w:spacing w:after="0" w:before="0" w:line="240" w:lineRule="auto"/>
       </w:pPr>
       <w:rPr>
+        <w:rFonts w:eastAsia="黑体"/>
         <w:b/>
         <w:bCs/>
       </w:rPr>
@@ -4776,6 +5035,7 @@
         <w:spacing w:after="0" w:before="0" w:line="240" w:lineRule="auto"/>
       </w:pPr>
       <w:rPr>
+        <w:rFonts w:eastAsia="黑体"/>
         <w:b/>
         <w:bCs/>
       </w:rPr>
@@ -4793,12 +5053,14 @@
     </w:tblStylePr>
     <w:tblStylePr w:type="firstCol">
       <w:rPr>
+        <w:rFonts w:eastAsia="黑体"/>
         <w:b/>
         <w:bCs/>
       </w:rPr>
     </w:tblStylePr>
     <w:tblStylePr w:type="lastCol">
       <w:rPr>
+        <w:rFonts w:eastAsia="黑体"/>
         <w:b/>
         <w:bCs/>
       </w:rPr>
@@ -4837,6 +5099,7 @@
       <w:spacing w:after="0" w:line="240" w:lineRule="auto"/>
     </w:pPr>
     <w:rPr>
+      <w:rFonts w:eastAsia="黑体"/>
       <w:color w:themeColor="accent6" w:themeShade="BF" w:val="E36C0A"/>
     </w:rPr>
     <w:tblPr>
@@ -4859,6 +5122,7 @@
         <w:spacing w:after="0" w:before="0" w:line="240" w:lineRule="auto"/>
       </w:pPr>
       <w:rPr>
+        <w:rFonts w:eastAsia="黑体"/>
         <w:b/>
         <w:bCs/>
       </w:rPr>
@@ -4879,6 +5143,7 @@
         <w:spacing w:after="0" w:before="0" w:line="240" w:lineRule="auto"/>
       </w:pPr>
       <w:rPr>
+        <w:rFonts w:eastAsia="黑体"/>
         <w:b/>
         <w:bCs/>
       </w:rPr>
@@ -4896,12 +5161,14 @@
     </w:tblStylePr>
     <w:tblStylePr w:type="firstCol">
       <w:rPr>
+        <w:rFonts w:eastAsia="黑体"/>
         <w:b/>
         <w:bCs/>
       </w:rPr>
     </w:tblStylePr>
     <w:tblStylePr w:type="lastCol">
       <w:rPr>
+        <w:rFonts w:eastAsia="黑体"/>
         <w:b/>
         <w:bCs/>
       </w:rPr>
@@ -4961,6 +5228,7 @@
         <w:spacing w:after="0" w:before="0" w:line="240" w:lineRule="auto"/>
       </w:pPr>
       <w:rPr>
+        <w:rFonts w:eastAsia="黑体"/>
         <w:b/>
         <w:bCs/>
         <w:color w:themeColor="background1" w:val="FFFFFF"/>
@@ -4975,6 +5243,7 @@
         <w:spacing w:after="0" w:before="0" w:line="240" w:lineRule="auto"/>
       </w:pPr>
       <w:rPr>
+        <w:rFonts w:eastAsia="黑体"/>
         <w:b/>
         <w:bCs/>
       </w:rPr>
@@ -4990,12 +5259,14 @@
     </w:tblStylePr>
     <w:tblStylePr w:type="firstCol">
       <w:rPr>
+        <w:rFonts w:eastAsia="黑体"/>
         <w:b/>
         <w:bCs/>
       </w:rPr>
     </w:tblStylePr>
     <w:tblStylePr w:type="lastCol">
       <w:rPr>
+        <w:rFonts w:eastAsia="黑体"/>
         <w:b/>
         <w:bCs/>
       </w:rPr>
@@ -5053,6 +5324,7 @@
         <w:spacing w:after="0" w:before="0" w:line="240" w:lineRule="auto"/>
       </w:pPr>
       <w:rPr>
+        <w:rFonts w:eastAsia="黑体"/>
         <w:b/>
         <w:bCs/>
         <w:color w:themeColor="background1" w:val="FFFFFF"/>
@@ -5067,6 +5339,7 @@
         <w:spacing w:after="0" w:before="0" w:line="240" w:lineRule="auto"/>
       </w:pPr>
       <w:rPr>
+        <w:rFonts w:eastAsia="黑体"/>
         <w:b/>
         <w:bCs/>
       </w:rPr>
@@ -5082,12 +5355,14 @@
     </w:tblStylePr>
     <w:tblStylePr w:type="firstCol">
       <w:rPr>
+        <w:rFonts w:eastAsia="黑体"/>
         <w:b/>
         <w:bCs/>
       </w:rPr>
     </w:tblStylePr>
     <w:tblStylePr w:type="lastCol">
       <w:rPr>
+        <w:rFonts w:eastAsia="黑体"/>
         <w:b/>
         <w:bCs/>
       </w:rPr>
@@ -5145,6 +5420,7 @@
         <w:spacing w:after="0" w:before="0" w:line="240" w:lineRule="auto"/>
       </w:pPr>
       <w:rPr>
+        <w:rFonts w:eastAsia="黑体"/>
         <w:b/>
         <w:bCs/>
         <w:color w:themeColor="background1" w:val="FFFFFF"/>
@@ -5159,6 +5435,7 @@
         <w:spacing w:after="0" w:before="0" w:line="240" w:lineRule="auto"/>
       </w:pPr>
       <w:rPr>
+        <w:rFonts w:eastAsia="黑体"/>
         <w:b/>
         <w:bCs/>
       </w:rPr>
@@ -5174,12 +5451,14 @@
     </w:tblStylePr>
     <w:tblStylePr w:type="firstCol">
       <w:rPr>
+        <w:rFonts w:eastAsia="黑体"/>
         <w:b/>
         <w:bCs/>
       </w:rPr>
     </w:tblStylePr>
     <w:tblStylePr w:type="lastCol">
       <w:rPr>
+        <w:rFonts w:eastAsia="黑体"/>
         <w:b/>
         <w:bCs/>
       </w:rPr>
@@ -5237,6 +5516,7 @@
         <w:spacing w:after="0" w:before="0" w:line="240" w:lineRule="auto"/>
       </w:pPr>
       <w:rPr>
+        <w:rFonts w:eastAsia="黑体"/>
         <w:b/>
         <w:bCs/>
         <w:color w:themeColor="background1" w:val="FFFFFF"/>
@@ -5251,6 +5531,7 @@
         <w:spacing w:after="0" w:before="0" w:line="240" w:lineRule="auto"/>
       </w:pPr>
       <w:rPr>
+        <w:rFonts w:eastAsia="黑体"/>
         <w:b/>
         <w:bCs/>
       </w:rPr>
@@ -5266,12 +5547,14 @@
     </w:tblStylePr>
     <w:tblStylePr w:type="firstCol">
       <w:rPr>
+        <w:rFonts w:eastAsia="黑体"/>
         <w:b/>
         <w:bCs/>
       </w:rPr>
     </w:tblStylePr>
     <w:tblStylePr w:type="lastCol">
       <w:rPr>
+        <w:rFonts w:eastAsia="黑体"/>
         <w:b/>
         <w:bCs/>
       </w:rPr>
@@ -5329,6 +5612,7 @@
         <w:spacing w:after="0" w:before="0" w:line="240" w:lineRule="auto"/>
       </w:pPr>
       <w:rPr>
+        <w:rFonts w:eastAsia="黑体"/>
         <w:b/>
         <w:bCs/>
         <w:color w:themeColor="background1" w:val="FFFFFF"/>
@@ -5343,6 +5627,7 @@
         <w:spacing w:after="0" w:before="0" w:line="240" w:lineRule="auto"/>
       </w:pPr>
       <w:rPr>
+        <w:rFonts w:eastAsia="黑体"/>
         <w:b/>
         <w:bCs/>
       </w:rPr>
@@ -5358,12 +5643,14 @@
     </w:tblStylePr>
     <w:tblStylePr w:type="firstCol">
       <w:rPr>
+        <w:rFonts w:eastAsia="黑体"/>
         <w:b/>
         <w:bCs/>
       </w:rPr>
     </w:tblStylePr>
     <w:tblStylePr w:type="lastCol">
       <w:rPr>
+        <w:rFonts w:eastAsia="黑体"/>
         <w:b/>
         <w:bCs/>
       </w:rPr>
@@ -5421,6 +5708,7 @@
         <w:spacing w:after="0" w:before="0" w:line="240" w:lineRule="auto"/>
       </w:pPr>
       <w:rPr>
+        <w:rFonts w:eastAsia="黑体"/>
         <w:b/>
         <w:bCs/>
         <w:color w:themeColor="background1" w:val="FFFFFF"/>
@@ -5435,6 +5723,7 @@
         <w:spacing w:after="0" w:before="0" w:line="240" w:lineRule="auto"/>
       </w:pPr>
       <w:rPr>
+        <w:rFonts w:eastAsia="黑体"/>
         <w:b/>
         <w:bCs/>
       </w:rPr>
@@ -5450,12 +5739,14 @@
     </w:tblStylePr>
     <w:tblStylePr w:type="firstCol">
       <w:rPr>
+        <w:rFonts w:eastAsia="黑体"/>
         <w:b/>
         <w:bCs/>
       </w:rPr>
     </w:tblStylePr>
     <w:tblStylePr w:type="lastCol">
       <w:rPr>
+        <w:rFonts w:eastAsia="黑体"/>
         <w:b/>
         <w:bCs/>
       </w:rPr>
@@ -5513,6 +5804,7 @@
         <w:spacing w:after="0" w:before="0" w:line="240" w:lineRule="auto"/>
       </w:pPr>
       <w:rPr>
+        <w:rFonts w:eastAsia="黑体"/>
         <w:b/>
         <w:bCs/>
         <w:color w:themeColor="background1" w:val="FFFFFF"/>
@@ -5527,6 +5819,7 @@
         <w:spacing w:after="0" w:before="0" w:line="240" w:lineRule="auto"/>
       </w:pPr>
       <w:rPr>
+        <w:rFonts w:eastAsia="黑体"/>
         <w:b/>
         <w:bCs/>
       </w:rPr>
@@ -5542,12 +5835,14 @@
     </w:tblStylePr>
     <w:tblStylePr w:type="firstCol">
       <w:rPr>
+        <w:rFonts w:eastAsia="黑体"/>
         <w:b/>
         <w:bCs/>
       </w:rPr>
     </w:tblStylePr>
     <w:tblStylePr w:type="lastCol">
       <w:rPr>
+        <w:rFonts w:eastAsia="黑体"/>
         <w:b/>
         <w:bCs/>
       </w:rPr>
@@ -5607,7 +5902,7 @@
         <w:spacing w:after="0" w:before="0" w:line="240" w:lineRule="auto"/>
       </w:pPr>
       <w:rPr>
-        <w:rFonts w:asciiTheme="majorHAnsi" w:cstheme="majorBidi" w:eastAsiaTheme="majorEastAsia" w:hAnsiTheme="majorHAnsi"/>
+        <w:rFonts w:asciiTheme="majorHAnsi" w:cstheme="majorBidi" w:hAnsiTheme="majorHAnsi" w:eastAsia="黑体"/>
         <w:b/>
         <w:bCs/>
       </w:rPr>
@@ -5628,7 +5923,7 @@
         <w:spacing w:after="0" w:before="0" w:line="240" w:lineRule="auto"/>
       </w:pPr>
       <w:rPr>
-        <w:rFonts w:asciiTheme="majorHAnsi" w:cstheme="majorBidi" w:eastAsiaTheme="majorEastAsia" w:hAnsiTheme="majorHAnsi"/>
+        <w:rFonts w:asciiTheme="majorHAnsi" w:cstheme="majorBidi" w:hAnsiTheme="majorHAnsi" w:eastAsia="黑体"/>
         <w:b/>
         <w:bCs/>
       </w:rPr>
@@ -5646,14 +5941,14 @@
     </w:tblStylePr>
     <w:tblStylePr w:type="firstCol">
       <w:rPr>
-        <w:rFonts w:asciiTheme="majorHAnsi" w:cstheme="majorBidi" w:eastAsiaTheme="majorEastAsia" w:hAnsiTheme="majorHAnsi"/>
+        <w:rFonts w:asciiTheme="majorHAnsi" w:cstheme="majorBidi" w:hAnsiTheme="majorHAnsi" w:eastAsia="黑体"/>
         <w:b/>
         <w:bCs/>
       </w:rPr>
     </w:tblStylePr>
     <w:tblStylePr w:type="lastCol">
       <w:rPr>
-        <w:rFonts w:asciiTheme="majorHAnsi" w:cstheme="majorBidi" w:eastAsiaTheme="majorEastAsia" w:hAnsiTheme="majorHAnsi"/>
+        <w:rFonts w:asciiTheme="majorHAnsi" w:cstheme="majorBidi" w:hAnsiTheme="majorHAnsi" w:eastAsia="黑体"/>
         <w:b/>
         <w:bCs/>
       </w:rPr>
@@ -5737,7 +6032,7 @@
         <w:spacing w:after="0" w:before="0" w:line="240" w:lineRule="auto"/>
       </w:pPr>
       <w:rPr>
-        <w:rFonts w:asciiTheme="majorHAnsi" w:cstheme="majorBidi" w:eastAsiaTheme="majorEastAsia" w:hAnsiTheme="majorHAnsi"/>
+        <w:rFonts w:asciiTheme="majorHAnsi" w:cstheme="majorBidi" w:hAnsiTheme="majorHAnsi" w:eastAsia="黑体"/>
         <w:b/>
         <w:bCs/>
       </w:rPr>
@@ -5758,7 +6053,7 @@
         <w:spacing w:after="0" w:before="0" w:line="240" w:lineRule="auto"/>
       </w:pPr>
       <w:rPr>
-        <w:rFonts w:asciiTheme="majorHAnsi" w:cstheme="majorBidi" w:eastAsiaTheme="majorEastAsia" w:hAnsiTheme="majorHAnsi"/>
+        <w:rFonts w:asciiTheme="majorHAnsi" w:cstheme="majorBidi" w:hAnsiTheme="majorHAnsi" w:eastAsia="黑体"/>
         <w:b/>
         <w:bCs/>
       </w:rPr>
@@ -5776,14 +6071,14 @@
     </w:tblStylePr>
     <w:tblStylePr w:type="firstCol">
       <w:rPr>
-        <w:rFonts w:asciiTheme="majorHAnsi" w:cstheme="majorBidi" w:eastAsiaTheme="majorEastAsia" w:hAnsiTheme="majorHAnsi"/>
+        <w:rFonts w:asciiTheme="majorHAnsi" w:cstheme="majorBidi" w:hAnsiTheme="majorHAnsi" w:eastAsia="黑体"/>
         <w:b/>
         <w:bCs/>
       </w:rPr>
     </w:tblStylePr>
     <w:tblStylePr w:type="lastCol">
       <w:rPr>
-        <w:rFonts w:asciiTheme="majorHAnsi" w:cstheme="majorBidi" w:eastAsiaTheme="majorEastAsia" w:hAnsiTheme="majorHAnsi"/>
+        <w:rFonts w:asciiTheme="majorHAnsi" w:cstheme="majorBidi" w:hAnsiTheme="majorHAnsi" w:eastAsia="黑体"/>
         <w:b/>
         <w:bCs/>
       </w:rPr>
@@ -5867,7 +6162,7 @@
         <w:spacing w:after="0" w:before="0" w:line="240" w:lineRule="auto"/>
       </w:pPr>
       <w:rPr>
-        <w:rFonts w:asciiTheme="majorHAnsi" w:cstheme="majorBidi" w:eastAsiaTheme="majorEastAsia" w:hAnsiTheme="majorHAnsi"/>
+        <w:rFonts w:asciiTheme="majorHAnsi" w:cstheme="majorBidi" w:hAnsiTheme="majorHAnsi" w:eastAsia="黑体"/>
         <w:b/>
         <w:bCs/>
       </w:rPr>
@@ -5888,7 +6183,7 @@
         <w:spacing w:after="0" w:before="0" w:line="240" w:lineRule="auto"/>
       </w:pPr>
       <w:rPr>
-        <w:rFonts w:asciiTheme="majorHAnsi" w:cstheme="majorBidi" w:eastAsiaTheme="majorEastAsia" w:hAnsiTheme="majorHAnsi"/>
+        <w:rFonts w:asciiTheme="majorHAnsi" w:cstheme="majorBidi" w:hAnsiTheme="majorHAnsi" w:eastAsia="黑体"/>
         <w:b/>
         <w:bCs/>
       </w:rPr>
@@ -5906,14 +6201,14 @@
     </w:tblStylePr>
     <w:tblStylePr w:type="firstCol">
       <w:rPr>
-        <w:rFonts w:asciiTheme="majorHAnsi" w:cstheme="majorBidi" w:eastAsiaTheme="majorEastAsia" w:hAnsiTheme="majorHAnsi"/>
+        <w:rFonts w:asciiTheme="majorHAnsi" w:cstheme="majorBidi" w:hAnsiTheme="majorHAnsi" w:eastAsia="黑体"/>
         <w:b/>
         <w:bCs/>
       </w:rPr>
     </w:tblStylePr>
     <w:tblStylePr w:type="lastCol">
       <w:rPr>
-        <w:rFonts w:asciiTheme="majorHAnsi" w:cstheme="majorBidi" w:eastAsiaTheme="majorEastAsia" w:hAnsiTheme="majorHAnsi"/>
+        <w:rFonts w:asciiTheme="majorHAnsi" w:cstheme="majorBidi" w:hAnsiTheme="majorHAnsi" w:eastAsia="黑体"/>
         <w:b/>
         <w:bCs/>
       </w:rPr>
@@ -5997,7 +6292,7 @@
         <w:spacing w:after="0" w:before="0" w:line="240" w:lineRule="auto"/>
       </w:pPr>
       <w:rPr>
-        <w:rFonts w:asciiTheme="majorHAnsi" w:cstheme="majorBidi" w:eastAsiaTheme="majorEastAsia" w:hAnsiTheme="majorHAnsi"/>
+        <w:rFonts w:asciiTheme="majorHAnsi" w:cstheme="majorBidi" w:hAnsiTheme="majorHAnsi" w:eastAsia="黑体"/>
         <w:b/>
         <w:bCs/>
       </w:rPr>
@@ -6018,7 +6313,7 @@
         <w:spacing w:after="0" w:before="0" w:line="240" w:lineRule="auto"/>
       </w:pPr>
       <w:rPr>
-        <w:rFonts w:asciiTheme="majorHAnsi" w:cstheme="majorBidi" w:eastAsiaTheme="majorEastAsia" w:hAnsiTheme="majorHAnsi"/>
+        <w:rFonts w:asciiTheme="majorHAnsi" w:cstheme="majorBidi" w:hAnsiTheme="majorHAnsi" w:eastAsia="黑体"/>
         <w:b/>
         <w:bCs/>
       </w:rPr>
@@ -6036,14 +6331,14 @@
     </w:tblStylePr>
     <w:tblStylePr w:type="firstCol">
       <w:rPr>
-        <w:rFonts w:asciiTheme="majorHAnsi" w:cstheme="majorBidi" w:eastAsiaTheme="majorEastAsia" w:hAnsiTheme="majorHAnsi"/>
+        <w:rFonts w:asciiTheme="majorHAnsi" w:cstheme="majorBidi" w:hAnsiTheme="majorHAnsi" w:eastAsia="黑体"/>
         <w:b/>
         <w:bCs/>
       </w:rPr>
     </w:tblStylePr>
     <w:tblStylePr w:type="lastCol">
       <w:rPr>
-        <w:rFonts w:asciiTheme="majorHAnsi" w:cstheme="majorBidi" w:eastAsiaTheme="majorEastAsia" w:hAnsiTheme="majorHAnsi"/>
+        <w:rFonts w:asciiTheme="majorHAnsi" w:cstheme="majorBidi" w:hAnsiTheme="majorHAnsi" w:eastAsia="黑体"/>
         <w:b/>
         <w:bCs/>
       </w:rPr>
@@ -6127,7 +6422,7 @@
         <w:spacing w:after="0" w:before="0" w:line="240" w:lineRule="auto"/>
       </w:pPr>
       <w:rPr>
-        <w:rFonts w:asciiTheme="majorHAnsi" w:cstheme="majorBidi" w:eastAsiaTheme="majorEastAsia" w:hAnsiTheme="majorHAnsi"/>
+        <w:rFonts w:asciiTheme="majorHAnsi" w:cstheme="majorBidi" w:hAnsiTheme="majorHAnsi" w:eastAsia="黑体"/>
         <w:b/>
         <w:bCs/>
       </w:rPr>
@@ -6148,7 +6443,7 @@
         <w:spacing w:after="0" w:before="0" w:line="240" w:lineRule="auto"/>
       </w:pPr>
       <w:rPr>
-        <w:rFonts w:asciiTheme="majorHAnsi" w:cstheme="majorBidi" w:eastAsiaTheme="majorEastAsia" w:hAnsiTheme="majorHAnsi"/>
+        <w:rFonts w:asciiTheme="majorHAnsi" w:cstheme="majorBidi" w:hAnsiTheme="majorHAnsi" w:eastAsia="黑体"/>
         <w:b/>
         <w:bCs/>
       </w:rPr>
@@ -6166,14 +6461,14 @@
     </w:tblStylePr>
     <w:tblStylePr w:type="firstCol">
       <w:rPr>
-        <w:rFonts w:asciiTheme="majorHAnsi" w:cstheme="majorBidi" w:eastAsiaTheme="majorEastAsia" w:hAnsiTheme="majorHAnsi"/>
+        <w:rFonts w:asciiTheme="majorHAnsi" w:cstheme="majorBidi" w:hAnsiTheme="majorHAnsi" w:eastAsia="黑体"/>
         <w:b/>
         <w:bCs/>
       </w:rPr>
     </w:tblStylePr>
     <w:tblStylePr w:type="lastCol">
       <w:rPr>
-        <w:rFonts w:asciiTheme="majorHAnsi" w:cstheme="majorBidi" w:eastAsiaTheme="majorEastAsia" w:hAnsiTheme="majorHAnsi"/>
+        <w:rFonts w:asciiTheme="majorHAnsi" w:cstheme="majorBidi" w:hAnsiTheme="majorHAnsi" w:eastAsia="黑体"/>
         <w:b/>
         <w:bCs/>
       </w:rPr>
@@ -6257,7 +6552,7 @@
         <w:spacing w:after="0" w:before="0" w:line="240" w:lineRule="auto"/>
       </w:pPr>
       <w:rPr>
-        <w:rFonts w:asciiTheme="majorHAnsi" w:cstheme="majorBidi" w:eastAsiaTheme="majorEastAsia" w:hAnsiTheme="majorHAnsi"/>
+        <w:rFonts w:asciiTheme="majorHAnsi" w:cstheme="majorBidi" w:hAnsiTheme="majorHAnsi" w:eastAsia="黑体"/>
         <w:b/>
         <w:bCs/>
       </w:rPr>
@@ -6278,7 +6573,7 @@
         <w:spacing w:after="0" w:before="0" w:line="240" w:lineRule="auto"/>
       </w:pPr>
       <w:rPr>
-        <w:rFonts w:asciiTheme="majorHAnsi" w:cstheme="majorBidi" w:eastAsiaTheme="majorEastAsia" w:hAnsiTheme="majorHAnsi"/>
+        <w:rFonts w:asciiTheme="majorHAnsi" w:cstheme="majorBidi" w:hAnsiTheme="majorHAnsi" w:eastAsia="黑体"/>
         <w:b/>
         <w:bCs/>
       </w:rPr>
@@ -6296,14 +6591,14 @@
     </w:tblStylePr>
     <w:tblStylePr w:type="firstCol">
       <w:rPr>
-        <w:rFonts w:asciiTheme="majorHAnsi" w:cstheme="majorBidi" w:eastAsiaTheme="majorEastAsia" w:hAnsiTheme="majorHAnsi"/>
+        <w:rFonts w:asciiTheme="majorHAnsi" w:cstheme="majorBidi" w:hAnsiTheme="majorHAnsi" w:eastAsia="黑体"/>
         <w:b/>
         <w:bCs/>
       </w:rPr>
     </w:tblStylePr>
     <w:tblStylePr w:type="lastCol">
       <w:rPr>
-        <w:rFonts w:asciiTheme="majorHAnsi" w:cstheme="majorBidi" w:eastAsiaTheme="majorEastAsia" w:hAnsiTheme="majorHAnsi"/>
+        <w:rFonts w:asciiTheme="majorHAnsi" w:cstheme="majorBidi" w:hAnsiTheme="majorHAnsi" w:eastAsia="黑体"/>
         <w:b/>
         <w:bCs/>
       </w:rPr>
@@ -6387,7 +6682,7 @@
         <w:spacing w:after="0" w:before="0" w:line="240" w:lineRule="auto"/>
       </w:pPr>
       <w:rPr>
-        <w:rFonts w:asciiTheme="majorHAnsi" w:cstheme="majorBidi" w:eastAsiaTheme="majorEastAsia" w:hAnsiTheme="majorHAnsi"/>
+        <w:rFonts w:asciiTheme="majorHAnsi" w:cstheme="majorBidi" w:hAnsiTheme="majorHAnsi" w:eastAsia="黑体"/>
         <w:b/>
         <w:bCs/>
       </w:rPr>
@@ -6408,7 +6703,7 @@
         <w:spacing w:after="0" w:before="0" w:line="240" w:lineRule="auto"/>
       </w:pPr>
       <w:rPr>
-        <w:rFonts w:asciiTheme="majorHAnsi" w:cstheme="majorBidi" w:eastAsiaTheme="majorEastAsia" w:hAnsiTheme="majorHAnsi"/>
+        <w:rFonts w:asciiTheme="majorHAnsi" w:cstheme="majorBidi" w:hAnsiTheme="majorHAnsi" w:eastAsia="黑体"/>
         <w:b/>
         <w:bCs/>
       </w:rPr>
@@ -6426,14 +6721,14 @@
     </w:tblStylePr>
     <w:tblStylePr w:type="firstCol">
       <w:rPr>
-        <w:rFonts w:asciiTheme="majorHAnsi" w:cstheme="majorBidi" w:eastAsiaTheme="majorEastAsia" w:hAnsiTheme="majorHAnsi"/>
+        <w:rFonts w:asciiTheme="majorHAnsi" w:cstheme="majorBidi" w:hAnsiTheme="majorHAnsi" w:eastAsia="黑体"/>
         <w:b/>
         <w:bCs/>
       </w:rPr>
     </w:tblStylePr>
     <w:tblStylePr w:type="lastCol">
       <w:rPr>
-        <w:rFonts w:asciiTheme="majorHAnsi" w:cstheme="majorBidi" w:eastAsiaTheme="majorEastAsia" w:hAnsiTheme="majorHAnsi"/>
+        <w:rFonts w:asciiTheme="majorHAnsi" w:cstheme="majorBidi" w:hAnsiTheme="majorHAnsi" w:eastAsia="黑体"/>
         <w:b/>
         <w:bCs/>
       </w:rPr>
@@ -6516,6 +6811,7 @@
         <w:spacing w:after="0" w:before="0" w:line="240" w:lineRule="auto"/>
       </w:pPr>
       <w:rPr>
+        <w:rFonts w:eastAsia="黑体"/>
         <w:b/>
         <w:bCs/>
         <w:color w:themeColor="background1" w:val="FFFFFF"/>
@@ -6538,6 +6834,7 @@
         <w:spacing w:after="0" w:before="0" w:line="240" w:lineRule="auto"/>
       </w:pPr>
       <w:rPr>
+        <w:rFonts w:eastAsia="黑体"/>
         <w:b/>
         <w:bCs/>
       </w:rPr>
@@ -6555,12 +6852,14 @@
     </w:tblStylePr>
     <w:tblStylePr w:type="firstCol">
       <w:rPr>
+        <w:rFonts w:eastAsia="黑体"/>
         <w:b/>
         <w:bCs/>
       </w:rPr>
     </w:tblStylePr>
     <w:tblStylePr w:type="lastCol">
       <w:rPr>
+        <w:rFonts w:eastAsia="黑体"/>
         <w:b/>
         <w:bCs/>
       </w:rPr>
@@ -6622,6 +6921,7 @@
         <w:spacing w:after="0" w:before="0" w:line="240" w:lineRule="auto"/>
       </w:pPr>
       <w:rPr>
+        <w:rFonts w:eastAsia="黑体"/>
         <w:b/>
         <w:bCs/>
         <w:color w:themeColor="background1" w:val="FFFFFF"/>
@@ -6644,6 +6944,7 @@
         <w:spacing w:after="0" w:before="0" w:line="240" w:lineRule="auto"/>
       </w:pPr>
       <w:rPr>
+        <w:rFonts w:eastAsia="黑体"/>
         <w:b/>
         <w:bCs/>
       </w:rPr>
@@ -6661,12 +6962,14 @@
     </w:tblStylePr>
     <w:tblStylePr w:type="firstCol">
       <w:rPr>
+        <w:rFonts w:eastAsia="黑体"/>
         <w:b/>
         <w:bCs/>
       </w:rPr>
     </w:tblStylePr>
     <w:tblStylePr w:type="lastCol">
       <w:rPr>
+        <w:rFonts w:eastAsia="黑体"/>
         <w:b/>
         <w:bCs/>
       </w:rPr>
@@ -6728,6 +7031,7 @@
         <w:spacing w:after="0" w:before="0" w:line="240" w:lineRule="auto"/>
       </w:pPr>
       <w:rPr>
+        <w:rFonts w:eastAsia="黑体"/>
         <w:b/>
         <w:bCs/>
         <w:color w:themeColor="background1" w:val="FFFFFF"/>
@@ -6750,6 +7054,7 @@
         <w:spacing w:after="0" w:before="0" w:line="240" w:lineRule="auto"/>
       </w:pPr>
       <w:rPr>
+        <w:rFonts w:eastAsia="黑体"/>
         <w:b/>
         <w:bCs/>
       </w:rPr>
@@ -6767,12 +7072,14 @@
     </w:tblStylePr>
     <w:tblStylePr w:type="firstCol">
       <w:rPr>
+        <w:rFonts w:eastAsia="黑体"/>
         <w:b/>
         <w:bCs/>
       </w:rPr>
     </w:tblStylePr>
     <w:tblStylePr w:type="lastCol">
       <w:rPr>
+        <w:rFonts w:eastAsia="黑体"/>
         <w:b/>
         <w:bCs/>
       </w:rPr>
@@ -6834,6 +7141,7 @@
         <w:spacing w:after="0" w:before="0" w:line="240" w:lineRule="auto"/>
       </w:pPr>
       <w:rPr>
+        <w:rFonts w:eastAsia="黑体"/>
         <w:b/>
         <w:bCs/>
         <w:color w:themeColor="background1" w:val="FFFFFF"/>
@@ -6856,6 +7164,7 @@
         <w:spacing w:after="0" w:before="0" w:line="240" w:lineRule="auto"/>
       </w:pPr>
       <w:rPr>
+        <w:rFonts w:eastAsia="黑体"/>
         <w:b/>
         <w:bCs/>
       </w:rPr>
@@ -6873,12 +7182,14 @@
     </w:tblStylePr>
     <w:tblStylePr w:type="firstCol">
       <w:rPr>
+        <w:rFonts w:eastAsia="黑体"/>
         <w:b/>
         <w:bCs/>
       </w:rPr>
     </w:tblStylePr>
     <w:tblStylePr w:type="lastCol">
       <w:rPr>
+        <w:rFonts w:eastAsia="黑体"/>
         <w:b/>
         <w:bCs/>
       </w:rPr>
@@ -6940,6 +7251,7 @@
         <w:spacing w:after="0" w:before="0" w:line="240" w:lineRule="auto"/>
       </w:pPr>
       <w:rPr>
+        <w:rFonts w:eastAsia="黑体"/>
         <w:b/>
         <w:bCs/>
         <w:color w:themeColor="background1" w:val="FFFFFF"/>
@@ -6962,6 +7274,7 @@
         <w:spacing w:after="0" w:before="0" w:line="240" w:lineRule="auto"/>
       </w:pPr>
       <w:rPr>
+        <w:rFonts w:eastAsia="黑体"/>
         <w:b/>
         <w:bCs/>
       </w:rPr>
@@ -6979,12 +7292,14 @@
     </w:tblStylePr>
     <w:tblStylePr w:type="firstCol">
       <w:rPr>
+        <w:rFonts w:eastAsia="黑体"/>
         <w:b/>
         <w:bCs/>
       </w:rPr>
     </w:tblStylePr>
     <w:tblStylePr w:type="lastCol">
       <w:rPr>
+        <w:rFonts w:eastAsia="黑体"/>
         <w:b/>
         <w:bCs/>
       </w:rPr>
@@ -7046,6 +7361,7 @@
         <w:spacing w:after="0" w:before="0" w:line="240" w:lineRule="auto"/>
       </w:pPr>
       <w:rPr>
+        <w:rFonts w:eastAsia="黑体"/>
         <w:b/>
         <w:bCs/>
         <w:color w:themeColor="background1" w:val="FFFFFF"/>
@@ -7068,6 +7384,7 @@
         <w:spacing w:after="0" w:before="0" w:line="240" w:lineRule="auto"/>
       </w:pPr>
       <w:rPr>
+        <w:rFonts w:eastAsia="黑体"/>
         <w:b/>
         <w:bCs/>
       </w:rPr>
@@ -7085,12 +7402,14 @@
     </w:tblStylePr>
     <w:tblStylePr w:type="firstCol">
       <w:rPr>
+        <w:rFonts w:eastAsia="黑体"/>
         <w:b/>
         <w:bCs/>
       </w:rPr>
     </w:tblStylePr>
     <w:tblStylePr w:type="lastCol">
       <w:rPr>
+        <w:rFonts w:eastAsia="黑体"/>
         <w:b/>
         <w:bCs/>
       </w:rPr>
@@ -7152,6 +7471,7 @@
         <w:spacing w:after="0" w:before="0" w:line="240" w:lineRule="auto"/>
       </w:pPr>
       <w:rPr>
+        <w:rFonts w:eastAsia="黑体"/>
         <w:b/>
         <w:bCs/>
         <w:color w:themeColor="background1" w:val="FFFFFF"/>
@@ -7174,6 +7494,7 @@
         <w:spacing w:after="0" w:before="0" w:line="240" w:lineRule="auto"/>
       </w:pPr>
       <w:rPr>
+        <w:rFonts w:eastAsia="黑体"/>
         <w:b/>
         <w:bCs/>
       </w:rPr>
@@ -7191,12 +7512,14 @@
     </w:tblStylePr>
     <w:tblStylePr w:type="firstCol">
       <w:rPr>
+        <w:rFonts w:eastAsia="黑体"/>
         <w:b/>
         <w:bCs/>
       </w:rPr>
     </w:tblStylePr>
     <w:tblStylePr w:type="lastCol">
       <w:rPr>
+        <w:rFonts w:eastAsia="黑体"/>
         <w:b/>
         <w:bCs/>
       </w:rPr>
@@ -7255,6 +7578,7 @@
         <w:spacing w:after="0" w:before="0" w:line="240" w:lineRule="auto"/>
       </w:pPr>
       <w:rPr>
+        <w:rFonts w:eastAsia="黑体"/>
         <w:b/>
         <w:bCs/>
         <w:color w:themeColor="background1" w:val="FFFFFF"/>
@@ -7277,6 +7601,7 @@
         <w:spacing w:after="0" w:before="0" w:line="240" w:lineRule="auto"/>
       </w:pPr>
       <w:rPr>
+        <w:rFonts w:eastAsia="黑体"/>
         <w:color w:val="auto"/>
       </w:rPr>
       <w:tblPr/>
@@ -7294,6 +7619,7 @@
     </w:tblStylePr>
     <w:tblStylePr w:type="firstCol">
       <w:rPr>
+        <w:rFonts w:eastAsia="黑体"/>
         <w:b/>
         <w:bCs/>
         <w:color w:themeColor="background1" w:val="FFFFFF"/>
@@ -7313,6 +7639,7 @@
     </w:tblStylePr>
     <w:tblStylePr w:type="lastCol">
       <w:rPr>
+        <w:rFonts w:eastAsia="黑体"/>
         <w:b/>
         <w:bCs/>
         <w:color w:themeColor="background1" w:val="FFFFFF"/>
@@ -7361,6 +7688,7 @@
     </w:tblStylePr>
     <w:tblStylePr w:type="nwCell">
       <w:rPr>
+        <w:rFonts w:eastAsia="黑体"/>
         <w:color w:themeColor="background1" w:val="FFFFFF"/>
       </w:rPr>
       <w:tblPr/>
@@ -7404,6 +7732,7 @@
         <w:spacing w:after="0" w:before="0" w:line="240" w:lineRule="auto"/>
       </w:pPr>
       <w:rPr>
+        <w:rFonts w:eastAsia="黑体"/>
         <w:b/>
         <w:bCs/>
         <w:color w:themeColor="background1" w:val="FFFFFF"/>
@@ -7426,6 +7755,7 @@
         <w:spacing w:after="0" w:before="0" w:line="240" w:lineRule="auto"/>
       </w:pPr>
       <w:rPr>
+        <w:rFonts w:eastAsia="黑体"/>
         <w:color w:val="auto"/>
       </w:rPr>
       <w:tblPr/>
@@ -7443,6 +7773,7 @@
     </w:tblStylePr>
     <w:tblStylePr w:type="firstCol">
       <w:rPr>
+        <w:rFonts w:eastAsia="黑体"/>
         <w:b/>
         <w:bCs/>
         <w:color w:themeColor="background1" w:val="FFFFFF"/>
@@ -7462,6 +7793,7 @@
     </w:tblStylePr>
     <w:tblStylePr w:type="lastCol">
       <w:rPr>
+        <w:rFonts w:eastAsia="黑体"/>
         <w:b/>
         <w:bCs/>
         <w:color w:themeColor="background1" w:val="FFFFFF"/>
@@ -7510,6 +7842,7 @@
     </w:tblStylePr>
     <w:tblStylePr w:type="nwCell">
       <w:rPr>
+        <w:rFonts w:eastAsia="黑体"/>
         <w:color w:themeColor="background1" w:val="FFFFFF"/>
       </w:rPr>
       <w:tblPr/>
@@ -7553,6 +7886,7 @@
         <w:spacing w:after="0" w:before="0" w:line="240" w:lineRule="auto"/>
       </w:pPr>
       <w:rPr>
+        <w:rFonts w:eastAsia="黑体"/>
         <w:b/>
         <w:bCs/>
         <w:color w:themeColor="background1" w:val="FFFFFF"/>
@@ -7575,6 +7909,7 @@
         <w:spacing w:after="0" w:before="0" w:line="240" w:lineRule="auto"/>
       </w:pPr>
       <w:rPr>
+        <w:rFonts w:eastAsia="黑体"/>
         <w:color w:val="auto"/>
       </w:rPr>
       <w:tblPr/>
@@ -7592,6 +7927,7 @@
     </w:tblStylePr>
     <w:tblStylePr w:type="firstCol">
       <w:rPr>
+        <w:rFonts w:eastAsia="黑体"/>
         <w:b/>
         <w:bCs/>
         <w:color w:themeColor="background1" w:val="FFFFFF"/>
@@ -7611,6 +7947,7 @@
     </w:tblStylePr>
     <w:tblStylePr w:type="lastCol">
       <w:rPr>
+        <w:rFonts w:eastAsia="黑体"/>
         <w:b/>
         <w:bCs/>
         <w:color w:themeColor="background1" w:val="FFFFFF"/>
@@ -7659,6 +7996,7 @@
     </w:tblStylePr>
     <w:tblStylePr w:type="nwCell">
       <w:rPr>
+        <w:rFonts w:eastAsia="黑体"/>
         <w:color w:themeColor="background1" w:val="FFFFFF"/>
       </w:rPr>
       <w:tblPr/>
@@ -7702,6 +8040,7 @@
         <w:spacing w:after="0" w:before="0" w:line="240" w:lineRule="auto"/>
       </w:pPr>
       <w:rPr>
+        <w:rFonts w:eastAsia="黑体"/>
         <w:b/>
         <w:bCs/>
         <w:color w:themeColor="background1" w:val="FFFFFF"/>
@@ -7724,6 +8063,7 @@
         <w:spacing w:after="0" w:before="0" w:line="240" w:lineRule="auto"/>
       </w:pPr>
       <w:rPr>
+        <w:rFonts w:eastAsia="黑体"/>
         <w:color w:val="auto"/>
       </w:rPr>
       <w:tblPr/>
@@ -7741,6 +8081,7 @@
     </w:tblStylePr>
     <w:tblStylePr w:type="firstCol">
       <w:rPr>
+        <w:rFonts w:eastAsia="黑体"/>
         <w:b/>
         <w:bCs/>
         <w:color w:themeColor="background1" w:val="FFFFFF"/>
@@ -7760,6 +8101,7 @@
     </w:tblStylePr>
     <w:tblStylePr w:type="lastCol">
       <w:rPr>
+        <w:rFonts w:eastAsia="黑体"/>
         <w:b/>
         <w:bCs/>
         <w:color w:themeColor="background1" w:val="FFFFFF"/>
@@ -7808,6 +8150,7 @@
     </w:tblStylePr>
     <w:tblStylePr w:type="nwCell">
       <w:rPr>
+        <w:rFonts w:eastAsia="黑体"/>
         <w:color w:themeColor="background1" w:val="FFFFFF"/>
       </w:rPr>
       <w:tblPr/>
@@ -7851,6 +8194,7 @@
         <w:spacing w:after="0" w:before="0" w:line="240" w:lineRule="auto"/>
       </w:pPr>
       <w:rPr>
+        <w:rFonts w:eastAsia="黑体"/>
         <w:b/>
         <w:bCs/>
         <w:color w:themeColor="background1" w:val="FFFFFF"/>
@@ -7873,6 +8217,7 @@
         <w:spacing w:after="0" w:before="0" w:line="240" w:lineRule="auto"/>
       </w:pPr>
       <w:rPr>
+        <w:rFonts w:eastAsia="黑体"/>
         <w:color w:val="auto"/>
       </w:rPr>
       <w:tblPr/>
@@ -7890,6 +8235,7 @@
     </w:tblStylePr>
     <w:tblStylePr w:type="firstCol">
       <w:rPr>
+        <w:rFonts w:eastAsia="黑体"/>
         <w:b/>
         <w:bCs/>
         <w:color w:themeColor="background1" w:val="FFFFFF"/>
@@ -7909,6 +8255,7 @@
     </w:tblStylePr>
     <w:tblStylePr w:type="lastCol">
       <w:rPr>
+        <w:rFonts w:eastAsia="黑体"/>
         <w:b/>
         <w:bCs/>
         <w:color w:themeColor="background1" w:val="FFFFFF"/>
@@ -7957,6 +8304,7 @@
     </w:tblStylePr>
     <w:tblStylePr w:type="nwCell">
       <w:rPr>
+        <w:rFonts w:eastAsia="黑体"/>
         <w:color w:themeColor="background1" w:val="FFFFFF"/>
       </w:rPr>
       <w:tblPr/>
@@ -8000,6 +8348,7 @@
         <w:spacing w:after="0" w:before="0" w:line="240" w:lineRule="auto"/>
       </w:pPr>
       <w:rPr>
+        <w:rFonts w:eastAsia="黑体"/>
         <w:b/>
         <w:bCs/>
         <w:color w:themeColor="background1" w:val="FFFFFF"/>
@@ -8022,6 +8371,7 @@
         <w:spacing w:after="0" w:before="0" w:line="240" w:lineRule="auto"/>
       </w:pPr>
       <w:rPr>
+        <w:rFonts w:eastAsia="黑体"/>
         <w:color w:val="auto"/>
       </w:rPr>
       <w:tblPr/>
@@ -8039,6 +8389,7 @@
     </w:tblStylePr>
     <w:tblStylePr w:type="firstCol">
       <w:rPr>
+        <w:rFonts w:eastAsia="黑体"/>
         <w:b/>
         <w:bCs/>
         <w:color w:themeColor="background1" w:val="FFFFFF"/>
@@ -8058,6 +8409,7 @@
     </w:tblStylePr>
     <w:tblStylePr w:type="lastCol">
       <w:rPr>
+        <w:rFonts w:eastAsia="黑体"/>
         <w:b/>
         <w:bCs/>
         <w:color w:themeColor="background1" w:val="FFFFFF"/>
@@ -8106,6 +8458,7 @@
     </w:tblStylePr>
     <w:tblStylePr w:type="nwCell">
       <w:rPr>
+        <w:rFonts w:eastAsia="黑体"/>
         <w:color w:themeColor="background1" w:val="FFFFFF"/>
       </w:rPr>
       <w:tblPr/>
@@ -8149,6 +8502,7 @@
         <w:spacing w:after="0" w:before="0" w:line="240" w:lineRule="auto"/>
       </w:pPr>
       <w:rPr>
+        <w:rFonts w:eastAsia="黑体"/>
         <w:b/>
         <w:bCs/>
         <w:color w:themeColor="background1" w:val="FFFFFF"/>
@@ -8171,6 +8525,7 @@
         <w:spacing w:after="0" w:before="0" w:line="240" w:lineRule="auto"/>
       </w:pPr>
       <w:rPr>
+        <w:rFonts w:eastAsia="黑体"/>
         <w:color w:val="auto"/>
       </w:rPr>
       <w:tblPr/>
@@ -8188,6 +8543,7 @@
     </w:tblStylePr>
     <w:tblStylePr w:type="firstCol">
       <w:rPr>
+        <w:rFonts w:eastAsia="黑体"/>
         <w:b/>
         <w:bCs/>
         <w:color w:themeColor="background1" w:val="FFFFFF"/>
@@ -8207,6 +8563,7 @@
     </w:tblStylePr>
     <w:tblStylePr w:type="lastCol">
       <w:rPr>
+        <w:rFonts w:eastAsia="黑体"/>
         <w:b/>
         <w:bCs/>
         <w:color w:themeColor="background1" w:val="FFFFFF"/>
@@ -8255,6 +8612,7 @@
     </w:tblStylePr>
     <w:tblStylePr w:type="nwCell">
       <w:rPr>
+        <w:rFonts w:eastAsia="黑体"/>
         <w:color w:themeColor="background1" w:val="FFFFFF"/>
       </w:rPr>
       <w:tblPr/>
@@ -8279,6 +8637,7 @@
       <w:spacing w:after="0" w:line="240" w:lineRule="auto"/>
     </w:pPr>
     <w:rPr>
+      <w:rFonts w:eastAsia="黑体"/>
       <w:color w:themeColor="text1" w:val="000000"/>
     </w:rPr>
     <w:tblPr>
@@ -8298,7 +8657,7 @@
     </w:tblPr>
     <w:tblStylePr w:type="firstRow">
       <w:rPr>
-        <w:rFonts w:asciiTheme="majorHAnsi" w:cstheme="majorBidi" w:eastAsiaTheme="majorEastAsia" w:hAnsiTheme="majorHAnsi"/>
+        <w:rFonts w:asciiTheme="majorHAnsi" w:cstheme="majorBidi" w:hAnsiTheme="majorHAnsi" w:eastAsia="黑体"/>
       </w:rPr>
       <w:tblPr/>
       <w:tcPr>
@@ -8310,6 +8669,7 @@
     </w:tblStylePr>
     <w:tblStylePr w:type="lastRow">
       <w:rPr>
+        <w:rFonts w:eastAsia="黑体"/>
         <w:b/>
         <w:bCs/>
         <w:color w:themeColor="text2" w:val="1F497D"/>
@@ -8324,12 +8684,14 @@
     </w:tblStylePr>
     <w:tblStylePr w:type="firstCol">
       <w:rPr>
+        <w:rFonts w:eastAsia="黑体"/>
         <w:b/>
         <w:bCs/>
       </w:rPr>
     </w:tblStylePr>
     <w:tblStylePr w:type="lastCol">
       <w:rPr>
+        <w:rFonts w:eastAsia="黑体"/>
         <w:b/>
         <w:bCs/>
       </w:rPr>
@@ -8363,6 +8725,7 @@
       <w:spacing w:after="0" w:line="240" w:lineRule="auto"/>
     </w:pPr>
     <w:rPr>
+      <w:rFonts w:eastAsia="黑体"/>
       <w:color w:themeColor="text1" w:val="000000"/>
     </w:rPr>
     <w:tblPr>
@@ -8382,7 +8745,7 @@
     </w:tblPr>
     <w:tblStylePr w:type="firstRow">
       <w:rPr>
-        <w:rFonts w:asciiTheme="majorHAnsi" w:cstheme="majorBidi" w:eastAsiaTheme="majorEastAsia" w:hAnsiTheme="majorHAnsi"/>
+        <w:rFonts w:asciiTheme="majorHAnsi" w:cstheme="majorBidi" w:hAnsiTheme="majorHAnsi" w:eastAsia="黑体"/>
       </w:rPr>
       <w:tblPr/>
       <w:tcPr>
@@ -8394,6 +8757,7 @@
     </w:tblStylePr>
     <w:tblStylePr w:type="lastRow">
       <w:rPr>
+        <w:rFonts w:eastAsia="黑体"/>
         <w:b/>
         <w:bCs/>
         <w:color w:themeColor="text2" w:val="1F497D"/>
@@ -8408,12 +8772,14 @@
     </w:tblStylePr>
     <w:tblStylePr w:type="firstCol">
       <w:rPr>
+        <w:rFonts w:eastAsia="黑体"/>
         <w:b/>
         <w:bCs/>
       </w:rPr>
     </w:tblStylePr>
     <w:tblStylePr w:type="lastCol">
       <w:rPr>
+        <w:rFonts w:eastAsia="黑体"/>
         <w:b/>
         <w:bCs/>
       </w:rPr>
@@ -8447,6 +8813,7 @@
       <w:spacing w:after="0" w:line="240" w:lineRule="auto"/>
     </w:pPr>
     <w:rPr>
+      <w:rFonts w:eastAsia="黑体"/>
       <w:color w:themeColor="text1" w:val="000000"/>
     </w:rPr>
     <w:tblPr>
@@ -8466,7 +8833,7 @@
     </w:tblPr>
     <w:tblStylePr w:type="firstRow">
       <w:rPr>
-        <w:rFonts w:asciiTheme="majorHAnsi" w:cstheme="majorBidi" w:eastAsiaTheme="majorEastAsia" w:hAnsiTheme="majorHAnsi"/>
+        <w:rFonts w:asciiTheme="majorHAnsi" w:cstheme="majorBidi" w:hAnsiTheme="majorHAnsi" w:eastAsia="黑体"/>
       </w:rPr>
       <w:tblPr/>
       <w:tcPr>
@@ -8478,6 +8845,7 @@
     </w:tblStylePr>
     <w:tblStylePr w:type="lastRow">
       <w:rPr>
+        <w:rFonts w:eastAsia="黑体"/>
         <w:b/>
         <w:bCs/>
         <w:color w:themeColor="text2" w:val="1F497D"/>
@@ -8492,12 +8860,14 @@
     </w:tblStylePr>
     <w:tblStylePr w:type="firstCol">
       <w:rPr>
+        <w:rFonts w:eastAsia="黑体"/>
         <w:b/>
         <w:bCs/>
       </w:rPr>
     </w:tblStylePr>
     <w:tblStylePr w:type="lastCol">
       <w:rPr>
+        <w:rFonts w:eastAsia="黑体"/>
         <w:b/>
         <w:bCs/>
       </w:rPr>
@@ -8531,6 +8901,7 @@
       <w:spacing w:after="0" w:line="240" w:lineRule="auto"/>
     </w:pPr>
     <w:rPr>
+      <w:rFonts w:eastAsia="黑体"/>
       <w:color w:themeColor="text1" w:val="000000"/>
     </w:rPr>
     <w:tblPr>
@@ -8550,7 +8921,7 @@
     </w:tblPr>
     <w:tblStylePr w:type="firstRow">
       <w:rPr>
-        <w:rFonts w:asciiTheme="majorHAnsi" w:cstheme="majorBidi" w:eastAsiaTheme="majorEastAsia" w:hAnsiTheme="majorHAnsi"/>
+        <w:rFonts w:asciiTheme="majorHAnsi" w:cstheme="majorBidi" w:hAnsiTheme="majorHAnsi" w:eastAsia="黑体"/>
       </w:rPr>
       <w:tblPr/>
       <w:tcPr>
@@ -8562,6 +8933,7 @@
     </w:tblStylePr>
     <w:tblStylePr w:type="lastRow">
       <w:rPr>
+        <w:rFonts w:eastAsia="黑体"/>
         <w:b/>
         <w:bCs/>
         <w:color w:themeColor="text2" w:val="1F497D"/>
@@ -8576,12 +8948,14 @@
     </w:tblStylePr>
     <w:tblStylePr w:type="firstCol">
       <w:rPr>
+        <w:rFonts w:eastAsia="黑体"/>
         <w:b/>
         <w:bCs/>
       </w:rPr>
     </w:tblStylePr>
     <w:tblStylePr w:type="lastCol">
       <w:rPr>
+        <w:rFonts w:eastAsia="黑体"/>
         <w:b/>
         <w:bCs/>
       </w:rPr>
@@ -8615,6 +8989,7 @@
       <w:spacing w:after="0" w:line="240" w:lineRule="auto"/>
     </w:pPr>
     <w:rPr>
+      <w:rFonts w:eastAsia="黑体"/>
       <w:color w:themeColor="text1" w:val="000000"/>
     </w:rPr>
     <w:tblPr>
@@ -8634,7 +9009,7 @@
     </w:tblPr>
     <w:tblStylePr w:type="firstRow">
       <w:rPr>
-        <w:rFonts w:asciiTheme="majorHAnsi" w:cstheme="majorBidi" w:eastAsiaTheme="majorEastAsia" w:hAnsiTheme="majorHAnsi"/>
+        <w:rFonts w:asciiTheme="majorHAnsi" w:cstheme="majorBidi" w:hAnsiTheme="majorHAnsi" w:eastAsia="黑体"/>
       </w:rPr>
       <w:tblPr/>
       <w:tcPr>
@@ -8646,6 +9021,7 @@
     </w:tblStylePr>
     <w:tblStylePr w:type="lastRow">
       <w:rPr>
+        <w:rFonts w:eastAsia="黑体"/>
         <w:b/>
         <w:bCs/>
         <w:color w:themeColor="text2" w:val="1F497D"/>
@@ -8660,12 +9036,14 @@
     </w:tblStylePr>
     <w:tblStylePr w:type="firstCol">
       <w:rPr>
+        <w:rFonts w:eastAsia="黑体"/>
         <w:b/>
         <w:bCs/>
       </w:rPr>
     </w:tblStylePr>
     <w:tblStylePr w:type="lastCol">
       <w:rPr>
+        <w:rFonts w:eastAsia="黑体"/>
         <w:b/>
         <w:bCs/>
       </w:rPr>
@@ -8699,6 +9077,7 @@
       <w:spacing w:after="0" w:line="240" w:lineRule="auto"/>
     </w:pPr>
     <w:rPr>
+      <w:rFonts w:eastAsia="黑体"/>
       <w:color w:themeColor="text1" w:val="000000"/>
     </w:rPr>
     <w:tblPr>
@@ -8718,7 +9097,7 @@
     </w:tblPr>
     <w:tblStylePr w:type="firstRow">
       <w:rPr>
-        <w:rFonts w:asciiTheme="majorHAnsi" w:cstheme="majorBidi" w:eastAsiaTheme="majorEastAsia" w:hAnsiTheme="majorHAnsi"/>
+        <w:rFonts w:asciiTheme="majorHAnsi" w:cstheme="majorBidi" w:hAnsiTheme="majorHAnsi" w:eastAsia="黑体"/>
       </w:rPr>
       <w:tblPr/>
       <w:tcPr>
@@ -8730,6 +9109,7 @@
     </w:tblStylePr>
     <w:tblStylePr w:type="lastRow">
       <w:rPr>
+        <w:rFonts w:eastAsia="黑体"/>
         <w:b/>
         <w:bCs/>
         <w:color w:themeColor="text2" w:val="1F497D"/>
@@ -8744,12 +9124,14 @@
     </w:tblStylePr>
     <w:tblStylePr w:type="firstCol">
       <w:rPr>
+        <w:rFonts w:eastAsia="黑体"/>
         <w:b/>
         <w:bCs/>
       </w:rPr>
     </w:tblStylePr>
     <w:tblStylePr w:type="lastCol">
       <w:rPr>
+        <w:rFonts w:eastAsia="黑体"/>
         <w:b/>
         <w:bCs/>
       </w:rPr>
@@ -8783,6 +9165,7 @@
       <w:spacing w:after="0" w:line="240" w:lineRule="auto"/>
     </w:pPr>
     <w:rPr>
+      <w:rFonts w:eastAsia="黑体"/>
       <w:color w:themeColor="text1" w:val="000000"/>
     </w:rPr>
     <w:tblPr>
@@ -8802,7 +9185,7 @@
     </w:tblPr>
     <w:tblStylePr w:type="firstRow">
       <w:rPr>
-        <w:rFonts w:asciiTheme="majorHAnsi" w:cstheme="majorBidi" w:eastAsiaTheme="majorEastAsia" w:hAnsiTheme="majorHAnsi"/>
+        <w:rFonts w:asciiTheme="majorHAnsi" w:cstheme="majorBidi" w:hAnsiTheme="majorHAnsi" w:eastAsia="黑体"/>
       </w:rPr>
       <w:tblPr/>
       <w:tcPr>
@@ -8814,6 +9197,7 @@
     </w:tblStylePr>
     <w:tblStylePr w:type="lastRow">
       <w:rPr>
+        <w:rFonts w:eastAsia="黑体"/>
         <w:b/>
         <w:bCs/>
         <w:color w:themeColor="text2" w:val="1F497D"/>
@@ -8828,12 +9212,14 @@
     </w:tblStylePr>
     <w:tblStylePr w:type="firstCol">
       <w:rPr>
+        <w:rFonts w:eastAsia="黑体"/>
         <w:b/>
         <w:bCs/>
       </w:rPr>
     </w:tblStylePr>
     <w:tblStylePr w:type="lastCol">
       <w:rPr>
+        <w:rFonts w:eastAsia="黑体"/>
         <w:b/>
         <w:bCs/>
       </w:rPr>
@@ -8867,7 +9253,7 @@
       <w:spacing w:after="0" w:line="240" w:lineRule="auto"/>
     </w:pPr>
     <w:rPr>
-      <w:rFonts w:asciiTheme="majorHAnsi" w:cstheme="majorBidi" w:eastAsiaTheme="majorEastAsia" w:hAnsiTheme="majorHAnsi"/>
+      <w:rFonts w:asciiTheme="majorHAnsi" w:cstheme="majorBidi" w:hAnsiTheme="majorHAnsi" w:eastAsia="黑体"/>
       <w:color w:themeColor="text1" w:val="000000"/>
     </w:rPr>
     <w:tblPr>
@@ -8889,6 +9275,7 @@
     </w:tblPr>
     <w:tblStylePr w:type="firstRow">
       <w:rPr>
+        <w:rFonts w:eastAsia="黑体"/>
         <w:sz w:val="24"/>
         <w:szCs w:val="24"/>
       </w:rPr>
@@ -8995,7 +9382,7 @@
       <w:spacing w:after="0" w:line="240" w:lineRule="auto"/>
     </w:pPr>
     <w:rPr>
-      <w:rFonts w:asciiTheme="majorHAnsi" w:cstheme="majorBidi" w:eastAsiaTheme="majorEastAsia" w:hAnsiTheme="majorHAnsi"/>
+      <w:rFonts w:asciiTheme="majorHAnsi" w:cstheme="majorBidi" w:hAnsiTheme="majorHAnsi" w:eastAsia="黑体"/>
       <w:color w:themeColor="text1" w:val="000000"/>
     </w:rPr>
     <w:tblPr>
@@ -9017,6 +9404,7 @@
     </w:tblPr>
     <w:tblStylePr w:type="firstRow">
       <w:rPr>
+        <w:rFonts w:eastAsia="黑体"/>
         <w:sz w:val="24"/>
         <w:szCs w:val="24"/>
       </w:rPr>
@@ -9123,7 +9511,7 @@
       <w:spacing w:after="0" w:line="240" w:lineRule="auto"/>
     </w:pPr>
     <w:rPr>
-      <w:rFonts w:asciiTheme="majorHAnsi" w:cstheme="majorBidi" w:eastAsiaTheme="majorEastAsia" w:hAnsiTheme="majorHAnsi"/>
+      <w:rFonts w:asciiTheme="majorHAnsi" w:cstheme="majorBidi" w:hAnsiTheme="majorHAnsi" w:eastAsia="黑体"/>
       <w:color w:themeColor="text1" w:val="000000"/>
     </w:rPr>
     <w:tblPr>
@@ -9145,6 +9533,7 @@
     </w:tblPr>
     <w:tblStylePr w:type="firstRow">
       <w:rPr>
+        <w:rFonts w:eastAsia="黑体"/>
         <w:sz w:val="24"/>
         <w:szCs w:val="24"/>
       </w:rPr>
@@ -9251,7 +9640,7 @@
       <w:spacing w:after="0" w:line="240" w:lineRule="auto"/>
     </w:pPr>
     <w:rPr>
-      <w:rFonts w:asciiTheme="majorHAnsi" w:cstheme="majorBidi" w:eastAsiaTheme="majorEastAsia" w:hAnsiTheme="majorHAnsi"/>
+      <w:rFonts w:asciiTheme="majorHAnsi" w:cstheme="majorBidi" w:hAnsiTheme="majorHAnsi" w:eastAsia="黑体"/>
       <w:color w:themeColor="text1" w:val="000000"/>
     </w:rPr>
     <w:tblPr>
@@ -9273,6 +9662,7 @@
     </w:tblPr>
     <w:tblStylePr w:type="firstRow">
       <w:rPr>
+        <w:rFonts w:eastAsia="黑体"/>
         <w:sz w:val="24"/>
         <w:szCs w:val="24"/>
       </w:rPr>
@@ -9379,7 +9769,7 @@
       <w:spacing w:after="0" w:line="240" w:lineRule="auto"/>
     </w:pPr>
     <w:rPr>
-      <w:rFonts w:asciiTheme="majorHAnsi" w:cstheme="majorBidi" w:eastAsiaTheme="majorEastAsia" w:hAnsiTheme="majorHAnsi"/>
+      <w:rFonts w:asciiTheme="majorHAnsi" w:cstheme="majorBidi" w:hAnsiTheme="majorHAnsi" w:eastAsia="黑体"/>
       <w:color w:themeColor="text1" w:val="000000"/>
     </w:rPr>
     <w:tblPr>
@@ -9401,6 +9791,7 @@
     </w:tblPr>
     <w:tblStylePr w:type="firstRow">
       <w:rPr>
+        <w:rFonts w:eastAsia="黑体"/>
         <w:sz w:val="24"/>
         <w:szCs w:val="24"/>
       </w:rPr>
@@ -9507,7 +9898,7 @@
       <w:spacing w:after="0" w:line="240" w:lineRule="auto"/>
     </w:pPr>
     <w:rPr>
-      <w:rFonts w:asciiTheme="majorHAnsi" w:cstheme="majorBidi" w:eastAsiaTheme="majorEastAsia" w:hAnsiTheme="majorHAnsi"/>
+      <w:rFonts w:asciiTheme="majorHAnsi" w:cstheme="majorBidi" w:hAnsiTheme="majorHAnsi" w:eastAsia="黑体"/>
       <w:color w:themeColor="text1" w:val="000000"/>
     </w:rPr>
     <w:tblPr>
@@ -9529,6 +9920,7 @@
     </w:tblPr>
     <w:tblStylePr w:type="firstRow">
       <w:rPr>
+        <w:rFonts w:eastAsia="黑体"/>
         <w:sz w:val="24"/>
         <w:szCs w:val="24"/>
       </w:rPr>
@@ -9635,7 +10027,7 @@
       <w:spacing w:after="0" w:line="240" w:lineRule="auto"/>
     </w:pPr>
     <w:rPr>
-      <w:rFonts w:asciiTheme="majorHAnsi" w:cstheme="majorBidi" w:eastAsiaTheme="majorEastAsia" w:hAnsiTheme="majorHAnsi"/>
+      <w:rFonts w:asciiTheme="majorHAnsi" w:cstheme="majorBidi" w:hAnsiTheme="majorHAnsi" w:eastAsia="黑体"/>
       <w:color w:themeColor="text1" w:val="000000"/>
     </w:rPr>
     <w:tblPr>
@@ -9657,6 +10049,7 @@
     </w:tblPr>
     <w:tblStylePr w:type="firstRow">
       <w:rPr>
+        <w:rFonts w:eastAsia="黑体"/>
         <w:sz w:val="24"/>
         <w:szCs w:val="24"/>
       </w:rPr>
@@ -9786,12 +10179,14 @@
     </w:tcPr>
     <w:tblStylePr w:type="firstRow">
       <w:rPr>
+        <w:rFonts w:eastAsia="黑体"/>
         <w:b/>
         <w:bCs/>
       </w:rPr>
     </w:tblStylePr>
     <w:tblStylePr w:type="lastRow">
       <w:rPr>
+        <w:rFonts w:eastAsia="黑体"/>
         <w:b/>
         <w:bCs/>
       </w:rPr>
@@ -9804,12 +10199,14 @@
     </w:tblStylePr>
     <w:tblStylePr w:type="firstCol">
       <w:rPr>
+        <w:rFonts w:eastAsia="黑体"/>
         <w:b/>
         <w:bCs/>
       </w:rPr>
     </w:tblStylePr>
     <w:tblStylePr w:type="lastCol">
       <w:rPr>
+        <w:rFonts w:eastAsia="黑体"/>
         <w:b/>
         <w:bCs/>
       </w:rPr>
@@ -9859,12 +10256,14 @@
     </w:tcPr>
     <w:tblStylePr w:type="firstRow">
       <w:rPr>
+        <w:rFonts w:eastAsia="黑体"/>
         <w:b/>
         <w:bCs/>
       </w:rPr>
     </w:tblStylePr>
     <w:tblStylePr w:type="lastRow">
       <w:rPr>
+        <w:rFonts w:eastAsia="黑体"/>
         <w:b/>
         <w:bCs/>
       </w:rPr>
@@ -9877,12 +10276,14 @@
     </w:tblStylePr>
     <w:tblStylePr w:type="firstCol">
       <w:rPr>
+        <w:rFonts w:eastAsia="黑体"/>
         <w:b/>
         <w:bCs/>
       </w:rPr>
     </w:tblStylePr>
     <w:tblStylePr w:type="lastCol">
       <w:rPr>
+        <w:rFonts w:eastAsia="黑体"/>
         <w:b/>
         <w:bCs/>
       </w:rPr>
@@ -9932,12 +10333,14 @@
     </w:tcPr>
     <w:tblStylePr w:type="firstRow">
       <w:rPr>
+        <w:rFonts w:eastAsia="黑体"/>
         <w:b/>
         <w:bCs/>
       </w:rPr>
     </w:tblStylePr>
     <w:tblStylePr w:type="lastRow">
       <w:rPr>
+        <w:rFonts w:eastAsia="黑体"/>
         <w:b/>
         <w:bCs/>
       </w:rPr>
@@ -9950,12 +10353,14 @@
     </w:tblStylePr>
     <w:tblStylePr w:type="firstCol">
       <w:rPr>
+        <w:rFonts w:eastAsia="黑体"/>
         <w:b/>
         <w:bCs/>
       </w:rPr>
     </w:tblStylePr>
     <w:tblStylePr w:type="lastCol">
       <w:rPr>
+        <w:rFonts w:eastAsia="黑体"/>
         <w:b/>
         <w:bCs/>
       </w:rPr>
@@ -10005,12 +10410,14 @@
     </w:tcPr>
     <w:tblStylePr w:type="firstRow">
       <w:rPr>
+        <w:rFonts w:eastAsia="黑体"/>
         <w:b/>
         <w:bCs/>
       </w:rPr>
     </w:tblStylePr>
     <w:tblStylePr w:type="lastRow">
       <w:rPr>
+        <w:rFonts w:eastAsia="黑体"/>
         <w:b/>
         <w:bCs/>
       </w:rPr>
@@ -10023,12 +10430,14 @@
     </w:tblStylePr>
     <w:tblStylePr w:type="firstCol">
       <w:rPr>
+        <w:rFonts w:eastAsia="黑体"/>
         <w:b/>
         <w:bCs/>
       </w:rPr>
     </w:tblStylePr>
     <w:tblStylePr w:type="lastCol">
       <w:rPr>
+        <w:rFonts w:eastAsia="黑体"/>
         <w:b/>
         <w:bCs/>
       </w:rPr>
@@ -10078,12 +10487,14 @@
     </w:tcPr>
     <w:tblStylePr w:type="firstRow">
       <w:rPr>
+        <w:rFonts w:eastAsia="黑体"/>
         <w:b/>
         <w:bCs/>
       </w:rPr>
     </w:tblStylePr>
     <w:tblStylePr w:type="lastRow">
       <w:rPr>
+        <w:rFonts w:eastAsia="黑体"/>
         <w:b/>
         <w:bCs/>
       </w:rPr>
@@ -10096,12 +10507,14 @@
     </w:tblStylePr>
     <w:tblStylePr w:type="firstCol">
       <w:rPr>
+        <w:rFonts w:eastAsia="黑体"/>
         <w:b/>
         <w:bCs/>
       </w:rPr>
     </w:tblStylePr>
     <w:tblStylePr w:type="lastCol">
       <w:rPr>
+        <w:rFonts w:eastAsia="黑体"/>
         <w:b/>
         <w:bCs/>
       </w:rPr>
@@ -10151,12 +10564,14 @@
     </w:tcPr>
     <w:tblStylePr w:type="firstRow">
       <w:rPr>
+        <w:rFonts w:eastAsia="黑体"/>
         <w:b/>
         <w:bCs/>
       </w:rPr>
     </w:tblStylePr>
     <w:tblStylePr w:type="lastRow">
       <w:rPr>
+        <w:rFonts w:eastAsia="黑体"/>
         <w:b/>
         <w:bCs/>
       </w:rPr>
@@ -10169,12 +10584,14 @@
     </w:tblStylePr>
     <w:tblStylePr w:type="firstCol">
       <w:rPr>
+        <w:rFonts w:eastAsia="黑体"/>
         <w:b/>
         <w:bCs/>
       </w:rPr>
     </w:tblStylePr>
     <w:tblStylePr w:type="lastCol">
       <w:rPr>
+        <w:rFonts w:eastAsia="黑体"/>
         <w:b/>
         <w:bCs/>
       </w:rPr>
@@ -10224,12 +10641,14 @@
     </w:tcPr>
     <w:tblStylePr w:type="firstRow">
       <w:rPr>
+        <w:rFonts w:eastAsia="黑体"/>
         <w:b/>
         <w:bCs/>
       </w:rPr>
     </w:tblStylePr>
     <w:tblStylePr w:type="lastRow">
       <w:rPr>
+        <w:rFonts w:eastAsia="黑体"/>
         <w:b/>
         <w:bCs/>
       </w:rPr>
@@ -10242,12 +10661,14 @@
     </w:tblStylePr>
     <w:tblStylePr w:type="firstCol">
       <w:rPr>
+        <w:rFonts w:eastAsia="黑体"/>
         <w:b/>
         <w:bCs/>
       </w:rPr>
     </w:tblStylePr>
     <w:tblStylePr w:type="lastCol">
       <w:rPr>
+        <w:rFonts w:eastAsia="黑体"/>
         <w:b/>
         <w:bCs/>
       </w:rPr>
@@ -10274,7 +10695,7 @@
       <w:spacing w:after="0" w:line="240" w:lineRule="auto"/>
     </w:pPr>
     <w:rPr>
-      <w:rFonts w:asciiTheme="majorHAnsi" w:cstheme="majorBidi" w:eastAsiaTheme="majorEastAsia" w:hAnsiTheme="majorHAnsi"/>
+      <w:rFonts w:asciiTheme="majorHAnsi" w:cstheme="majorBidi" w:hAnsiTheme="majorHAnsi" w:eastAsia="黑体"/>
       <w:color w:themeColor="text1" w:val="000000"/>
     </w:rPr>
     <w:tblPr>
@@ -10301,6 +10722,7 @@
     </w:tcPr>
     <w:tblStylePr w:type="firstRow">
       <w:rPr>
+        <w:rFonts w:eastAsia="黑体"/>
         <w:b/>
         <w:bCs/>
         <w:color w:themeColor="text1" w:val="000000"/>
@@ -10312,6 +10734,7 @@
     </w:tblStylePr>
     <w:tblStylePr w:type="lastRow">
       <w:rPr>
+        <w:rFonts w:eastAsia="黑体"/>
         <w:b/>
         <w:bCs/>
         <w:color w:themeColor="text1" w:val="000000"/>
@@ -10331,6 +10754,7 @@
     </w:tblStylePr>
     <w:tblStylePr w:type="firstCol">
       <w:rPr>
+        <w:rFonts w:eastAsia="黑体"/>
         <w:b/>
         <w:bCs/>
         <w:color w:themeColor="text1" w:val="000000"/>
@@ -10350,6 +10774,7 @@
     </w:tblStylePr>
     <w:tblStylePr w:type="lastCol">
       <w:rPr>
+        <w:rFonts w:eastAsia="黑体"/>
         <w:b w:val="0"/>
         <w:bCs w:val="0"/>
         <w:color w:themeColor="text1" w:val="000000"/>
@@ -10399,7 +10824,7 @@
       <w:spacing w:after="0" w:line="240" w:lineRule="auto"/>
     </w:pPr>
     <w:rPr>
-      <w:rFonts w:asciiTheme="majorHAnsi" w:cstheme="majorBidi" w:eastAsiaTheme="majorEastAsia" w:hAnsiTheme="majorHAnsi"/>
+      <w:rFonts w:asciiTheme="majorHAnsi" w:cstheme="majorBidi" w:hAnsiTheme="majorHAnsi" w:eastAsia="黑体"/>
       <w:color w:themeColor="text1" w:val="000000"/>
     </w:rPr>
     <w:tblPr>
@@ -10426,6 +10851,7 @@
     </w:tcPr>
     <w:tblStylePr w:type="firstRow">
       <w:rPr>
+        <w:rFonts w:eastAsia="黑体"/>
         <w:b/>
         <w:bCs/>
         <w:color w:themeColor="text1" w:val="000000"/>
@@ -10437,6 +10863,7 @@
     </w:tblStylePr>
     <w:tblStylePr w:type="lastRow">
       <w:rPr>
+        <w:rFonts w:eastAsia="黑体"/>
         <w:b/>
         <w:bCs/>
         <w:color w:themeColor="text1" w:val="000000"/>
@@ -10456,6 +10883,7 @@
     </w:tblStylePr>
     <w:tblStylePr w:type="firstCol">
       <w:rPr>
+        <w:rFonts w:eastAsia="黑体"/>
         <w:b/>
         <w:bCs/>
         <w:color w:themeColor="text1" w:val="000000"/>
@@ -10475,6 +10903,7 @@
     </w:tblStylePr>
     <w:tblStylePr w:type="lastCol">
       <w:rPr>
+        <w:rFonts w:eastAsia="黑体"/>
         <w:b w:val="0"/>
         <w:bCs w:val="0"/>
         <w:color w:themeColor="text1" w:val="000000"/>
@@ -10524,7 +10953,7 @@
       <w:spacing w:after="0" w:line="240" w:lineRule="auto"/>
     </w:pPr>
     <w:rPr>
-      <w:rFonts w:asciiTheme="majorHAnsi" w:cstheme="majorBidi" w:eastAsiaTheme="majorEastAsia" w:hAnsiTheme="majorHAnsi"/>
+      <w:rFonts w:asciiTheme="majorHAnsi" w:cstheme="majorBidi" w:hAnsiTheme="majorHAnsi" w:eastAsia="黑体"/>
       <w:color w:themeColor="text1" w:val="000000"/>
     </w:rPr>
     <w:tblPr>
@@ -10551,6 +10980,7 @@
     </w:tcPr>
     <w:tblStylePr w:type="firstRow">
       <w:rPr>
+        <w:rFonts w:eastAsia="黑体"/>
         <w:b/>
         <w:bCs/>
         <w:color w:themeColor="text1" w:val="000000"/>
@@ -10562,6 +10992,7 @@
     </w:tblStylePr>
     <w:tblStylePr w:type="lastRow">
       <w:rPr>
+        <w:rFonts w:eastAsia="黑体"/>
         <w:b/>
         <w:bCs/>
         <w:color w:themeColor="text1" w:val="000000"/>
@@ -10581,6 +11012,7 @@
     </w:tblStylePr>
     <w:tblStylePr w:type="firstCol">
       <w:rPr>
+        <w:rFonts w:eastAsia="黑体"/>
         <w:b/>
         <w:bCs/>
         <w:color w:themeColor="text1" w:val="000000"/>
@@ -10600,6 +11032,7 @@
     </w:tblStylePr>
     <w:tblStylePr w:type="lastCol">
       <w:rPr>
+        <w:rFonts w:eastAsia="黑体"/>
         <w:b w:val="0"/>
         <w:bCs w:val="0"/>
         <w:color w:themeColor="text1" w:val="000000"/>
@@ -10649,7 +11082,7 @@
       <w:spacing w:after="0" w:line="240" w:lineRule="auto"/>
     </w:pPr>
     <w:rPr>
-      <w:rFonts w:asciiTheme="majorHAnsi" w:cstheme="majorBidi" w:eastAsiaTheme="majorEastAsia" w:hAnsiTheme="majorHAnsi"/>
+      <w:rFonts w:asciiTheme="majorHAnsi" w:cstheme="majorBidi" w:hAnsiTheme="majorHAnsi" w:eastAsia="黑体"/>
       <w:color w:themeColor="text1" w:val="000000"/>
     </w:rPr>
     <w:tblPr>
@@ -10676,6 +11109,7 @@
     </w:tcPr>
     <w:tblStylePr w:type="firstRow">
       <w:rPr>
+        <w:rFonts w:eastAsia="黑体"/>
         <w:b/>
         <w:bCs/>
         <w:color w:themeColor="text1" w:val="000000"/>
@@ -10687,6 +11121,7 @@
     </w:tblStylePr>
     <w:tblStylePr w:type="lastRow">
       <w:rPr>
+        <w:rFonts w:eastAsia="黑体"/>
         <w:b/>
         <w:bCs/>
         <w:color w:themeColor="text1" w:val="000000"/>
@@ -10706,6 +11141,7 @@
     </w:tblStylePr>
     <w:tblStylePr w:type="firstCol">
       <w:rPr>
+        <w:rFonts w:eastAsia="黑体"/>
         <w:b/>
         <w:bCs/>
         <w:color w:themeColor="text1" w:val="000000"/>
@@ -10725,6 +11161,7 @@
     </w:tblStylePr>
     <w:tblStylePr w:type="lastCol">
       <w:rPr>
+        <w:rFonts w:eastAsia="黑体"/>
         <w:b w:val="0"/>
         <w:bCs w:val="0"/>
         <w:color w:themeColor="text1" w:val="000000"/>
@@ -10774,7 +11211,7 @@
       <w:spacing w:after="0" w:line="240" w:lineRule="auto"/>
     </w:pPr>
     <w:rPr>
-      <w:rFonts w:asciiTheme="majorHAnsi" w:cstheme="majorBidi" w:eastAsiaTheme="majorEastAsia" w:hAnsiTheme="majorHAnsi"/>
+      <w:rFonts w:asciiTheme="majorHAnsi" w:cstheme="majorBidi" w:hAnsiTheme="majorHAnsi" w:eastAsia="黑体"/>
       <w:color w:themeColor="text1" w:val="000000"/>
     </w:rPr>
     <w:tblPr>
@@ -10801,6 +11238,7 @@
     </w:tcPr>
     <w:tblStylePr w:type="firstRow">
       <w:rPr>
+        <w:rFonts w:eastAsia="黑体"/>
         <w:b/>
         <w:bCs/>
         <w:color w:themeColor="text1" w:val="000000"/>
@@ -10812,6 +11250,7 @@
     </w:tblStylePr>
     <w:tblStylePr w:type="lastRow">
       <w:rPr>
+        <w:rFonts w:eastAsia="黑体"/>
         <w:b/>
         <w:bCs/>
         <w:color w:themeColor="text1" w:val="000000"/>
@@ -10831,6 +11270,7 @@
     </w:tblStylePr>
     <w:tblStylePr w:type="firstCol">
       <w:rPr>
+        <w:rFonts w:eastAsia="黑体"/>
         <w:b/>
         <w:bCs/>
         <w:color w:themeColor="text1" w:val="000000"/>
@@ -10850,6 +11290,7 @@
     </w:tblStylePr>
     <w:tblStylePr w:type="lastCol">
       <w:rPr>
+        <w:rFonts w:eastAsia="黑体"/>
         <w:b w:val="0"/>
         <w:bCs w:val="0"/>
         <w:color w:themeColor="text1" w:val="000000"/>
@@ -10899,7 +11340,7 @@
       <w:spacing w:after="0" w:line="240" w:lineRule="auto"/>
     </w:pPr>
     <w:rPr>
-      <w:rFonts w:asciiTheme="majorHAnsi" w:cstheme="majorBidi" w:eastAsiaTheme="majorEastAsia" w:hAnsiTheme="majorHAnsi"/>
+      <w:rFonts w:asciiTheme="majorHAnsi" w:cstheme="majorBidi" w:hAnsiTheme="majorHAnsi" w:eastAsia="黑体"/>
       <w:color w:themeColor="text1" w:val="000000"/>
     </w:rPr>
     <w:tblPr>
@@ -10926,6 +11367,7 @@
     </w:tcPr>
     <w:tblStylePr w:type="firstRow">
       <w:rPr>
+        <w:rFonts w:eastAsia="黑体"/>
         <w:b/>
         <w:bCs/>
         <w:color w:themeColor="text1" w:val="000000"/>
@@ -10937,6 +11379,7 @@
     </w:tblStylePr>
     <w:tblStylePr w:type="lastRow">
       <w:rPr>
+        <w:rFonts w:eastAsia="黑体"/>
         <w:b/>
         <w:bCs/>
         <w:color w:themeColor="text1" w:val="000000"/>
@@ -10956,6 +11399,7 @@
     </w:tblStylePr>
     <w:tblStylePr w:type="firstCol">
       <w:rPr>
+        <w:rFonts w:eastAsia="黑体"/>
         <w:b/>
         <w:bCs/>
         <w:color w:themeColor="text1" w:val="000000"/>
@@ -10975,6 +11419,7 @@
     </w:tblStylePr>
     <w:tblStylePr w:type="lastCol">
       <w:rPr>
+        <w:rFonts w:eastAsia="黑体"/>
         <w:b w:val="0"/>
         <w:bCs w:val="0"/>
         <w:color w:themeColor="text1" w:val="000000"/>
@@ -11024,7 +11469,7 @@
       <w:spacing w:after="0" w:line="240" w:lineRule="auto"/>
     </w:pPr>
     <w:rPr>
-      <w:rFonts w:asciiTheme="majorHAnsi" w:cstheme="majorBidi" w:eastAsiaTheme="majorEastAsia" w:hAnsiTheme="majorHAnsi"/>
+      <w:rFonts w:asciiTheme="majorHAnsi" w:cstheme="majorBidi" w:hAnsiTheme="majorHAnsi" w:eastAsia="黑体"/>
       <w:color w:themeColor="text1" w:val="000000"/>
     </w:rPr>
     <w:tblPr>
@@ -11051,6 +11496,7 @@
     </w:tcPr>
     <w:tblStylePr w:type="firstRow">
       <w:rPr>
+        <w:rFonts w:eastAsia="黑体"/>
         <w:b/>
         <w:bCs/>
         <w:color w:themeColor="text1" w:val="000000"/>
@@ -11062,6 +11508,7 @@
     </w:tblStylePr>
     <w:tblStylePr w:type="lastRow">
       <w:rPr>
+        <w:rFonts w:eastAsia="黑体"/>
         <w:b/>
         <w:bCs/>
         <w:color w:themeColor="text1" w:val="000000"/>
@@ -11081,6 +11528,7 @@
     </w:tblStylePr>
     <w:tblStylePr w:type="firstCol">
       <w:rPr>
+        <w:rFonts w:eastAsia="黑体"/>
         <w:b/>
         <w:bCs/>
         <w:color w:themeColor="text1" w:val="000000"/>
@@ -11100,6 +11548,7 @@
     </w:tblStylePr>
     <w:tblStylePr w:type="lastCol">
       <w:rPr>
+        <w:rFonts w:eastAsia="黑体"/>
         <w:b w:val="0"/>
         <w:bCs w:val="0"/>
         <w:color w:themeColor="text1" w:val="000000"/>
@@ -11172,6 +11621,7 @@
     </w:tcPr>
     <w:tblStylePr w:type="firstRow">
       <w:rPr>
+        <w:rFonts w:eastAsia="黑体"/>
         <w:b/>
         <w:bCs/>
         <w:i w:val="0"/>
@@ -11193,6 +11643,7 @@
     </w:tblStylePr>
     <w:tblStylePr w:type="lastRow">
       <w:rPr>
+        <w:rFonts w:eastAsia="黑体"/>
         <w:b/>
         <w:bCs/>
         <w:i w:val="0"/>
@@ -11214,6 +11665,7 @@
     </w:tblStylePr>
     <w:tblStylePr w:type="firstCol">
       <w:rPr>
+        <w:rFonts w:eastAsia="黑体"/>
         <w:b/>
         <w:bCs/>
         <w:i w:val="0"/>
@@ -11233,6 +11685,7 @@
     </w:tblStylePr>
     <w:tblStylePr w:type="lastCol">
       <w:rPr>
+        <w:rFonts w:eastAsia="黑体"/>
         <w:b/>
         <w:bCs/>
         <w:i w:val="0"/>
@@ -11313,6 +11766,7 @@
     </w:tcPr>
     <w:tblStylePr w:type="firstRow">
       <w:rPr>
+        <w:rFonts w:eastAsia="黑体"/>
         <w:b/>
         <w:bCs/>
         <w:i w:val="0"/>
@@ -11334,6 +11788,7 @@
     </w:tblStylePr>
     <w:tblStylePr w:type="lastRow">
       <w:rPr>
+        <w:rFonts w:eastAsia="黑体"/>
         <w:b/>
         <w:bCs/>
         <w:i w:val="0"/>
@@ -11355,6 +11810,7 @@
     </w:tblStylePr>
     <w:tblStylePr w:type="firstCol">
       <w:rPr>
+        <w:rFonts w:eastAsia="黑体"/>
         <w:b/>
         <w:bCs/>
         <w:i w:val="0"/>
@@ -11374,6 +11830,7 @@
     </w:tblStylePr>
     <w:tblStylePr w:type="lastCol">
       <w:rPr>
+        <w:rFonts w:eastAsia="黑体"/>
         <w:b/>
         <w:bCs/>
         <w:i w:val="0"/>
@@ -11454,6 +11911,7 @@
     </w:tcPr>
     <w:tblStylePr w:type="firstRow">
       <w:rPr>
+        <w:rFonts w:eastAsia="黑体"/>
         <w:b/>
         <w:bCs/>
         <w:i w:val="0"/>
@@ -11475,6 +11933,7 @@
     </w:tblStylePr>
     <w:tblStylePr w:type="lastRow">
       <w:rPr>
+        <w:rFonts w:eastAsia="黑体"/>
         <w:b/>
         <w:bCs/>
         <w:i w:val="0"/>
@@ -11496,6 +11955,7 @@
     </w:tblStylePr>
     <w:tblStylePr w:type="firstCol">
       <w:rPr>
+        <w:rFonts w:eastAsia="黑体"/>
         <w:b/>
         <w:bCs/>
         <w:i w:val="0"/>
@@ -11515,6 +11975,7 @@
     </w:tblStylePr>
     <w:tblStylePr w:type="lastCol">
       <w:rPr>
+        <w:rFonts w:eastAsia="黑体"/>
         <w:b/>
         <w:bCs/>
         <w:i w:val="0"/>
@@ -11595,6 +12056,7 @@
     </w:tcPr>
     <w:tblStylePr w:type="firstRow">
       <w:rPr>
+        <w:rFonts w:eastAsia="黑体"/>
         <w:b/>
         <w:bCs/>
         <w:i w:val="0"/>
@@ -11616,6 +12078,7 @@
     </w:tblStylePr>
     <w:tblStylePr w:type="lastRow">
       <w:rPr>
+        <w:rFonts w:eastAsia="黑体"/>
         <w:b/>
         <w:bCs/>
         <w:i w:val="0"/>
@@ -11637,6 +12100,7 @@
     </w:tblStylePr>
     <w:tblStylePr w:type="firstCol">
       <w:rPr>
+        <w:rFonts w:eastAsia="黑体"/>
         <w:b/>
         <w:bCs/>
         <w:i w:val="0"/>
@@ -11656,6 +12120,7 @@
     </w:tblStylePr>
     <w:tblStylePr w:type="lastCol">
       <w:rPr>
+        <w:rFonts w:eastAsia="黑体"/>
         <w:b/>
         <w:bCs/>
         <w:i w:val="0"/>
@@ -11736,6 +12201,7 @@
     </w:tcPr>
     <w:tblStylePr w:type="firstRow">
       <w:rPr>
+        <w:rFonts w:eastAsia="黑体"/>
         <w:b/>
         <w:bCs/>
         <w:i w:val="0"/>
@@ -11757,6 +12223,7 @@
     </w:tblStylePr>
     <w:tblStylePr w:type="lastRow">
       <w:rPr>
+        <w:rFonts w:eastAsia="黑体"/>
         <w:b/>
         <w:bCs/>
         <w:i w:val="0"/>
@@ -11778,6 +12245,7 @@
     </w:tblStylePr>
     <w:tblStylePr w:type="firstCol">
       <w:rPr>
+        <w:rFonts w:eastAsia="黑体"/>
         <w:b/>
         <w:bCs/>
         <w:i w:val="0"/>
@@ -11797,6 +12265,7 @@
     </w:tblStylePr>
     <w:tblStylePr w:type="lastCol">
       <w:rPr>
+        <w:rFonts w:eastAsia="黑体"/>
         <w:b/>
         <w:bCs/>
         <w:i w:val="0"/>
@@ -11877,6 +12346,7 @@
     </w:tcPr>
     <w:tblStylePr w:type="firstRow">
       <w:rPr>
+        <w:rFonts w:eastAsia="黑体"/>
         <w:b/>
         <w:bCs/>
         <w:i w:val="0"/>
@@ -11898,6 +12368,7 @@
     </w:tblStylePr>
     <w:tblStylePr w:type="lastRow">
       <w:rPr>
+        <w:rFonts w:eastAsia="黑体"/>
         <w:b/>
         <w:bCs/>
         <w:i w:val="0"/>
@@ -11919,6 +12390,7 @@
     </w:tblStylePr>
     <w:tblStylePr w:type="firstCol">
       <w:rPr>
+        <w:rFonts w:eastAsia="黑体"/>
         <w:b/>
         <w:bCs/>
         <w:i w:val="0"/>
@@ -11938,6 +12410,7 @@
     </w:tblStylePr>
     <w:tblStylePr w:type="lastCol">
       <w:rPr>
+        <w:rFonts w:eastAsia="黑体"/>
         <w:b/>
         <w:bCs/>
         <w:i w:val="0"/>
@@ -12018,6 +12491,7 @@
     </w:tcPr>
     <w:tblStylePr w:type="firstRow">
       <w:rPr>
+        <w:rFonts w:eastAsia="黑体"/>
         <w:b/>
         <w:bCs/>
         <w:i w:val="0"/>
@@ -12039,6 +12513,7 @@
     </w:tblStylePr>
     <w:tblStylePr w:type="lastRow">
       <w:rPr>
+        <w:rFonts w:eastAsia="黑体"/>
         <w:b/>
         <w:bCs/>
         <w:i w:val="0"/>
@@ -12060,6 +12535,7 @@
     </w:tblStylePr>
     <w:tblStylePr w:type="firstCol">
       <w:rPr>
+        <w:rFonts w:eastAsia="黑体"/>
         <w:b/>
         <w:bCs/>
         <w:i w:val="0"/>
@@ -12079,6 +12555,7 @@
     </w:tblStylePr>
     <w:tblStylePr w:type="lastCol">
       <w:rPr>
+        <w:rFonts w:eastAsia="黑体"/>
         <w:b/>
         <w:bCs/>
         <w:i w:val="0"/>
@@ -12136,6 +12613,7 @@
       <w:spacing w:after="0" w:line="240" w:lineRule="auto"/>
     </w:pPr>
     <w:rPr>
+      <w:rFonts w:eastAsia="黑体"/>
       <w:color w:themeColor="background1" w:val="FFFFFF"/>
     </w:rPr>
     <w:tblPr>
@@ -12154,6 +12632,7 @@
     </w:tcPr>
     <w:tblStylePr w:type="firstRow">
       <w:rPr>
+        <w:rFonts w:eastAsia="黑体"/>
         <w:b/>
         <w:bCs/>
       </w:rPr>
@@ -12250,6 +12729,7 @@
       <w:spacing w:after="0" w:line="240" w:lineRule="auto"/>
     </w:pPr>
     <w:rPr>
+      <w:rFonts w:eastAsia="黑体"/>
       <w:color w:themeColor="background1" w:val="FFFFFF"/>
     </w:rPr>
     <w:tblPr>
@@ -12268,6 +12748,7 @@
     </w:tcPr>
     <w:tblStylePr w:type="firstRow">
       <w:rPr>
+        <w:rFonts w:eastAsia="黑体"/>
         <w:b/>
         <w:bCs/>
       </w:rPr>
@@ -12364,6 +12845,7 @@
       <w:spacing w:after="0" w:line="240" w:lineRule="auto"/>
     </w:pPr>
     <w:rPr>
+      <w:rFonts w:eastAsia="黑体"/>
       <w:color w:themeColor="background1" w:val="FFFFFF"/>
     </w:rPr>
     <w:tblPr>
@@ -12382,6 +12864,7 @@
     </w:tcPr>
     <w:tblStylePr w:type="firstRow">
       <w:rPr>
+        <w:rFonts w:eastAsia="黑体"/>
         <w:b/>
         <w:bCs/>
       </w:rPr>
@@ -12478,6 +12961,7 @@
       <w:spacing w:after="0" w:line="240" w:lineRule="auto"/>
     </w:pPr>
     <w:rPr>
+      <w:rFonts w:eastAsia="黑体"/>
       <w:color w:themeColor="background1" w:val="FFFFFF"/>
     </w:rPr>
     <w:tblPr>
@@ -12496,6 +12980,7 @@
     </w:tcPr>
     <w:tblStylePr w:type="firstRow">
       <w:rPr>
+        <w:rFonts w:eastAsia="黑体"/>
         <w:b/>
         <w:bCs/>
       </w:rPr>
@@ -12592,6 +13077,7 @@
       <w:spacing w:after="0" w:line="240" w:lineRule="auto"/>
     </w:pPr>
     <w:rPr>
+      <w:rFonts w:eastAsia="黑体"/>
       <w:color w:themeColor="background1" w:val="FFFFFF"/>
     </w:rPr>
     <w:tblPr>
@@ -12610,6 +13096,7 @@
     </w:tcPr>
     <w:tblStylePr w:type="firstRow">
       <w:rPr>
+        <w:rFonts w:eastAsia="黑体"/>
         <w:b/>
         <w:bCs/>
       </w:rPr>
@@ -12706,6 +13193,7 @@
       <w:spacing w:after="0" w:line="240" w:lineRule="auto"/>
     </w:pPr>
     <w:rPr>
+      <w:rFonts w:eastAsia="黑体"/>
       <w:color w:themeColor="background1" w:val="FFFFFF"/>
     </w:rPr>
     <w:tblPr>
@@ -12724,6 +13212,7 @@
     </w:tcPr>
     <w:tblStylePr w:type="firstRow">
       <w:rPr>
+        <w:rFonts w:eastAsia="黑体"/>
         <w:b/>
         <w:bCs/>
       </w:rPr>
@@ -12820,6 +13309,7 @@
       <w:spacing w:after="0" w:line="240" w:lineRule="auto"/>
     </w:pPr>
     <w:rPr>
+      <w:rFonts w:eastAsia="黑体"/>
       <w:color w:themeColor="background1" w:val="FFFFFF"/>
     </w:rPr>
     <w:tblPr>
@@ -12838,6 +13328,7 @@
     </w:tcPr>
     <w:tblStylePr w:type="firstRow">
       <w:rPr>
+        <w:rFonts w:eastAsia="黑体"/>
         <w:b/>
         <w:bCs/>
       </w:rPr>
@@ -12934,6 +13425,7 @@
       <w:spacing w:after="0" w:line="240" w:lineRule="auto"/>
     </w:pPr>
     <w:rPr>
+      <w:rFonts w:eastAsia="黑体"/>
       <w:color w:themeColor="text1" w:val="000000"/>
     </w:rPr>
     <w:tblPr>
@@ -12960,6 +13452,7 @@
     </w:tcPr>
     <w:tblStylePr w:type="firstRow">
       <w:rPr>
+        <w:rFonts w:eastAsia="黑体"/>
         <w:b/>
         <w:bCs/>
       </w:rPr>
@@ -12978,6 +13471,7 @@
     </w:tblStylePr>
     <w:tblStylePr w:type="lastRow">
       <w:rPr>
+        <w:rFonts w:eastAsia="黑体"/>
         <w:b/>
         <w:bCs/>
         <w:color w:themeColor="background1" w:val="FFFFFF"/>
@@ -12992,6 +13486,7 @@
     </w:tblStylePr>
     <w:tblStylePr w:type="firstCol">
       <w:rPr>
+        <w:rFonts w:eastAsia="黑体"/>
         <w:color w:themeColor="background1" w:val="FFFFFF"/>
       </w:rPr>
       <w:tblPr/>
@@ -13009,6 +13504,7 @@
     </w:tblStylePr>
     <w:tblStylePr w:type="lastCol">
       <w:rPr>
+        <w:rFonts w:eastAsia="黑体"/>
         <w:color w:themeColor="background1" w:val="FFFFFF"/>
       </w:rPr>
       <w:tblPr/>
@@ -13038,11 +13534,13 @@
     </w:tblStylePr>
     <w:tblStylePr w:type="neCell">
       <w:rPr>
+        <w:rFonts w:eastAsia="黑体"/>
         <w:color w:themeColor="text1" w:val="000000"/>
       </w:rPr>
     </w:tblStylePr>
     <w:tblStylePr w:type="nwCell">
       <w:rPr>
+        <w:rFonts w:eastAsia="黑体"/>
         <w:color w:themeColor="text1" w:val="000000"/>
       </w:rPr>
     </w:tblStylePr>
@@ -13056,6 +13554,7 @@
       <w:spacing w:after="0" w:line="240" w:lineRule="auto"/>
     </w:pPr>
     <w:rPr>
+      <w:rFonts w:eastAsia="黑体"/>
       <w:color w:themeColor="text1" w:val="000000"/>
     </w:rPr>
     <w:tblPr>
@@ -13082,6 +13581,7 @@
     </w:tcPr>
     <w:tblStylePr w:type="firstRow">
       <w:rPr>
+        <w:rFonts w:eastAsia="黑体"/>
         <w:b/>
         <w:bCs/>
       </w:rPr>
@@ -13100,6 +13600,7 @@
     </w:tblStylePr>
     <w:tblStylePr w:type="lastRow">
       <w:rPr>
+        <w:rFonts w:eastAsia="黑体"/>
         <w:b/>
         <w:bCs/>
         <w:color w:themeColor="background1" w:val="FFFFFF"/>
@@ -13114,6 +13615,7 @@
     </w:tblStylePr>
     <w:tblStylePr w:type="firstCol">
       <w:rPr>
+        <w:rFonts w:eastAsia="黑体"/>
         <w:color w:themeColor="background1" w:val="FFFFFF"/>
       </w:rPr>
       <w:tblPr/>
@@ -13131,6 +13633,7 @@
     </w:tblStylePr>
     <w:tblStylePr w:type="lastCol">
       <w:rPr>
+        <w:rFonts w:eastAsia="黑体"/>
         <w:color w:themeColor="background1" w:val="FFFFFF"/>
       </w:rPr>
       <w:tblPr/>
@@ -13160,11 +13663,13 @@
     </w:tblStylePr>
     <w:tblStylePr w:type="neCell">
       <w:rPr>
+        <w:rFonts w:eastAsia="黑体"/>
         <w:color w:themeColor="text1" w:val="000000"/>
       </w:rPr>
     </w:tblStylePr>
     <w:tblStylePr w:type="nwCell">
       <w:rPr>
+        <w:rFonts w:eastAsia="黑体"/>
         <w:color w:themeColor="text1" w:val="000000"/>
       </w:rPr>
     </w:tblStylePr>
@@ -13178,6 +13683,7 @@
       <w:spacing w:after="0" w:line="240" w:lineRule="auto"/>
     </w:pPr>
     <w:rPr>
+      <w:rFonts w:eastAsia="黑体"/>
       <w:color w:themeColor="text1" w:val="000000"/>
     </w:rPr>
     <w:tblPr>
@@ -13204,6 +13710,7 @@
     </w:tcPr>
     <w:tblStylePr w:type="firstRow">
       <w:rPr>
+        <w:rFonts w:eastAsia="黑体"/>
         <w:b/>
         <w:bCs/>
       </w:rPr>
@@ -13222,6 +13729,7 @@
     </w:tblStylePr>
     <w:tblStylePr w:type="lastRow">
       <w:rPr>
+        <w:rFonts w:eastAsia="黑体"/>
         <w:b/>
         <w:bCs/>
         <w:color w:themeColor="background1" w:val="FFFFFF"/>
@@ -13236,6 +13744,7 @@
     </w:tblStylePr>
     <w:tblStylePr w:type="firstCol">
       <w:rPr>
+        <w:rFonts w:eastAsia="黑体"/>
         <w:color w:themeColor="background1" w:val="FFFFFF"/>
       </w:rPr>
       <w:tblPr/>
@@ -13253,6 +13762,7 @@
     </w:tblStylePr>
     <w:tblStylePr w:type="lastCol">
       <w:rPr>
+        <w:rFonts w:eastAsia="黑体"/>
         <w:color w:themeColor="background1" w:val="FFFFFF"/>
       </w:rPr>
       <w:tblPr/>
@@ -13282,11 +13792,13 @@
     </w:tblStylePr>
     <w:tblStylePr w:type="neCell">
       <w:rPr>
+        <w:rFonts w:eastAsia="黑体"/>
         <w:color w:themeColor="text1" w:val="000000"/>
       </w:rPr>
     </w:tblStylePr>
     <w:tblStylePr w:type="nwCell">
       <w:rPr>
+        <w:rFonts w:eastAsia="黑体"/>
         <w:color w:themeColor="text1" w:val="000000"/>
       </w:rPr>
     </w:tblStylePr>
@@ -13300,6 +13812,7 @@
       <w:spacing w:after="0" w:line="240" w:lineRule="auto"/>
     </w:pPr>
     <w:rPr>
+      <w:rFonts w:eastAsia="黑体"/>
       <w:color w:themeColor="text1" w:val="000000"/>
     </w:rPr>
     <w:tblPr>
@@ -13326,6 +13839,7 @@
     </w:tcPr>
     <w:tblStylePr w:type="firstRow">
       <w:rPr>
+        <w:rFonts w:eastAsia="黑体"/>
         <w:b/>
         <w:bCs/>
       </w:rPr>
@@ -13344,6 +13858,7 @@
     </w:tblStylePr>
     <w:tblStylePr w:type="lastRow">
       <w:rPr>
+        <w:rFonts w:eastAsia="黑体"/>
         <w:b/>
         <w:bCs/>
         <w:color w:themeColor="background1" w:val="FFFFFF"/>
@@ -13358,6 +13873,7 @@
     </w:tblStylePr>
     <w:tblStylePr w:type="firstCol">
       <w:rPr>
+        <w:rFonts w:eastAsia="黑体"/>
         <w:color w:themeColor="background1" w:val="FFFFFF"/>
       </w:rPr>
       <w:tblPr/>
@@ -13375,6 +13891,7 @@
     </w:tblStylePr>
     <w:tblStylePr w:type="lastCol">
       <w:rPr>
+        <w:rFonts w:eastAsia="黑体"/>
         <w:color w:themeColor="background1" w:val="FFFFFF"/>
       </w:rPr>
       <w:tblPr/>
@@ -13412,6 +13929,7 @@
       <w:spacing w:after="0" w:line="240" w:lineRule="auto"/>
     </w:pPr>
     <w:rPr>
+      <w:rFonts w:eastAsia="黑体"/>
       <w:color w:themeColor="text1" w:val="000000"/>
     </w:rPr>
     <w:tblPr>
@@ -13438,6 +13956,7 @@
     </w:tcPr>
     <w:tblStylePr w:type="firstRow">
       <w:rPr>
+        <w:rFonts w:eastAsia="黑体"/>
         <w:b/>
         <w:bCs/>
       </w:rPr>
@@ -13456,6 +13975,7 @@
     </w:tblStylePr>
     <w:tblStylePr w:type="lastRow">
       <w:rPr>
+        <w:rFonts w:eastAsia="黑体"/>
         <w:b/>
         <w:bCs/>
         <w:color w:themeColor="background1" w:val="FFFFFF"/>
@@ -13470,6 +13990,7 @@
     </w:tblStylePr>
     <w:tblStylePr w:type="firstCol">
       <w:rPr>
+        <w:rFonts w:eastAsia="黑体"/>
         <w:color w:themeColor="background1" w:val="FFFFFF"/>
       </w:rPr>
       <w:tblPr/>
@@ -13487,6 +14008,7 @@
     </w:tblStylePr>
     <w:tblStylePr w:type="lastCol">
       <w:rPr>
+        <w:rFonts w:eastAsia="黑体"/>
         <w:color w:themeColor="background1" w:val="FFFFFF"/>
       </w:rPr>
       <w:tblPr/>
@@ -13516,11 +14038,13 @@
     </w:tblStylePr>
     <w:tblStylePr w:type="neCell">
       <w:rPr>
+        <w:rFonts w:eastAsia="黑体"/>
         <w:color w:themeColor="text1" w:val="000000"/>
       </w:rPr>
     </w:tblStylePr>
     <w:tblStylePr w:type="nwCell">
       <w:rPr>
+        <w:rFonts w:eastAsia="黑体"/>
         <w:color w:themeColor="text1" w:val="000000"/>
       </w:rPr>
     </w:tblStylePr>
@@ -13534,6 +14058,7 @@
       <w:spacing w:after="0" w:line="240" w:lineRule="auto"/>
     </w:pPr>
     <w:rPr>
+      <w:rFonts w:eastAsia="黑体"/>
       <w:color w:themeColor="text1" w:val="000000"/>
     </w:rPr>
     <w:tblPr>
@@ -13560,6 +14085,7 @@
     </w:tcPr>
     <w:tblStylePr w:type="firstRow">
       <w:rPr>
+        <w:rFonts w:eastAsia="黑体"/>
         <w:b/>
         <w:bCs/>
       </w:rPr>
@@ -13578,6 +14104,7 @@
     </w:tblStylePr>
     <w:tblStylePr w:type="lastRow">
       <w:rPr>
+        <w:rFonts w:eastAsia="黑体"/>
         <w:b/>
         <w:bCs/>
         <w:color w:themeColor="background1" w:val="FFFFFF"/>
@@ -13592,6 +14119,7 @@
     </w:tblStylePr>
     <w:tblStylePr w:type="firstCol">
       <w:rPr>
+        <w:rFonts w:eastAsia="黑体"/>
         <w:color w:themeColor="background1" w:val="FFFFFF"/>
       </w:rPr>
       <w:tblPr/>
@@ -13609,6 +14137,7 @@
     </w:tblStylePr>
     <w:tblStylePr w:type="lastCol">
       <w:rPr>
+        <w:rFonts w:eastAsia="黑体"/>
         <w:color w:themeColor="background1" w:val="FFFFFF"/>
       </w:rPr>
       <w:tblPr/>
@@ -13638,11 +14167,13 @@
     </w:tblStylePr>
     <w:tblStylePr w:type="neCell">
       <w:rPr>
+        <w:rFonts w:eastAsia="黑体"/>
         <w:color w:themeColor="text1" w:val="000000"/>
       </w:rPr>
     </w:tblStylePr>
     <w:tblStylePr w:type="nwCell">
       <w:rPr>
+        <w:rFonts w:eastAsia="黑体"/>
         <w:color w:themeColor="text1" w:val="000000"/>
       </w:rPr>
     </w:tblStylePr>
@@ -13656,6 +14187,7 @@
       <w:spacing w:after="0" w:line="240" w:lineRule="auto"/>
     </w:pPr>
     <w:rPr>
+      <w:rFonts w:eastAsia="黑体"/>
       <w:color w:themeColor="text1" w:val="000000"/>
     </w:rPr>
     <w:tblPr>
@@ -13682,6 +14214,7 @@
     </w:tcPr>
     <w:tblStylePr w:type="firstRow">
       <w:rPr>
+        <w:rFonts w:eastAsia="黑体"/>
         <w:b/>
         <w:bCs/>
       </w:rPr>
@@ -13700,6 +14233,7 @@
     </w:tblStylePr>
     <w:tblStylePr w:type="lastRow">
       <w:rPr>
+        <w:rFonts w:eastAsia="黑体"/>
         <w:b/>
         <w:bCs/>
         <w:color w:themeColor="background1" w:val="FFFFFF"/>
@@ -13714,6 +14248,7 @@
     </w:tblStylePr>
     <w:tblStylePr w:type="firstCol">
       <w:rPr>
+        <w:rFonts w:eastAsia="黑体"/>
         <w:color w:themeColor="background1" w:val="FFFFFF"/>
       </w:rPr>
       <w:tblPr/>
@@ -13731,6 +14266,7 @@
     </w:tblStylePr>
     <w:tblStylePr w:type="lastCol">
       <w:rPr>
+        <w:rFonts w:eastAsia="黑体"/>
         <w:color w:themeColor="background1" w:val="FFFFFF"/>
       </w:rPr>
       <w:tblPr/>
@@ -13760,11 +14296,13 @@
     </w:tblStylePr>
     <w:tblStylePr w:type="neCell">
       <w:rPr>
+        <w:rFonts w:eastAsia="黑体"/>
         <w:color w:themeColor="text1" w:val="000000"/>
       </w:rPr>
     </w:tblStylePr>
     <w:tblStylePr w:type="nwCell">
       <w:rPr>
+        <w:rFonts w:eastAsia="黑体"/>
         <w:color w:themeColor="text1" w:val="000000"/>
       </w:rPr>
     </w:tblStylePr>
@@ -13778,6 +14316,7 @@
       <w:spacing w:after="0" w:line="240" w:lineRule="auto"/>
     </w:pPr>
     <w:rPr>
+      <w:rFonts w:eastAsia="黑体"/>
       <w:color w:themeColor="text1" w:val="000000"/>
     </w:rPr>
     <w:tblPr>
@@ -13796,6 +14335,7 @@
     </w:tcPr>
     <w:tblStylePr w:type="firstRow">
       <w:rPr>
+        <w:rFonts w:eastAsia="黑体"/>
         <w:b/>
         <w:bCs/>
         <w:color w:themeColor="background1" w:val="FFFFFF"/>
@@ -13810,6 +14350,7 @@
     </w:tblStylePr>
     <w:tblStylePr w:type="lastRow">
       <w:rPr>
+        <w:rFonts w:eastAsia="黑体"/>
         <w:b/>
         <w:bCs/>
         <w:color w:themeColor="accent2" w:themeShade="CC" w:val="9E3A38"/>
@@ -13824,12 +14365,14 @@
     </w:tblStylePr>
     <w:tblStylePr w:type="firstCol">
       <w:rPr>
+        <w:rFonts w:eastAsia="黑体"/>
         <w:b/>
         <w:bCs/>
       </w:rPr>
     </w:tblStylePr>
     <w:tblStylePr w:type="lastCol">
       <w:rPr>
+        <w:rFonts w:eastAsia="黑体"/>
         <w:b/>
         <w:bCs/>
       </w:rPr>
@@ -13864,6 +14407,7 @@
       <w:spacing w:after="0" w:line="240" w:lineRule="auto"/>
     </w:pPr>
     <w:rPr>
+      <w:rFonts w:eastAsia="黑体"/>
       <w:color w:themeColor="text1" w:val="000000"/>
     </w:rPr>
     <w:tblPr>
@@ -13882,6 +14426,7 @@
     </w:tcPr>
     <w:tblStylePr w:type="firstRow">
       <w:rPr>
+        <w:rFonts w:eastAsia="黑体"/>
         <w:b/>
         <w:bCs/>
         <w:color w:themeColor="background1" w:val="FFFFFF"/>
@@ -13896,6 +14441,7 @@
     </w:tblStylePr>
     <w:tblStylePr w:type="lastRow">
       <w:rPr>
+        <w:rFonts w:eastAsia="黑体"/>
         <w:b/>
         <w:bCs/>
         <w:color w:themeColor="accent2" w:themeShade="CC" w:val="9E3A38"/>
@@ -13910,12 +14456,14 @@
     </w:tblStylePr>
     <w:tblStylePr w:type="firstCol">
       <w:rPr>
+        <w:rFonts w:eastAsia="黑体"/>
         <w:b/>
         <w:bCs/>
       </w:rPr>
     </w:tblStylePr>
     <w:tblStylePr w:type="lastCol">
       <w:rPr>
+        <w:rFonts w:eastAsia="黑体"/>
         <w:b/>
         <w:bCs/>
       </w:rPr>
@@ -13950,6 +14498,7 @@
       <w:spacing w:after="0" w:line="240" w:lineRule="auto"/>
     </w:pPr>
     <w:rPr>
+      <w:rFonts w:eastAsia="黑体"/>
       <w:color w:themeColor="text1" w:val="000000"/>
     </w:rPr>
     <w:tblPr>
@@ -13968,6 +14517,7 @@
     </w:tcPr>
     <w:tblStylePr w:type="firstRow">
       <w:rPr>
+        <w:rFonts w:eastAsia="黑体"/>
         <w:b/>
         <w:bCs/>
         <w:color w:themeColor="background1" w:val="FFFFFF"/>
@@ -13982,6 +14532,7 @@
     </w:tblStylePr>
     <w:tblStylePr w:type="lastRow">
       <w:rPr>
+        <w:rFonts w:eastAsia="黑体"/>
         <w:b/>
         <w:bCs/>
         <w:color w:themeColor="accent2" w:themeShade="CC" w:val="9E3A38"/>
@@ -13996,12 +14547,14 @@
     </w:tblStylePr>
     <w:tblStylePr w:type="firstCol">
       <w:rPr>
+        <w:rFonts w:eastAsia="黑体"/>
         <w:b/>
         <w:bCs/>
       </w:rPr>
     </w:tblStylePr>
     <w:tblStylePr w:type="lastCol">
       <w:rPr>
+        <w:rFonts w:eastAsia="黑体"/>
         <w:b/>
         <w:bCs/>
       </w:rPr>
@@ -14036,6 +14589,7 @@
       <w:spacing w:after="0" w:line="240" w:lineRule="auto"/>
     </w:pPr>
     <w:rPr>
+      <w:rFonts w:eastAsia="黑体"/>
       <w:color w:themeColor="text1" w:val="000000"/>
     </w:rPr>
     <w:tblPr>
@@ -14054,6 +14608,7 @@
     </w:tcPr>
     <w:tblStylePr w:type="firstRow">
       <w:rPr>
+        <w:rFonts w:eastAsia="黑体"/>
         <w:b/>
         <w:bCs/>
         <w:color w:themeColor="background1" w:val="FFFFFF"/>
@@ -14068,6 +14623,7 @@
     </w:tblStylePr>
     <w:tblStylePr w:type="lastRow">
       <w:rPr>
+        <w:rFonts w:eastAsia="黑体"/>
         <w:b/>
         <w:bCs/>
         <w:color w:themeColor="accent4" w:themeShade="CC" w:val="664E82"/>
@@ -14082,12 +14638,14 @@
     </w:tblStylePr>
     <w:tblStylePr w:type="firstCol">
       <w:rPr>
+        <w:rFonts w:eastAsia="黑体"/>
         <w:b/>
         <w:bCs/>
       </w:rPr>
     </w:tblStylePr>
     <w:tblStylePr w:type="lastCol">
       <w:rPr>
+        <w:rFonts w:eastAsia="黑体"/>
         <w:b/>
         <w:bCs/>
       </w:rPr>
@@ -14122,6 +14680,7 @@
       <w:spacing w:after="0" w:line="240" w:lineRule="auto"/>
     </w:pPr>
     <w:rPr>
+      <w:rFonts w:eastAsia="黑体"/>
       <w:color w:themeColor="text1" w:val="000000"/>
     </w:rPr>
     <w:tblPr>
@@ -14140,6 +14699,7 @@
     </w:tcPr>
     <w:tblStylePr w:type="firstRow">
       <w:rPr>
+        <w:rFonts w:eastAsia="黑体"/>
         <w:b/>
         <w:bCs/>
         <w:color w:themeColor="background1" w:val="FFFFFF"/>
@@ -14154,6 +14714,7 @@
     </w:tblStylePr>
     <w:tblStylePr w:type="lastRow">
       <w:rPr>
+        <w:rFonts w:eastAsia="黑体"/>
         <w:b/>
         <w:bCs/>
         <w:color w:themeColor="accent3" w:themeShade="CC" w:val="7E9C40"/>
@@ -14168,12 +14729,14 @@
     </w:tblStylePr>
     <w:tblStylePr w:type="firstCol">
       <w:rPr>
+        <w:rFonts w:eastAsia="黑体"/>
         <w:b/>
         <w:bCs/>
       </w:rPr>
     </w:tblStylePr>
     <w:tblStylePr w:type="lastCol">
       <w:rPr>
+        <w:rFonts w:eastAsia="黑体"/>
         <w:b/>
         <w:bCs/>
       </w:rPr>
@@ -14208,6 +14771,7 @@
       <w:spacing w:after="0" w:line="240" w:lineRule="auto"/>
     </w:pPr>
     <w:rPr>
+      <w:rFonts w:eastAsia="黑体"/>
       <w:color w:themeColor="text1" w:val="000000"/>
     </w:rPr>
     <w:tblPr>
@@ -14226,6 +14790,7 @@
     </w:tcPr>
     <w:tblStylePr w:type="firstRow">
       <w:rPr>
+        <w:rFonts w:eastAsia="黑体"/>
         <w:b/>
         <w:bCs/>
         <w:color w:themeColor="background1" w:val="FFFFFF"/>
@@ -14240,6 +14805,7 @@
     </w:tblStylePr>
     <w:tblStylePr w:type="lastRow">
       <w:rPr>
+        <w:rFonts w:eastAsia="黑体"/>
         <w:b/>
         <w:bCs/>
         <w:color w:themeColor="accent6" w:themeShade="CC" w:val="F2730A"/>
@@ -14254,12 +14820,14 @@
     </w:tblStylePr>
     <w:tblStylePr w:type="firstCol">
       <w:rPr>
+        <w:rFonts w:eastAsia="黑体"/>
         <w:b/>
         <w:bCs/>
       </w:rPr>
     </w:tblStylePr>
     <w:tblStylePr w:type="lastCol">
       <w:rPr>
+        <w:rFonts w:eastAsia="黑体"/>
         <w:b/>
         <w:bCs/>
       </w:rPr>
@@ -14294,6 +14862,7 @@
       <w:spacing w:after="0" w:line="240" w:lineRule="auto"/>
     </w:pPr>
     <w:rPr>
+      <w:rFonts w:eastAsia="黑体"/>
       <w:color w:themeColor="text1" w:val="000000"/>
     </w:rPr>
     <w:tblPr>
@@ -14312,6 +14881,7 @@
     </w:tcPr>
     <w:tblStylePr w:type="firstRow">
       <w:rPr>
+        <w:rFonts w:eastAsia="黑体"/>
         <w:b/>
         <w:bCs/>
         <w:color w:themeColor="background1" w:val="FFFFFF"/>
@@ -14326,6 +14896,7 @@
     </w:tblStylePr>
     <w:tblStylePr w:type="lastRow">
       <w:rPr>
+        <w:rFonts w:eastAsia="黑体"/>
         <w:b/>
         <w:bCs/>
         <w:color w:themeColor="accent5" w:themeShade="CC" w:val="348DA5"/>
@@ -14340,12 +14911,14 @@
     </w:tblStylePr>
     <w:tblStylePr w:type="firstCol">
       <w:rPr>
+        <w:rFonts w:eastAsia="黑体"/>
         <w:b/>
         <w:bCs/>
       </w:rPr>
     </w:tblStylePr>
     <w:tblStylePr w:type="lastCol">
       <w:rPr>
+        <w:rFonts w:eastAsia="黑体"/>
         <w:b/>
         <w:bCs/>
       </w:rPr>
@@ -14380,6 +14953,7 @@
       <w:spacing w:after="0" w:line="240" w:lineRule="auto"/>
     </w:pPr>
     <w:rPr>
+      <w:rFonts w:eastAsia="黑体"/>
       <w:color w:themeColor="text1" w:val="000000"/>
     </w:rPr>
     <w:tblPr>
@@ -14401,6 +14975,7 @@
     </w:tcPr>
     <w:tblStylePr w:type="firstRow">
       <w:rPr>
+        <w:rFonts w:eastAsia="黑体"/>
         <w:b/>
         <w:bCs/>
       </w:rPr>
@@ -14411,6 +14986,7 @@
     </w:tblStylePr>
     <w:tblStylePr w:type="lastRow">
       <w:rPr>
+        <w:rFonts w:eastAsia="黑体"/>
         <w:b/>
         <w:bCs/>
         <w:color w:themeColor="text1" w:val="000000"/>
@@ -14422,6 +14998,7 @@
     </w:tblStylePr>
     <w:tblStylePr w:type="firstCol">
       <w:rPr>
+        <w:rFonts w:eastAsia="黑体"/>
         <w:color w:themeColor="background1" w:val="FFFFFF"/>
       </w:rPr>
       <w:tblPr/>
@@ -14431,6 +15008,7 @@
     </w:tblStylePr>
     <w:tblStylePr w:type="lastCol">
       <w:rPr>
+        <w:rFonts w:eastAsia="黑体"/>
         <w:color w:themeColor="background1" w:val="FFFFFF"/>
       </w:rPr>
       <w:tblPr/>
@@ -14460,6 +15038,7 @@
       <w:spacing w:after="0" w:line="240" w:lineRule="auto"/>
     </w:pPr>
     <w:rPr>
+      <w:rFonts w:eastAsia="黑体"/>
       <w:color w:themeColor="text1" w:val="000000"/>
     </w:rPr>
     <w:tblPr>
@@ -14481,6 +15060,7 @@
     </w:tcPr>
     <w:tblStylePr w:type="firstRow">
       <w:rPr>
+        <w:rFonts w:eastAsia="黑体"/>
         <w:b/>
         <w:bCs/>
       </w:rPr>
@@ -14491,6 +15071,7 @@
     </w:tblStylePr>
     <w:tblStylePr w:type="lastRow">
       <w:rPr>
+        <w:rFonts w:eastAsia="黑体"/>
         <w:b/>
         <w:bCs/>
         <w:color w:themeColor="text1" w:val="000000"/>
@@ -14502,6 +15083,7 @@
     </w:tblStylePr>
     <w:tblStylePr w:type="firstCol">
       <w:rPr>
+        <w:rFonts w:eastAsia="黑体"/>
         <w:color w:themeColor="background1" w:val="FFFFFF"/>
       </w:rPr>
       <w:tblPr/>
@@ -14511,6 +15093,7 @@
     </w:tblStylePr>
     <w:tblStylePr w:type="lastCol">
       <w:rPr>
+        <w:rFonts w:eastAsia="黑体"/>
         <w:color w:themeColor="background1" w:val="FFFFFF"/>
       </w:rPr>
       <w:tblPr/>
@@ -14540,6 +15123,7 @@
       <w:spacing w:after="0" w:line="240" w:lineRule="auto"/>
     </w:pPr>
     <w:rPr>
+      <w:rFonts w:eastAsia="黑体"/>
       <w:color w:themeColor="text1" w:val="000000"/>
     </w:rPr>
     <w:tblPr>
@@ -14561,6 +15145,7 @@
     </w:tcPr>
     <w:tblStylePr w:type="firstRow">
       <w:rPr>
+        <w:rFonts w:eastAsia="黑体"/>
         <w:b/>
         <w:bCs/>
       </w:rPr>
@@ -14571,6 +15156,7 @@
     </w:tblStylePr>
     <w:tblStylePr w:type="lastRow">
       <w:rPr>
+        <w:rFonts w:eastAsia="黑体"/>
         <w:b/>
         <w:bCs/>
         <w:color w:themeColor="text1" w:val="000000"/>
@@ -14582,6 +15168,7 @@
     </w:tblStylePr>
     <w:tblStylePr w:type="firstCol">
       <w:rPr>
+        <w:rFonts w:eastAsia="黑体"/>
         <w:color w:themeColor="background1" w:val="FFFFFF"/>
       </w:rPr>
       <w:tblPr/>
@@ -14591,6 +15178,7 @@
     </w:tblStylePr>
     <w:tblStylePr w:type="lastCol">
       <w:rPr>
+        <w:rFonts w:eastAsia="黑体"/>
         <w:color w:themeColor="background1" w:val="FFFFFF"/>
       </w:rPr>
       <w:tblPr/>
@@ -14620,6 +15208,7 @@
       <w:spacing w:after="0" w:line="240" w:lineRule="auto"/>
     </w:pPr>
     <w:rPr>
+      <w:rFonts w:eastAsia="黑体"/>
       <w:color w:themeColor="text1" w:val="000000"/>
     </w:rPr>
     <w:tblPr>
@@ -14641,6 +15230,7 @@
     </w:tcPr>
     <w:tblStylePr w:type="firstRow">
       <w:rPr>
+        <w:rFonts w:eastAsia="黑体"/>
         <w:b/>
         <w:bCs/>
       </w:rPr>
@@ -14651,6 +15241,7 @@
     </w:tblStylePr>
     <w:tblStylePr w:type="lastRow">
       <w:rPr>
+        <w:rFonts w:eastAsia="黑体"/>
         <w:b/>
         <w:bCs/>
         <w:color w:themeColor="text1" w:val="000000"/>
@@ -14662,6 +15253,7 @@
     </w:tblStylePr>
     <w:tblStylePr w:type="firstCol">
       <w:rPr>
+        <w:rFonts w:eastAsia="黑体"/>
         <w:color w:themeColor="background1" w:val="FFFFFF"/>
       </w:rPr>
       <w:tblPr/>
@@ -14671,6 +15263,7 @@
     </w:tblStylePr>
     <w:tblStylePr w:type="lastCol">
       <w:rPr>
+        <w:rFonts w:eastAsia="黑体"/>
         <w:color w:themeColor="background1" w:val="FFFFFF"/>
       </w:rPr>
       <w:tblPr/>
@@ -14700,6 +15293,7 @@
       <w:spacing w:after="0" w:line="240" w:lineRule="auto"/>
     </w:pPr>
     <w:rPr>
+      <w:rFonts w:eastAsia="黑体"/>
       <w:color w:themeColor="text1" w:val="000000"/>
     </w:rPr>
     <w:tblPr>
@@ -14721,6 +15315,7 @@
     </w:tcPr>
     <w:tblStylePr w:type="firstRow">
       <w:rPr>
+        <w:rFonts w:eastAsia="黑体"/>
         <w:b/>
         <w:bCs/>
       </w:rPr>
@@ -14731,6 +15326,7 @@
     </w:tblStylePr>
     <w:tblStylePr w:type="lastRow">
       <w:rPr>
+        <w:rFonts w:eastAsia="黑体"/>
         <w:b/>
         <w:bCs/>
         <w:color w:themeColor="text1" w:val="000000"/>
@@ -14742,6 +15338,7 @@
     </w:tblStylePr>
     <w:tblStylePr w:type="firstCol">
       <w:rPr>
+        <w:rFonts w:eastAsia="黑体"/>
         <w:color w:themeColor="background1" w:val="FFFFFF"/>
       </w:rPr>
       <w:tblPr/>
@@ -14751,6 +15348,7 @@
     </w:tblStylePr>
     <w:tblStylePr w:type="lastCol">
       <w:rPr>
+        <w:rFonts w:eastAsia="黑体"/>
         <w:color w:themeColor="background1" w:val="FFFFFF"/>
       </w:rPr>
       <w:tblPr/>
@@ -14780,6 +15378,7 @@
       <w:spacing w:after="0" w:line="240" w:lineRule="auto"/>
     </w:pPr>
     <w:rPr>
+      <w:rFonts w:eastAsia="黑体"/>
       <w:color w:themeColor="text1" w:val="000000"/>
     </w:rPr>
     <w:tblPr>
@@ -14801,6 +15400,7 @@
     </w:tcPr>
     <w:tblStylePr w:type="firstRow">
       <w:rPr>
+        <w:rFonts w:eastAsia="黑体"/>
         <w:b/>
         <w:bCs/>
       </w:rPr>
@@ -14811,6 +15411,7 @@
     </w:tblStylePr>
     <w:tblStylePr w:type="lastRow">
       <w:rPr>
+        <w:rFonts w:eastAsia="黑体"/>
         <w:b/>
         <w:bCs/>
         <w:color w:themeColor="text1" w:val="000000"/>
@@ -14822,6 +15423,7 @@
     </w:tblStylePr>
     <w:tblStylePr w:type="firstCol">
       <w:rPr>
+        <w:rFonts w:eastAsia="黑体"/>
         <w:color w:themeColor="background1" w:val="FFFFFF"/>
       </w:rPr>
       <w:tblPr/>
@@ -14831,6 +15433,7 @@
     </w:tblStylePr>
     <w:tblStylePr w:type="lastCol">
       <w:rPr>
+        <w:rFonts w:eastAsia="黑体"/>
         <w:color w:themeColor="background1" w:val="FFFFFF"/>
       </w:rPr>
       <w:tblPr/>
@@ -14860,6 +15463,7 @@
       <w:spacing w:after="0" w:line="240" w:lineRule="auto"/>
     </w:pPr>
     <w:rPr>
+      <w:rFonts w:eastAsia="黑体"/>
       <w:color w:themeColor="text1" w:val="000000"/>
     </w:rPr>
     <w:tblPr>
@@ -14881,6 +15485,7 @@
     </w:tcPr>
     <w:tblStylePr w:type="firstRow">
       <w:rPr>
+        <w:rFonts w:eastAsia="黑体"/>
         <w:b/>
         <w:bCs/>
       </w:rPr>
@@ -14891,6 +15496,7 @@
     </w:tblStylePr>
     <w:tblStylePr w:type="lastRow">
       <w:rPr>
+        <w:rFonts w:eastAsia="黑体"/>
         <w:b/>
         <w:bCs/>
         <w:color w:themeColor="text1" w:val="000000"/>
@@ -14902,6 +15508,7 @@
     </w:tblStylePr>
     <w:tblStylePr w:type="firstCol">
       <w:rPr>
+        <w:rFonts w:eastAsia="黑体"/>
         <w:color w:themeColor="background1" w:val="FFFFFF"/>
       </w:rPr>
       <w:tblPr/>
@@ -14911,6 +15518,7 @@
     </w:tblStylePr>
     <w:tblStylePr w:type="lastCol">
       <w:rPr>
+        <w:rFonts w:eastAsia="黑体"/>
         <w:color w:themeColor="background1" w:val="FFFFFF"/>
       </w:rPr>
       <w:tblPr/>
@@ -14943,6 +15551,7 @@
     <w:name w:val="KeywordTok"/>
     <w:basedOn w:val="VerbatimChar"/>
     <w:rPr>
+      <w:rFonts w:eastAsia="黑体"/>
       <w:b/>
       <w:color w:val="007020"/>
     </w:rPr>
@@ -14951,6 +15560,7 @@
     <w:name w:val="DataTypeTok"/>
     <w:basedOn w:val="VerbatimChar"/>
     <w:rPr>
+      <w:rFonts w:eastAsia="黑体"/>
       <w:color w:val="902000"/>
     </w:rPr>
   </w:style>
@@ -14958,6 +15568,7 @@
     <w:name w:val="DecValTok"/>
     <w:basedOn w:val="VerbatimChar"/>
     <w:rPr>
+      <w:rFonts w:eastAsia="黑体"/>
       <w:color w:val="40a070"/>
     </w:rPr>
   </w:style>
@@ -14965,6 +15576,7 @@
     <w:name w:val="BaseNTok"/>
     <w:basedOn w:val="VerbatimChar"/>
     <w:rPr>
+      <w:rFonts w:eastAsia="黑体"/>
       <w:color w:val="40a070"/>
     </w:rPr>
   </w:style>
@@ -14972,6 +15584,7 @@
     <w:name w:val="FloatTok"/>
     <w:basedOn w:val="VerbatimChar"/>
     <w:rPr>
+      <w:rFonts w:eastAsia="黑体"/>
       <w:color w:val="40a070"/>
     </w:rPr>
   </w:style>
@@ -14979,6 +15592,7 @@
     <w:name w:val="ConstantTok"/>
     <w:basedOn w:val="VerbatimChar"/>
     <w:rPr>
+      <w:rFonts w:eastAsia="黑体"/>
       <w:color w:val="880000"/>
     </w:rPr>
   </w:style>
@@ -14986,6 +15600,7 @@
     <w:name w:val="CharTok"/>
     <w:basedOn w:val="VerbatimChar"/>
     <w:rPr>
+      <w:rFonts w:eastAsia="黑体"/>
       <w:color w:val="4070a0"/>
     </w:rPr>
   </w:style>
@@ -14993,6 +15608,7 @@
     <w:name w:val="SpecialCharTok"/>
     <w:basedOn w:val="VerbatimChar"/>
     <w:rPr>
+      <w:rFonts w:eastAsia="黑体"/>
       <w:color w:val="4070a0"/>
     </w:rPr>
   </w:style>
@@ -15000,6 +15616,7 @@
     <w:name w:val="StringTok"/>
     <w:basedOn w:val="VerbatimChar"/>
     <w:rPr>
+      <w:rFonts w:eastAsia="黑体"/>
       <w:color w:val="4070a0"/>
     </w:rPr>
   </w:style>
@@ -15007,6 +15624,7 @@
     <w:name w:val="VerbatimStringTok"/>
     <w:basedOn w:val="VerbatimChar"/>
     <w:rPr>
+      <w:rFonts w:eastAsia="黑体"/>
       <w:color w:val="4070a0"/>
     </w:rPr>
   </w:style>
@@ -15014,6 +15632,7 @@
     <w:name w:val="SpecialStringTok"/>
     <w:basedOn w:val="VerbatimChar"/>
     <w:rPr>
+      <w:rFonts w:eastAsia="黑体"/>
       <w:color w:val="bb6688"/>
     </w:rPr>
   </w:style>
@@ -15021,6 +15640,7 @@
     <w:name w:val="ImportTok"/>
     <w:basedOn w:val="VerbatimChar"/>
     <w:rPr>
+      <w:rFonts w:eastAsia="黑体"/>
       <w:b/>
       <w:color w:val="008000"/>
     </w:rPr>
@@ -15029,6 +15649,7 @@
     <w:name w:val="CommentTok"/>
     <w:basedOn w:val="VerbatimChar"/>
     <w:rPr>
+      <w:rFonts w:eastAsia="黑体"/>
       <w:i/>
       <w:color w:val="60a0b0"/>
     </w:rPr>
@@ -15037,6 +15658,7 @@
     <w:name w:val="DocumentationTok"/>
     <w:basedOn w:val="VerbatimChar"/>
     <w:rPr>
+      <w:rFonts w:eastAsia="黑体"/>
       <w:i/>
       <w:color w:val="ba2121"/>
     </w:rPr>
@@ -15045,6 +15667,7 @@
     <w:name w:val="AnnotationTok"/>
     <w:basedOn w:val="VerbatimChar"/>
     <w:rPr>
+      <w:rFonts w:eastAsia="黑体"/>
       <w:b/>
       <w:i/>
       <w:color w:val="60a0b0"/>
@@ -15054,6 +15677,7 @@
     <w:name w:val="CommentVarTok"/>
     <w:basedOn w:val="VerbatimChar"/>
     <w:rPr>
+      <w:rFonts w:eastAsia="黑体"/>
       <w:b/>
       <w:i/>
       <w:color w:val="60a0b0"/>
@@ -15063,6 +15687,7 @@
     <w:name w:val="OtherTok"/>
     <w:basedOn w:val="VerbatimChar"/>
     <w:rPr>
+      <w:rFonts w:eastAsia="黑体"/>
       <w:color w:val="007020"/>
     </w:rPr>
   </w:style>
@@ -15070,6 +15695,7 @@
     <w:name w:val="FunctionTok"/>
     <w:basedOn w:val="VerbatimChar"/>
     <w:rPr>
+      <w:rFonts w:eastAsia="黑体"/>
       <w:color w:val="06287e"/>
     </w:rPr>
   </w:style>
@@ -15077,6 +15703,7 @@
     <w:name w:val="VariableTok"/>
     <w:basedOn w:val="VerbatimChar"/>
     <w:rPr>
+      <w:rFonts w:eastAsia="黑体"/>
       <w:color w:val="19177c"/>
     </w:rPr>
   </w:style>
@@ -15084,6 +15711,7 @@
     <w:name w:val="ControlFlowTok"/>
     <w:basedOn w:val="VerbatimChar"/>
     <w:rPr>
+      <w:rFonts w:eastAsia="黑体"/>
       <w:b/>
       <w:color w:val="007020"/>
     </w:rPr>
@@ -15092,6 +15720,7 @@
     <w:name w:val="OperatorTok"/>
     <w:basedOn w:val="VerbatimChar"/>
     <w:rPr>
+      <w:rFonts w:eastAsia="黑体"/>
       <w:color w:val="666666"/>
     </w:rPr>
   </w:style>
@@ -15099,18 +15728,22 @@
     <w:name w:val="BuiltInTok"/>
     <w:basedOn w:val="VerbatimChar"/>
     <w:rPr>
+      <w:rFonts w:eastAsia="黑体"/>
       <w:color w:val="008000"/>
     </w:rPr>
   </w:style>
   <w:style w:type="character" w:customStyle="1" w:styleId="ExtensionTok">
     <w:name w:val="ExtensionTok"/>
     <w:basedOn w:val="VerbatimChar"/>
-    <w:rPr/>
+    <w:rPr>
+      <w:rFonts w:eastAsia="黑体"/>
+    </w:rPr>
   </w:style>
   <w:style w:type="character" w:customStyle="1" w:styleId="PreprocessorTok">
     <w:name w:val="PreprocessorTok"/>
     <w:basedOn w:val="VerbatimChar"/>
     <w:rPr>
+      <w:rFonts w:eastAsia="黑体"/>
       <w:color w:val="bc7a00"/>
     </w:rPr>
   </w:style>
@@ -15118,18 +15751,22 @@
     <w:name w:val="AttributeTok"/>
     <w:basedOn w:val="VerbatimChar"/>
     <w:rPr>
+      <w:rFonts w:eastAsia="黑体"/>
       <w:color w:val="7d9029"/>
     </w:rPr>
   </w:style>
   <w:style w:type="character" w:customStyle="1" w:styleId="RegionMarkerTok">
     <w:name w:val="RegionMarkerTok"/>
     <w:basedOn w:val="VerbatimChar"/>
-    <w:rPr/>
+    <w:rPr>
+      <w:rFonts w:eastAsia="黑体"/>
+    </w:rPr>
   </w:style>
   <w:style w:type="character" w:customStyle="1" w:styleId="InformationTok">
     <w:name w:val="InformationTok"/>
     <w:basedOn w:val="VerbatimChar"/>
     <w:rPr>
+      <w:rFonts w:eastAsia="黑体"/>
       <w:b/>
       <w:i/>
       <w:color w:val="60a0b0"/>
@@ -15139,6 +15776,7 @@
     <w:name w:val="WarningTok"/>
     <w:basedOn w:val="VerbatimChar"/>
     <w:rPr>
+      <w:rFonts w:eastAsia="黑体"/>
       <w:b/>
       <w:i/>
       <w:color w:val="60a0b0"/>
@@ -15148,6 +15786,7 @@
     <w:name w:val="AlertTok"/>
     <w:basedOn w:val="VerbatimChar"/>
     <w:rPr>
+      <w:rFonts w:eastAsia="黑体"/>
       <w:b/>
       <w:color w:val="ff0000"/>
     </w:rPr>
@@ -15156,6 +15795,7 @@
     <w:name w:val="ErrorTok"/>
     <w:basedOn w:val="VerbatimChar"/>
     <w:rPr>
+      <w:rFonts w:eastAsia="黑体"/>
       <w:b/>
       <w:color w:val="ff0000"/>
     </w:rPr>
@@ -15163,7 +15803,9 @@
   <w:style w:type="character" w:customStyle="1" w:styleId="NormalTok">
     <w:name w:val="NormalTok"/>
     <w:basedOn w:val="VerbatimChar"/>
-    <w:rPr/>
+    <w:rPr>
+      <w:rFonts w:eastAsia="黑体"/>
+    </w:rPr>
   </w:style>
 </w:styles>
 </file>
@@ -15212,12 +15854,12 @@
     <a:fontScheme name="Office">
       <a:majorFont>
         <a:latin typeface="Calibri"/>
-        <a:ea typeface=""/>
+        <a:ea typeface="黑体"/>
         <a:cs typeface=""/>
         <a:font script="Jpan" typeface="ＭＳ ゴシック"/>
         <a:font script="Hang" typeface="맑은 고딕"/>
-        <a:font script="Hans" typeface="宋体"/>
-        <a:font script="Hant" typeface="新細明體"/>
+        <a:font script="Hans" typeface="黑体"/>
+        <a:font script="Hant" typeface="黑体"/>
         <a:font script="Arab" typeface="Times New Roman"/>
         <a:font script="Hebr" typeface="Times New Roman"/>
         <a:font script="Thai" typeface="Angsana New"/>
@@ -15247,12 +15889,12 @@
       </a:majorFont>
       <a:minorFont>
         <a:latin typeface="Cambria"/>
-        <a:ea typeface=""/>
+        <a:ea typeface="黑体"/>
         <a:cs typeface=""/>
         <a:font script="Jpan" typeface="ＭＳ 明朝"/>
         <a:font script="Hang" typeface="맑은 고딕"/>
-        <a:font script="Hans" typeface="宋体"/>
-        <a:font script="Hant" typeface="新細明體"/>
+        <a:font script="Hans" typeface="黑体"/>
+        <a:font script="Hant" typeface="黑体"/>
         <a:font script="Arab" typeface="Arial"/>
         <a:font script="Hebr" typeface="Arial"/>
         <a:font script="Thai" typeface="Cordia New"/>

--- a/02-放大电路/01-运算放大电路/减法放大电路/减法放大电路.docx
+++ b/02-放大电路/01-运算放大电路/减法放大电路/减法放大电路.docx
@@ -2783,7 +2783,7 @@
           <w:color w:val="555555"/>
           <w:sz w:val="21"/>
         </w:rPr>
-        <w:t>材料收集者：杜文杰，WX手机：19519196569，QQ:3478827729</w:t>
+        <w:t>材料收集者：杜文杰，微信/手机：19519196569，QQ:3478827729</w:t>
       </w:r>
     </w:p>
     <w:sectPr>
